--- a/docs/Вступительное-слово.docx
+++ b/docs/Вступительное-слово.docx
@@ -7,563 +7,12 @@
         <w:shd w:val="clear" w:color="auto" w:fill="FFFFFF"/>
         <w:spacing w:after="0" w:line="240" w:lineRule="auto"/>
         <w:rPr>
-          <w:rFonts w:ascii="Arial" w:hAnsi="Arial" w:cs="Arial"/>
-          <w:sz w:val="18"/>
-          <w:szCs w:val="18"/>
-          <w:lang w:val="ru-RU"/>
-        </w:rPr>
-      </w:pPr>
-      <w:r>
-        <w:rPr>
-          <w:rFonts w:ascii="Arial" w:eastAsia="Times New Roman" w:hAnsi="Arial" w:cs="Arial"/>
-          <w:kern w:val="0"/>
-          <w:sz w:val="18"/>
-          <w:szCs w:val="18"/>
-          <w:lang w:val="ru-RU"/>
-          <w14:ligatures w14:val="none"/>
-        </w:rPr>
-        <w:t>В данном проекте</w:t>
-      </w:r>
-      <w:r>
-        <w:rPr>
-          <w:rFonts w:ascii="Arial" w:eastAsia="Times New Roman" w:hAnsi="Arial" w:cs="Arial"/>
-          <w:kern w:val="0"/>
-          <w:sz w:val="18"/>
-          <w:szCs w:val="18"/>
-          <w:lang w:val="ru-RU"/>
-          <w14:ligatures w14:val="none"/>
-        </w:rPr>
-        <w:t xml:space="preserve"> </w:t>
-      </w:r>
-      <w:r>
-        <w:rPr>
-          <w:rFonts w:ascii="Arial" w:eastAsia="Times New Roman" w:hAnsi="Arial" w:cs="Arial"/>
-          <w:kern w:val="0"/>
-          <w:sz w:val="18"/>
-          <w:szCs w:val="18"/>
-          <w:lang w:val="ru-RU"/>
-          <w14:ligatures w14:val="none"/>
-        </w:rPr>
-        <w:t>“</w:t>
-      </w:r>
-      <w:r>
-        <w:rPr>
-          <w:rFonts w:ascii="Arial" w:eastAsia="Times New Roman" w:hAnsi="Arial" w:cs="Arial"/>
-          <w:kern w:val="0"/>
-          <w:sz w:val="18"/>
-          <w:szCs w:val="18"/>
-          <w:lang w:val="ru-RU"/>
-          <w14:ligatures w14:val="none"/>
-        </w:rPr>
-        <w:t>Ж</w:t>
-      </w:r>
-      <w:r>
-        <w:rPr>
-          <w:rFonts w:ascii="Arial" w:eastAsia="Times New Roman" w:hAnsi="Arial" w:cs="Arial"/>
-          <w:kern w:val="0"/>
-          <w:sz w:val="18"/>
-          <w:szCs w:val="18"/>
-          <w:lang w:val="ru-RU"/>
-          <w14:ligatures w14:val="none"/>
-        </w:rPr>
-        <w:t>енское лицо расстрелов“</w:t>
-      </w:r>
-      <w:r>
-        <w:rPr>
-          <w:rFonts w:ascii="Arial" w:eastAsia="Times New Roman" w:hAnsi="Arial" w:cs="Arial"/>
-          <w:kern w:val="0"/>
-          <w:sz w:val="18"/>
-          <w:szCs w:val="18"/>
-          <w:lang w:val="ru-RU"/>
-          <w14:ligatures w14:val="none"/>
-        </w:rPr>
-        <w:t xml:space="preserve">, </w:t>
-      </w:r>
-      <w:r>
-        <w:rPr>
-          <w:rFonts w:ascii="Arial" w:eastAsia="Times New Roman" w:hAnsi="Arial" w:cs="Arial"/>
-          <w:kern w:val="0"/>
-          <w:sz w:val="18"/>
-          <w:szCs w:val="18"/>
-          <w:lang w:val="ru-RU"/>
-          <w14:ligatures w14:val="none"/>
-        </w:rPr>
-        <w:t>“У расстрелов женск</w:t>
-      </w:r>
-      <w:r>
-        <w:rPr>
-          <w:rFonts w:ascii="Arial" w:eastAsia="Times New Roman" w:hAnsi="Arial" w:cs="Arial"/>
-          <w:kern w:val="0"/>
-          <w:sz w:val="18"/>
-          <w:szCs w:val="18"/>
-          <w:lang w:val="ru-RU"/>
-          <w14:ligatures w14:val="none"/>
-        </w:rPr>
-        <w:t>ие</w:t>
-      </w:r>
-      <w:r>
-        <w:rPr>
-          <w:rFonts w:ascii="Arial" w:eastAsia="Times New Roman" w:hAnsi="Arial" w:cs="Arial"/>
-          <w:kern w:val="0"/>
-          <w:sz w:val="18"/>
-          <w:szCs w:val="18"/>
-          <w:lang w:val="ru-RU"/>
-          <w14:ligatures w14:val="none"/>
-        </w:rPr>
-        <w:t xml:space="preserve"> лиц</w:t>
-      </w:r>
-      <w:r>
-        <w:rPr>
-          <w:rFonts w:ascii="Arial" w:eastAsia="Times New Roman" w:hAnsi="Arial" w:cs="Arial"/>
-          <w:kern w:val="0"/>
-          <w:sz w:val="18"/>
-          <w:szCs w:val="18"/>
-          <w:lang w:val="ru-RU"/>
-          <w14:ligatures w14:val="none"/>
-        </w:rPr>
-        <w:t>а</w:t>
-      </w:r>
-      <w:r>
-        <w:rPr>
-          <w:rFonts w:ascii="Arial" w:eastAsia="Times New Roman" w:hAnsi="Arial" w:cs="Arial"/>
-          <w:kern w:val="0"/>
-          <w:sz w:val="18"/>
-          <w:szCs w:val="18"/>
-          <w:lang w:val="ru-RU"/>
-          <w14:ligatures w14:val="none"/>
-        </w:rPr>
-        <w:t>“</w:t>
-      </w:r>
-      <w:r>
-        <w:rPr>
-          <w:rFonts w:ascii="Arial" w:eastAsia="Times New Roman" w:hAnsi="Arial" w:cs="Arial"/>
-          <w:kern w:val="0"/>
-          <w:sz w:val="18"/>
-          <w:szCs w:val="18"/>
-          <w:lang w:val="ru-RU"/>
-          <w14:ligatures w14:val="none"/>
-        </w:rPr>
-        <w:t xml:space="preserve"> собраны анкетные данные из формуляров более 1</w:t>
-      </w:r>
-      <w:r>
-        <w:rPr>
-          <w:rFonts w:ascii="Arial" w:eastAsia="Times New Roman" w:hAnsi="Arial" w:cs="Arial"/>
-          <w:kern w:val="0"/>
-          <w:sz w:val="18"/>
-          <w:szCs w:val="18"/>
-          <w:lang w:val="ru-RU"/>
-          <w14:ligatures w14:val="none"/>
-        </w:rPr>
-        <w:t>6</w:t>
-      </w:r>
-      <w:r>
-        <w:rPr>
-          <w:rFonts w:ascii="Arial" w:eastAsia="Times New Roman" w:hAnsi="Arial" w:cs="Arial"/>
-          <w:kern w:val="0"/>
-          <w:sz w:val="18"/>
-          <w:szCs w:val="18"/>
-          <w:lang w:val="ru-RU"/>
-          <w14:ligatures w14:val="none"/>
-        </w:rPr>
-        <w:t xml:space="preserve"> тысяч</w:t>
-      </w:r>
-      <w:r>
-        <w:rPr>
-          <w:rFonts w:ascii="Arial" w:eastAsia="Times New Roman" w:hAnsi="Arial" w:cs="Arial"/>
-          <w:kern w:val="0"/>
-          <w:sz w:val="18"/>
-          <w:szCs w:val="18"/>
-          <w:lang w:val="ru-RU"/>
-          <w14:ligatures w14:val="none"/>
-        </w:rPr>
-        <w:t xml:space="preserve"> </w:t>
-      </w:r>
-      <w:r>
-        <w:rPr>
-          <w:rFonts w:ascii="Arial" w:eastAsia="Times New Roman" w:hAnsi="Arial" w:cs="Arial"/>
-          <w:kern w:val="0"/>
-          <w:sz w:val="18"/>
-          <w:szCs w:val="18"/>
-          <w:lang w:val="ru-RU"/>
-          <w14:ligatures w14:val="none"/>
-        </w:rPr>
-        <w:t>расстрелянных женщин</w:t>
-      </w:r>
-      <w:r>
-        <w:rPr>
-          <w:rFonts w:ascii="Arial" w:eastAsia="Times New Roman" w:hAnsi="Arial" w:cs="Arial"/>
-          <w:kern w:val="0"/>
-          <w:sz w:val="18"/>
-          <w:szCs w:val="18"/>
-          <w:lang w:val="ru-RU"/>
-          <w14:ligatures w14:val="none"/>
-        </w:rPr>
-        <w:t xml:space="preserve">, </w:t>
-      </w:r>
-      <w:r>
-        <w:rPr>
-          <w:rFonts w:ascii="Arial" w:eastAsia="Times New Roman" w:hAnsi="Arial" w:cs="Arial"/>
-          <w:kern w:val="0"/>
-          <w:sz w:val="18"/>
-          <w:szCs w:val="18"/>
-          <w:lang w:val="ru-RU"/>
-          <w14:ligatures w14:val="none"/>
-        </w:rPr>
-        <w:t>рожденных</w:t>
-      </w:r>
-      <w:r>
-        <w:rPr>
-          <w:rFonts w:ascii="Arial" w:eastAsia="Times New Roman" w:hAnsi="Arial" w:cs="Arial"/>
-          <w:kern w:val="0"/>
-          <w:sz w:val="18"/>
-          <w:szCs w:val="18"/>
-          <w:lang w:val="ru-RU"/>
-          <w14:ligatures w14:val="none"/>
-        </w:rPr>
-        <w:t xml:space="preserve"> </w:t>
-      </w:r>
-      <w:r>
-        <w:rPr>
-          <w:rFonts w:ascii="Arial" w:eastAsia="Times New Roman" w:hAnsi="Arial" w:cs="Arial"/>
-          <w:kern w:val="0"/>
-          <w:sz w:val="18"/>
-          <w:szCs w:val="18"/>
-          <w:lang w:val="ru-RU"/>
-          <w14:ligatures w14:val="none"/>
-        </w:rPr>
-        <w:t xml:space="preserve">в </w:t>
-      </w:r>
-      <w:r>
-        <w:rPr>
-          <w:rFonts w:ascii="Arial" w:eastAsia="Times New Roman" w:hAnsi="Arial" w:cs="Arial"/>
-          <w:kern w:val="0"/>
-          <w:sz w:val="18"/>
-          <w:szCs w:val="18"/>
-          <w:lang w:val="ru-RU"/>
-          <w14:ligatures w14:val="none"/>
-        </w:rPr>
-        <w:t>1825–1932</w:t>
-      </w:r>
-      <w:r>
-        <w:rPr>
-          <w:rFonts w:ascii="Arial" w:eastAsia="Times New Roman" w:hAnsi="Arial" w:cs="Arial"/>
-          <w:kern w:val="0"/>
-          <w:sz w:val="18"/>
-          <w:szCs w:val="18"/>
-          <w:lang w:val="ru-RU"/>
-          <w14:ligatures w14:val="none"/>
-        </w:rPr>
-        <w:t xml:space="preserve"> г</w:t>
-      </w:r>
-      <w:r>
-        <w:rPr>
-          <w:rFonts w:ascii="Arial" w:eastAsia="Times New Roman" w:hAnsi="Arial" w:cs="Arial"/>
-          <w:kern w:val="0"/>
-          <w:sz w:val="18"/>
-          <w:szCs w:val="18"/>
-          <w:lang w:val="ru-RU"/>
-          <w14:ligatures w14:val="none"/>
-        </w:rPr>
-        <w:t>одах</w:t>
-      </w:r>
-      <w:r>
-        <w:rPr>
-          <w:rFonts w:ascii="Arial" w:eastAsia="Times New Roman" w:hAnsi="Arial" w:cs="Arial"/>
-          <w:kern w:val="0"/>
-          <w:sz w:val="18"/>
-          <w:szCs w:val="18"/>
-          <w:lang w:val="ru-RU"/>
-          <w14:ligatures w14:val="none"/>
-        </w:rPr>
-        <w:t xml:space="preserve">. </w:t>
-      </w:r>
-      <w:r>
-        <w:rPr>
-          <w:rFonts w:ascii="Arial" w:eastAsia="Times New Roman" w:hAnsi="Arial" w:cs="Arial"/>
-          <w:kern w:val="0"/>
-          <w:sz w:val="18"/>
-          <w:szCs w:val="18"/>
-          <w:lang w:val="ru-RU"/>
-          <w14:ligatures w14:val="none"/>
-        </w:rPr>
-        <w:t>Охва</w:t>
-      </w:r>
-      <w:r>
-        <w:rPr>
-          <w:rFonts w:ascii="Arial" w:eastAsia="Times New Roman" w:hAnsi="Arial" w:cs="Arial"/>
-          <w:kern w:val="0"/>
-          <w:sz w:val="18"/>
-          <w:szCs w:val="18"/>
-          <w:lang w:val="ru-RU"/>
-          <w14:ligatures w14:val="none"/>
-        </w:rPr>
-        <w:t>ч</w:t>
-      </w:r>
-      <w:r>
-        <w:rPr>
-          <w:rFonts w:ascii="Arial" w:eastAsia="Times New Roman" w:hAnsi="Arial" w:cs="Arial"/>
-          <w:kern w:val="0"/>
-          <w:sz w:val="18"/>
-          <w:szCs w:val="18"/>
-          <w:lang w:val="ru-RU"/>
-          <w14:ligatures w14:val="none"/>
-        </w:rPr>
-        <w:t>е</w:t>
-      </w:r>
-      <w:r>
-        <w:rPr>
-          <w:rFonts w:ascii="Arial" w:eastAsia="Times New Roman" w:hAnsi="Arial" w:cs="Arial"/>
-          <w:kern w:val="0"/>
-          <w:sz w:val="18"/>
-          <w:szCs w:val="18"/>
-          <w:lang w:val="ru-RU"/>
-          <w14:ligatures w14:val="none"/>
-        </w:rPr>
-        <w:t>нн</w:t>
-      </w:r>
-      <w:r>
-        <w:rPr>
-          <w:rFonts w:ascii="Arial" w:eastAsia="Times New Roman" w:hAnsi="Arial" w:cs="Arial"/>
-          <w:kern w:val="0"/>
-          <w:sz w:val="18"/>
-          <w:szCs w:val="18"/>
-          <w:lang w:val="ru-RU"/>
-          <w14:ligatures w14:val="none"/>
-        </w:rPr>
-        <w:t xml:space="preserve">ый </w:t>
-      </w:r>
-      <w:r>
-        <w:rPr>
-          <w:rFonts w:ascii="Arial" w:eastAsia="Times New Roman" w:hAnsi="Arial" w:cs="Arial"/>
-          <w:kern w:val="0"/>
-          <w:sz w:val="18"/>
-          <w:szCs w:val="18"/>
-          <w:lang w:val="ru-RU"/>
-          <w14:ligatures w14:val="none"/>
-        </w:rPr>
-        <w:t>период расстрело</w:t>
-      </w:r>
-      <w:r>
-        <w:rPr>
-          <w:rFonts w:ascii="Arial" w:eastAsia="Times New Roman" w:hAnsi="Arial" w:cs="Arial"/>
-          <w:kern w:val="0"/>
-          <w:sz w:val="18"/>
-          <w:szCs w:val="18"/>
-          <w:lang w:val="ru-RU"/>
-          <w14:ligatures w14:val="none"/>
-        </w:rPr>
-        <w:t xml:space="preserve">в </w:t>
-      </w:r>
-      <w:r>
-        <w:rPr>
-          <w:rFonts w:ascii="Arial" w:eastAsia="Times New Roman" w:hAnsi="Arial" w:cs="Arial"/>
-          <w:kern w:val="0"/>
-          <w:sz w:val="18"/>
-          <w:szCs w:val="18"/>
-          <w:lang w:val="ru-RU"/>
-          <w14:ligatures w14:val="none"/>
-        </w:rPr>
-        <w:t xml:space="preserve">1918-1953 годы. </w:t>
-      </w:r>
-      <w:r>
-        <w:rPr>
-          <w:rFonts w:ascii="Arial" w:hAnsi="Arial" w:cs="Arial"/>
-          <w:sz w:val="18"/>
-          <w:szCs w:val="18"/>
-          <w:lang w:val="ru-RU"/>
-        </w:rPr>
-        <w:t>Возрастной разброс:</w:t>
-      </w:r>
-      <w:r>
-        <w:rPr>
-          <w:rFonts w:ascii="Arial" w:hAnsi="Arial" w:cs="Arial"/>
-          <w:sz w:val="18"/>
-          <w:szCs w:val="18"/>
-          <w:lang w:val="ru-RU"/>
-        </w:rPr>
-        <w:t xml:space="preserve"> от </w:t>
-      </w:r>
-      <w:r>
-        <w:rPr>
-          <w:rFonts w:ascii="Arial" w:hAnsi="Arial" w:cs="Arial"/>
-          <w:sz w:val="18"/>
-          <w:szCs w:val="18"/>
-          <w:lang w:val="ru-RU"/>
-        </w:rPr>
-        <w:t>11</w:t>
-      </w:r>
-      <w:r>
-        <w:rPr>
-          <w:rFonts w:ascii="Arial" w:hAnsi="Arial" w:cs="Arial"/>
-          <w:sz w:val="18"/>
-          <w:szCs w:val="18"/>
-          <w:lang w:val="ru-RU"/>
-        </w:rPr>
-        <w:t xml:space="preserve"> до </w:t>
-      </w:r>
-      <w:r>
-        <w:rPr>
-          <w:rFonts w:ascii="Arial" w:hAnsi="Arial" w:cs="Arial"/>
-          <w:sz w:val="18"/>
-          <w:szCs w:val="18"/>
-          <w:lang w:val="ru-RU"/>
-        </w:rPr>
-        <w:t xml:space="preserve">95 лет. </w:t>
-      </w:r>
-      <w:r>
-        <w:rPr>
-          <w:rFonts w:ascii="Arial" w:hAnsi="Arial" w:cs="Arial"/>
-          <w:sz w:val="18"/>
-          <w:szCs w:val="18"/>
-          <w:lang w:val="ru-RU"/>
-        </w:rPr>
-        <w:t xml:space="preserve">Максимальное число казней </w:t>
-      </w:r>
-      <w:r>
-        <w:rPr>
-          <w:rFonts w:ascii="Arial" w:hAnsi="Arial" w:cs="Arial"/>
-          <w:sz w:val="18"/>
-          <w:szCs w:val="18"/>
-          <w:lang w:val="ru-RU"/>
-        </w:rPr>
-        <w:t xml:space="preserve">по большинству списков </w:t>
-      </w:r>
-      <w:r>
-        <w:rPr>
-          <w:rFonts w:ascii="Arial" w:hAnsi="Arial" w:cs="Arial"/>
-          <w:sz w:val="18"/>
-          <w:szCs w:val="18"/>
-          <w:lang w:val="ru-RU"/>
-        </w:rPr>
-        <w:t xml:space="preserve">приходится на </w:t>
-      </w:r>
-      <w:r>
-        <w:rPr>
-          <w:rFonts w:ascii="Arial" w:hAnsi="Arial" w:cs="Arial"/>
-          <w:sz w:val="18"/>
-          <w:szCs w:val="18"/>
-          <w:lang w:val="ru-RU"/>
-        </w:rPr>
-        <w:t>возраст 35-40 лет</w:t>
-      </w:r>
-      <w:r>
-        <w:rPr>
-          <w:rFonts w:ascii="Arial" w:hAnsi="Arial" w:cs="Arial"/>
-          <w:sz w:val="18"/>
-          <w:szCs w:val="18"/>
-          <w:lang w:val="ru-RU"/>
-        </w:rPr>
-        <w:t xml:space="preserve">. </w:t>
-      </w:r>
-      <w:r>
-        <w:rPr>
-          <w:rFonts w:ascii="Arial" w:hAnsi="Arial" w:cs="Arial"/>
-          <w:sz w:val="18"/>
-          <w:szCs w:val="18"/>
-          <w:lang w:val="ru-RU"/>
-        </w:rPr>
-        <w:t>На</w:t>
-      </w:r>
-      <w:r>
-        <w:rPr>
-          <w:rFonts w:ascii="Arial" w:hAnsi="Arial" w:cs="Arial"/>
-          <w:sz w:val="18"/>
-          <w:szCs w:val="18"/>
-          <w:lang w:val="ru-RU"/>
-        </w:rPr>
-        <w:t xml:space="preserve"> годы Большого террора </w:t>
-      </w:r>
-      <w:r>
-        <w:rPr>
-          <w:rFonts w:ascii="Arial" w:hAnsi="Arial" w:cs="Arial"/>
-          <w:sz w:val="18"/>
-          <w:szCs w:val="18"/>
-          <w:lang w:val="ru-RU"/>
-        </w:rPr>
-        <w:t>приходится от</w:t>
-      </w:r>
-      <w:r>
-        <w:rPr>
-          <w:rFonts w:ascii="Arial" w:hAnsi="Arial" w:cs="Arial"/>
-          <w:sz w:val="18"/>
-          <w:szCs w:val="18"/>
-          <w:lang w:val="ru-RU"/>
-        </w:rPr>
-        <w:t xml:space="preserve"> </w:t>
-      </w:r>
-      <w:r>
-        <w:rPr>
-          <w:rFonts w:ascii="Arial" w:hAnsi="Arial" w:cs="Arial"/>
-          <w:sz w:val="18"/>
-          <w:szCs w:val="18"/>
-          <w:lang w:val="ru-RU"/>
-        </w:rPr>
-        <w:t>7</w:t>
-      </w:r>
-      <w:r>
-        <w:rPr>
-          <w:rFonts w:ascii="Arial" w:hAnsi="Arial" w:cs="Arial"/>
-          <w:sz w:val="18"/>
-          <w:szCs w:val="18"/>
-          <w:lang w:val="ru-RU"/>
-        </w:rPr>
-        <w:t>8</w:t>
-      </w:r>
-      <w:r>
-        <w:rPr>
-          <w:rFonts w:ascii="Arial" w:hAnsi="Arial" w:cs="Arial"/>
-          <w:sz w:val="18"/>
-          <w:szCs w:val="18"/>
-          <w:lang w:val="ru-RU"/>
-        </w:rPr>
-        <w:t>%</w:t>
-      </w:r>
-      <w:r>
-        <w:rPr>
-          <w:rFonts w:ascii="Arial" w:hAnsi="Arial" w:cs="Arial"/>
-          <w:sz w:val="18"/>
-          <w:szCs w:val="18"/>
-          <w:lang w:val="ru-RU"/>
-        </w:rPr>
-        <w:t xml:space="preserve"> до </w:t>
-      </w:r>
-      <w:r>
-        <w:rPr>
-          <w:rFonts w:ascii="Arial" w:hAnsi="Arial" w:cs="Arial"/>
-          <w:sz w:val="18"/>
-          <w:szCs w:val="18"/>
-          <w:lang w:val="ru-RU"/>
-        </w:rPr>
-        <w:t>100</w:t>
-      </w:r>
-      <w:r>
-        <w:rPr>
-          <w:rFonts w:ascii="Arial" w:hAnsi="Arial" w:cs="Arial"/>
-          <w:sz w:val="18"/>
-          <w:szCs w:val="18"/>
-          <w:lang w:val="ru-RU"/>
-        </w:rPr>
-        <w:t>% расстрелов</w:t>
-      </w:r>
-      <w:r>
-        <w:rPr>
-          <w:rFonts w:ascii="Arial" w:hAnsi="Arial" w:cs="Arial"/>
-          <w:sz w:val="18"/>
-          <w:szCs w:val="18"/>
-          <w:lang w:val="ru-RU"/>
-        </w:rPr>
-        <w:t>.</w:t>
-      </w:r>
-    </w:p>
-    <w:p>
-      <w:pPr>
-        <w:shd w:val="clear" w:color="auto" w:fill="FFFFFF"/>
-        <w:spacing w:after="0" w:line="240" w:lineRule="auto"/>
-        <w:rPr>
-          <w:rFonts w:ascii="Arial" w:hAnsi="Arial" w:cs="Arial"/>
-          <w:sz w:val="18"/>
-          <w:szCs w:val="18"/>
-          <w:lang w:val="ru-RU"/>
+          <w:rFonts w:ascii="Arial" w:eastAsia="Times New Roman" w:hAnsi="Arial" w:cs="Arial"/>
+          <w:kern w:val="0"/>
+          <w:sz w:val="18"/>
+          <w:szCs w:val="18"/>
+          <w:u w:val="single"/>
+          <w14:ligatures w14:val="none"/>
         </w:rPr>
       </w:pPr>
     </w:p>
@@ -571,421 +20,1099 @@
       <w:pPr>
         <w:shd w:val="clear" w:color="auto" w:fill="FFFFFF"/>
         <w:spacing w:after="0" w:line="240" w:lineRule="auto"/>
-        <w:rPr>
-          <w:rFonts w:ascii="Arial" w:eastAsia="Times New Roman" w:hAnsi="Arial" w:cs="Arial"/>
-          <w:kern w:val="0"/>
-          <w:sz w:val="18"/>
-          <w:szCs w:val="18"/>
+        <w:jc w:val="center"/>
+        <w:rPr>
+          <w:rFonts w:ascii="Arial" w:eastAsia="Times New Roman" w:hAnsi="Arial" w:cs="Arial"/>
+          <w:kern w:val="0"/>
+          <w:sz w:val="18"/>
+          <w:szCs w:val="18"/>
+          <w:u w:val="single"/>
           <w:lang w:val="ru-RU"/>
           <w14:ligatures w14:val="none"/>
         </w:rPr>
       </w:pPr>
-      <w:r>
-        <w:rPr>
-          <w:rFonts w:ascii="Arial" w:eastAsia="Times New Roman" w:hAnsi="Arial" w:cs="Arial"/>
-          <w:kern w:val="0"/>
-          <w:sz w:val="18"/>
-          <w:szCs w:val="18"/>
-          <w:lang w:val="ru-RU"/>
-          <w14:ligatures w14:val="none"/>
-        </w:rPr>
-        <w:t xml:space="preserve">Они </w:t>
-      </w:r>
-      <w:r>
-        <w:rPr>
-          <w:rFonts w:ascii="Arial" w:eastAsia="Times New Roman" w:hAnsi="Arial" w:cs="Arial"/>
-          <w:kern w:val="0"/>
-          <w:sz w:val="18"/>
-          <w:szCs w:val="18"/>
-          <w:lang w:val="ru-RU"/>
-          <w14:ligatures w14:val="none"/>
-        </w:rPr>
-        <w:t>были гражданками</w:t>
-      </w:r>
-      <w:r>
-        <w:rPr>
-          <w:rFonts w:ascii="Arial" w:eastAsia="Times New Roman" w:hAnsi="Arial" w:cs="Arial"/>
-          <w:kern w:val="0"/>
-          <w:sz w:val="18"/>
-          <w:szCs w:val="18"/>
-          <w:lang w:val="ru-RU"/>
-          <w14:ligatures w14:val="none"/>
-        </w:rPr>
-        <w:t xml:space="preserve"> Росси</w:t>
-      </w:r>
-      <w:r>
-        <w:rPr>
-          <w:rFonts w:ascii="Arial" w:eastAsia="Times New Roman" w:hAnsi="Arial" w:cs="Arial"/>
-          <w:kern w:val="0"/>
-          <w:sz w:val="18"/>
-          <w:szCs w:val="18"/>
-          <w:lang w:val="ru-RU"/>
-          <w14:ligatures w14:val="none"/>
-        </w:rPr>
-        <w:t>и</w:t>
-      </w:r>
-      <w:r>
-        <w:rPr>
-          <w:rFonts w:ascii="Arial" w:eastAsia="Times New Roman" w:hAnsi="Arial" w:cs="Arial"/>
-          <w:kern w:val="0"/>
-          <w:sz w:val="18"/>
-          <w:szCs w:val="18"/>
-          <w:lang w:val="ru-RU"/>
-          <w14:ligatures w14:val="none"/>
-        </w:rPr>
-        <w:t xml:space="preserve"> и</w:t>
-      </w:r>
-      <w:r>
-        <w:rPr>
-          <w:rFonts w:ascii="Arial" w:eastAsia="Times New Roman" w:hAnsi="Arial" w:cs="Arial"/>
-          <w:kern w:val="0"/>
-          <w:sz w:val="18"/>
-          <w:szCs w:val="18"/>
-          <w:lang w:val="ru-RU"/>
-          <w14:ligatures w14:val="none"/>
-        </w:rPr>
-        <w:t xml:space="preserve"> СССР</w:t>
-      </w:r>
-      <w:r>
-        <w:rPr>
-          <w:rFonts w:ascii="Arial" w:eastAsia="Times New Roman" w:hAnsi="Arial" w:cs="Arial"/>
-          <w:kern w:val="0"/>
-          <w:sz w:val="18"/>
-          <w:szCs w:val="18"/>
-          <w:lang w:val="ru-RU"/>
-          <w14:ligatures w14:val="none"/>
-        </w:rPr>
-        <w:t xml:space="preserve">, лицами </w:t>
-      </w:r>
-      <w:r>
-        <w:rPr>
-          <w:rFonts w:ascii="Arial" w:eastAsia="Times New Roman" w:hAnsi="Arial" w:cs="Arial"/>
-          <w:kern w:val="0"/>
-          <w:sz w:val="18"/>
-          <w:szCs w:val="18"/>
-          <w:lang w:val="ru-RU"/>
-          <w14:ligatures w14:val="none"/>
-        </w:rPr>
-        <w:t>без гражданства</w:t>
-      </w:r>
-      <w:r>
-        <w:rPr>
-          <w:rFonts w:ascii="Arial" w:eastAsia="Times New Roman" w:hAnsi="Arial" w:cs="Arial"/>
-          <w:kern w:val="0"/>
-          <w:sz w:val="18"/>
-          <w:szCs w:val="18"/>
-          <w:lang w:val="ru-RU"/>
-          <w14:ligatures w14:val="none"/>
-        </w:rPr>
-        <w:t xml:space="preserve">, </w:t>
-      </w:r>
-      <w:r>
-        <w:rPr>
-          <w:rFonts w:ascii="Arial" w:eastAsia="Times New Roman" w:hAnsi="Arial" w:cs="Arial"/>
-          <w:kern w:val="0"/>
-          <w:sz w:val="18"/>
-          <w:szCs w:val="18"/>
-          <w:lang w:val="ru-RU"/>
-          <w14:ligatures w14:val="none"/>
-        </w:rPr>
-        <w:t>иностранк</w:t>
-      </w:r>
-      <w:r>
-        <w:rPr>
-          <w:rFonts w:ascii="Arial" w:eastAsia="Times New Roman" w:hAnsi="Arial" w:cs="Arial"/>
-          <w:kern w:val="0"/>
-          <w:sz w:val="18"/>
-          <w:szCs w:val="18"/>
-          <w:lang w:val="ru-RU"/>
-          <w14:ligatures w14:val="none"/>
-        </w:rPr>
-        <w:t>ами</w:t>
-      </w:r>
-      <w:r>
-        <w:rPr>
-          <w:rFonts w:ascii="Arial" w:eastAsia="Times New Roman" w:hAnsi="Arial" w:cs="Arial"/>
-          <w:kern w:val="0"/>
-          <w:sz w:val="18"/>
-          <w:szCs w:val="18"/>
-          <w:lang w:val="ru-RU"/>
-          <w14:ligatures w14:val="none"/>
-        </w:rPr>
-        <w:t xml:space="preserve">. </w:t>
-      </w:r>
-      <w:r>
-        <w:rPr>
-          <w:rFonts w:ascii="Arial" w:eastAsia="Times New Roman" w:hAnsi="Arial" w:cs="Arial"/>
-          <w:kern w:val="0"/>
-          <w:sz w:val="18"/>
-          <w:szCs w:val="18"/>
-          <w:lang w:val="ru-RU"/>
-          <w14:ligatures w14:val="none"/>
-        </w:rPr>
-        <w:t xml:space="preserve">Они представляют </w:t>
-      </w:r>
-      <w:r>
-        <w:rPr>
-          <w:rFonts w:ascii="Arial" w:eastAsia="Times New Roman" w:hAnsi="Arial" w:cs="Arial"/>
-          <w:kern w:val="0"/>
-          <w:sz w:val="18"/>
-          <w:szCs w:val="18"/>
-          <w:lang w:val="ru-RU"/>
-          <w14:ligatures w14:val="none"/>
-        </w:rPr>
-        <w:t>3</w:t>
-      </w:r>
-      <w:r>
-        <w:rPr>
-          <w:rFonts w:ascii="Arial" w:eastAsia="Times New Roman" w:hAnsi="Arial" w:cs="Arial"/>
-          <w:kern w:val="0"/>
-          <w:sz w:val="18"/>
-          <w:szCs w:val="18"/>
-          <w:lang w:val="ru-RU"/>
-          <w14:ligatures w14:val="none"/>
-        </w:rPr>
-        <w:t>6</w:t>
-      </w:r>
-      <w:r>
-        <w:rPr>
-          <w:rFonts w:ascii="Arial" w:eastAsia="Times New Roman" w:hAnsi="Arial" w:cs="Arial"/>
-          <w:kern w:val="0"/>
-          <w:sz w:val="18"/>
-          <w:szCs w:val="18"/>
-          <w:lang w:val="ru-RU"/>
-          <w14:ligatures w14:val="none"/>
-        </w:rPr>
-        <w:t xml:space="preserve"> национальностей. </w:t>
-      </w:r>
-      <w:r>
-        <w:rPr>
-          <w:rFonts w:ascii="Arial" w:eastAsia="Times New Roman" w:hAnsi="Arial" w:cs="Arial"/>
-          <w:kern w:val="0"/>
-          <w:sz w:val="18"/>
-          <w:szCs w:val="18"/>
-          <w:lang w:val="ru-RU"/>
-          <w14:ligatures w14:val="none"/>
-        </w:rPr>
-        <w:t>Они были</w:t>
-      </w:r>
-      <w:r>
-        <w:rPr>
-          <w:rFonts w:ascii="Arial" w:eastAsia="Times New Roman" w:hAnsi="Arial" w:cs="Arial"/>
-          <w:kern w:val="0"/>
-          <w:sz w:val="18"/>
-          <w:szCs w:val="18"/>
-          <w:lang w:val="ru-RU"/>
-          <w14:ligatures w14:val="none"/>
-        </w:rPr>
-        <w:t xml:space="preserve"> приговорены к расстрелу </w:t>
-      </w:r>
-      <w:r>
-        <w:rPr>
-          <w:rFonts w:ascii="Arial" w:eastAsia="Times New Roman" w:hAnsi="Arial" w:cs="Arial"/>
-          <w:kern w:val="0"/>
-          <w:sz w:val="18"/>
-          <w:szCs w:val="18"/>
-          <w:lang w:val="ru-RU"/>
-          <w14:ligatures w14:val="none"/>
-        </w:rPr>
-        <w:t>российскими</w:t>
-      </w:r>
-      <w:r>
-        <w:rPr>
-          <w:rFonts w:ascii="Arial" w:eastAsia="Times New Roman" w:hAnsi="Arial" w:cs="Arial"/>
-          <w:kern w:val="0"/>
-          <w:sz w:val="18"/>
-          <w:szCs w:val="18"/>
-          <w:lang w:val="ru-RU"/>
-          <w14:ligatures w14:val="none"/>
-        </w:rPr>
-        <w:t>,</w:t>
-      </w:r>
-      <w:r>
-        <w:rPr>
-          <w:rFonts w:ascii="Arial" w:eastAsia="Times New Roman" w:hAnsi="Arial" w:cs="Arial"/>
-          <w:kern w:val="0"/>
-          <w:sz w:val="18"/>
-          <w:szCs w:val="18"/>
-          <w:lang w:val="ru-RU"/>
-          <w14:ligatures w14:val="none"/>
-        </w:rPr>
-        <w:t xml:space="preserve"> советскими</w:t>
-      </w:r>
-      <w:r>
-        <w:rPr>
-          <w:rFonts w:ascii="Arial" w:eastAsia="Times New Roman" w:hAnsi="Arial" w:cs="Arial"/>
-          <w:kern w:val="0"/>
-          <w:sz w:val="18"/>
-          <w:szCs w:val="18"/>
-          <w:lang w:val="ru-RU"/>
-          <w14:ligatures w14:val="none"/>
-        </w:rPr>
-        <w:t xml:space="preserve"> карательными органами, </w:t>
-      </w:r>
-      <w:r>
-        <w:rPr>
-          <w:rFonts w:ascii="Arial" w:eastAsia="Times New Roman" w:hAnsi="Arial" w:cs="Arial"/>
-          <w:kern w:val="0"/>
-          <w:sz w:val="18"/>
-          <w:szCs w:val="18"/>
-          <w:lang w:val="ru-RU"/>
-          <w14:ligatures w14:val="none"/>
-        </w:rPr>
-        <w:t xml:space="preserve">которые официально </w:t>
-      </w:r>
-      <w:r>
-        <w:rPr>
-          <w:rFonts w:ascii="Arial" w:eastAsia="Times New Roman" w:hAnsi="Arial" w:cs="Arial"/>
-          <w:kern w:val="0"/>
-          <w:sz w:val="18"/>
-          <w:szCs w:val="18"/>
-          <w:lang w:val="ru-RU"/>
-          <w14:ligatures w14:val="none"/>
-        </w:rPr>
-        <w:t xml:space="preserve">назывались </w:t>
-      </w:r>
-      <w:r>
-        <w:rPr>
-          <w:rFonts w:ascii="Arial" w:eastAsia="Times New Roman" w:hAnsi="Arial" w:cs="Arial"/>
-          <w:kern w:val="0"/>
-          <w:sz w:val="18"/>
-          <w:szCs w:val="18"/>
-          <w:lang w:val="ru-RU"/>
-          <w14:ligatures w14:val="none"/>
-        </w:rPr>
-        <w:t>орган</w:t>
-      </w:r>
-      <w:r>
-        <w:rPr>
-          <w:rFonts w:ascii="Arial" w:eastAsia="Times New Roman" w:hAnsi="Arial" w:cs="Arial"/>
-          <w:kern w:val="0"/>
-          <w:sz w:val="18"/>
-          <w:szCs w:val="18"/>
-          <w:lang w:val="ru-RU"/>
-          <w14:ligatures w14:val="none"/>
-        </w:rPr>
-        <w:t>ами</w:t>
-      </w:r>
-      <w:r>
-        <w:rPr>
-          <w:rFonts w:ascii="Arial" w:eastAsia="Times New Roman" w:hAnsi="Arial" w:cs="Arial"/>
-          <w:kern w:val="0"/>
-          <w:sz w:val="18"/>
-          <w:szCs w:val="18"/>
-          <w:lang w:val="ru-RU"/>
-          <w14:ligatures w14:val="none"/>
-        </w:rPr>
-        <w:t xml:space="preserve"> </w:t>
-      </w:r>
-      <w:r>
-        <w:rPr>
-          <w:rFonts w:ascii="Arial" w:eastAsia="Times New Roman" w:hAnsi="Arial" w:cs="Arial"/>
-          <w:kern w:val="0"/>
-          <w:sz w:val="18"/>
-          <w:szCs w:val="18"/>
-          <w:lang w:val="ru-RU"/>
-          <w14:ligatures w14:val="none"/>
-        </w:rPr>
-        <w:t>безопасности России</w:t>
-      </w:r>
-      <w:r>
-        <w:rPr>
-          <w:rFonts w:ascii="Arial" w:eastAsia="Times New Roman" w:hAnsi="Arial" w:cs="Arial"/>
-          <w:kern w:val="0"/>
-          <w:sz w:val="18"/>
-          <w:szCs w:val="18"/>
-          <w:lang w:val="ru-RU"/>
-          <w14:ligatures w14:val="none"/>
-        </w:rPr>
-        <w:t xml:space="preserve"> </w:t>
-      </w:r>
-      <w:r>
-        <w:rPr>
-          <w:rFonts w:ascii="Arial" w:eastAsia="Times New Roman" w:hAnsi="Arial" w:cs="Arial"/>
-          <w:kern w:val="0"/>
-          <w:sz w:val="18"/>
-          <w:szCs w:val="18"/>
-          <w:lang w:val="ru-RU"/>
-          <w14:ligatures w14:val="none"/>
-        </w:rPr>
-        <w:t xml:space="preserve">и </w:t>
-      </w:r>
-      <w:r>
-        <w:rPr>
-          <w:rFonts w:ascii="Arial" w:eastAsia="Times New Roman" w:hAnsi="Arial" w:cs="Arial"/>
-          <w:kern w:val="0"/>
-          <w:sz w:val="18"/>
-          <w:szCs w:val="18"/>
-          <w:lang w:val="ru-RU"/>
-          <w14:ligatures w14:val="none"/>
-        </w:rPr>
-        <w:t>Советского Союза</w:t>
-      </w:r>
-      <w:r>
-        <w:rPr>
-          <w:rFonts w:ascii="Arial" w:eastAsia="Times New Roman" w:hAnsi="Arial" w:cs="Arial"/>
-          <w:kern w:val="0"/>
-          <w:sz w:val="18"/>
-          <w:szCs w:val="18"/>
-          <w:lang w:val="ru-RU"/>
-          <w14:ligatures w14:val="none"/>
-        </w:rPr>
-        <w:t xml:space="preserve"> </w:t>
-      </w:r>
-      <w:r>
-        <w:rPr>
-          <w:rFonts w:ascii="Arial" w:eastAsia="Times New Roman" w:hAnsi="Arial" w:cs="Arial"/>
-          <w:kern w:val="0"/>
-          <w:sz w:val="18"/>
-          <w:szCs w:val="18"/>
-          <w:lang w:val="ru-RU"/>
-          <w14:ligatures w14:val="none"/>
-        </w:rPr>
-        <w:t>В</w:t>
-      </w:r>
-      <w:r>
-        <w:rPr>
-          <w:rFonts w:ascii="Arial" w:hAnsi="Arial" w:cs="Arial"/>
-          <w:sz w:val="18"/>
-          <w:szCs w:val="18"/>
-          <w:lang w:val="ru-RU"/>
-        </w:rPr>
-        <w:t>ЧК/ОГПУ/РВТ/РВПТ</w:t>
-      </w:r>
-      <w:r>
-        <w:rPr>
-          <w:rFonts w:ascii="Arial" w:hAnsi="Arial" w:cs="Arial"/>
-          <w:sz w:val="18"/>
-          <w:szCs w:val="18"/>
-          <w:lang w:val="ru-RU"/>
-        </w:rPr>
-        <w:t>/</w:t>
-      </w:r>
-      <w:r>
-        <w:rPr>
-          <w:rFonts w:ascii="Arial" w:hAnsi="Arial" w:cs="Arial"/>
-          <w:sz w:val="18"/>
-          <w:szCs w:val="18"/>
-          <w:lang w:val="ru-RU"/>
-        </w:rPr>
-        <w:t>НКВД/ВТ</w:t>
-      </w:r>
-      <w:r>
-        <w:rPr>
-          <w:rFonts w:ascii="Arial" w:eastAsia="Times New Roman" w:hAnsi="Arial" w:cs="Arial"/>
-          <w:kern w:val="0"/>
-          <w:sz w:val="18"/>
-          <w:szCs w:val="18"/>
-          <w:lang w:val="ru-RU"/>
-          <w14:ligatures w14:val="none"/>
-        </w:rPr>
-        <w:t xml:space="preserve"> с 1918 по 1953 гг. </w:t>
-      </w:r>
     </w:p>
     <w:p>
       <w:pPr>
         <w:shd w:val="clear" w:color="auto" w:fill="FFFFFF"/>
         <w:spacing w:after="0" w:line="240" w:lineRule="auto"/>
+        <w:jc w:val="center"/>
+        <w:rPr>
+          <w:rFonts w:ascii="Arial" w:eastAsia="Times New Roman" w:hAnsi="Arial" w:cs="Arial"/>
+          <w:kern w:val="0"/>
+          <w:sz w:val="18"/>
+          <w:szCs w:val="18"/>
+          <w:u w:val="single"/>
+          <w:lang w:val="ru-RU"/>
+          <w14:ligatures w14:val="none"/>
+        </w:rPr>
+      </w:pPr>
+    </w:p>
+    <w:p>
+      <w:pPr>
+        <w:shd w:val="clear" w:color="auto" w:fill="FFFFFF"/>
+        <w:spacing w:after="0" w:line="240" w:lineRule="auto"/>
+        <w:jc w:val="center"/>
+        <w:rPr>
+          <w:rFonts w:ascii="Arial" w:eastAsia="Times New Roman" w:hAnsi="Arial" w:cs="Arial"/>
+          <w:kern w:val="0"/>
+          <w:sz w:val="18"/>
+          <w:szCs w:val="18"/>
+          <w:u w:val="single"/>
+          <w:lang w:val="ru-RU"/>
+          <w14:ligatures w14:val="none"/>
+        </w:rPr>
+      </w:pPr>
+    </w:p>
+    <w:p>
+      <w:pPr>
+        <w:shd w:val="clear" w:color="auto" w:fill="FFFFFF"/>
+        <w:spacing w:after="0" w:line="240" w:lineRule="auto"/>
+        <w:rPr>
+          <w:rFonts w:ascii="Arial" w:eastAsia="Times New Roman" w:hAnsi="Arial" w:cs="Arial"/>
+          <w:kern w:val="0"/>
+          <w:sz w:val="18"/>
+          <w:szCs w:val="18"/>
+          <w:lang w:val="ru-RU"/>
+          <w14:ligatures w14:val="none"/>
+        </w:rPr>
+      </w:pPr>
+    </w:p>
+    <w:p>
+      <w:pPr>
+        <w:shd w:val="clear" w:color="auto" w:fill="FFFFFF"/>
+        <w:spacing w:after="0" w:line="240" w:lineRule="auto"/>
+        <w:rPr>
+          <w:rFonts w:ascii="Arial" w:hAnsi="Arial" w:cs="Arial"/>
+          <w:sz w:val="18"/>
+          <w:szCs w:val="18"/>
+          <w:lang w:val="ru-RU"/>
+        </w:rPr>
+      </w:pPr>
+      <w:r>
+        <w:rPr>
+          <w:rFonts w:ascii="Arial" w:eastAsia="Times New Roman" w:hAnsi="Arial" w:cs="Arial"/>
+          <w:kern w:val="0"/>
+          <w:sz w:val="18"/>
+          <w:szCs w:val="18"/>
+          <w:lang w:val="ru-RU"/>
+          <w14:ligatures w14:val="none"/>
+        </w:rPr>
+        <w:t>В данном проекте</w:t>
+      </w:r>
+      <w:r>
+        <w:rPr>
+          <w:rFonts w:ascii="Arial" w:eastAsia="Times New Roman" w:hAnsi="Arial" w:cs="Arial"/>
+          <w:kern w:val="0"/>
+          <w:sz w:val="18"/>
+          <w:szCs w:val="18"/>
+          <w:lang w:val="ru-RU"/>
+          <w14:ligatures w14:val="none"/>
+        </w:rPr>
+        <w:t xml:space="preserve"> </w:t>
+      </w:r>
+      <w:r>
+        <w:rPr>
+          <w:rFonts w:ascii="Arial" w:eastAsia="Times New Roman" w:hAnsi="Arial" w:cs="Arial"/>
+          <w:kern w:val="0"/>
+          <w:sz w:val="18"/>
+          <w:szCs w:val="18"/>
+          <w:lang w:val="ru-RU"/>
+          <w14:ligatures w14:val="none"/>
+        </w:rPr>
+        <w:t>«</w:t>
+      </w:r>
+      <w:r>
+        <w:rPr>
+          <w:rFonts w:ascii="Arial" w:eastAsia="Times New Roman" w:hAnsi="Arial" w:cs="Arial"/>
+          <w:kern w:val="0"/>
+          <w:sz w:val="18"/>
+          <w:szCs w:val="18"/>
+          <w:lang w:val="ru-RU"/>
+          <w14:ligatures w14:val="none"/>
+        </w:rPr>
+        <w:t>Ж</w:t>
+      </w:r>
+      <w:r>
+        <w:rPr>
+          <w:rFonts w:ascii="Arial" w:eastAsia="Times New Roman" w:hAnsi="Arial" w:cs="Arial"/>
+          <w:kern w:val="0"/>
+          <w:sz w:val="18"/>
+          <w:szCs w:val="18"/>
+          <w:lang w:val="ru-RU"/>
+          <w14:ligatures w14:val="none"/>
+        </w:rPr>
+        <w:t>енское лицо расстрелов</w:t>
+      </w:r>
+      <w:r>
+        <w:rPr>
+          <w:rFonts w:ascii="Arial" w:eastAsia="Times New Roman" w:hAnsi="Arial" w:cs="Arial"/>
+          <w:kern w:val="0"/>
+          <w:sz w:val="18"/>
+          <w:szCs w:val="18"/>
+          <w:lang w:val="ru-RU"/>
+          <w14:ligatures w14:val="none"/>
+        </w:rPr>
+        <w:t>»</w:t>
+      </w:r>
+      <w:r>
+        <w:rPr>
+          <w:rFonts w:ascii="Arial" w:eastAsia="Times New Roman" w:hAnsi="Arial" w:cs="Arial"/>
+          <w:kern w:val="0"/>
+          <w:sz w:val="18"/>
+          <w:szCs w:val="18"/>
+          <w:lang w:val="ru-RU"/>
+          <w14:ligatures w14:val="none"/>
+        </w:rPr>
+        <w:t xml:space="preserve">, </w:t>
+      </w:r>
+      <w:r>
+        <w:rPr>
+          <w:rFonts w:ascii="Arial" w:eastAsia="Times New Roman" w:hAnsi="Arial" w:cs="Arial"/>
+          <w:kern w:val="0"/>
+          <w:sz w:val="18"/>
+          <w:szCs w:val="18"/>
+          <w:lang w:val="ru-RU"/>
+          <w14:ligatures w14:val="none"/>
+        </w:rPr>
+        <w:t>«</w:t>
+      </w:r>
+      <w:r>
+        <w:rPr>
+          <w:rFonts w:ascii="Arial" w:eastAsia="Times New Roman" w:hAnsi="Arial" w:cs="Arial"/>
+          <w:kern w:val="0"/>
+          <w:sz w:val="18"/>
+          <w:szCs w:val="18"/>
+          <w:lang w:val="ru-RU"/>
+          <w14:ligatures w14:val="none"/>
+        </w:rPr>
+        <w:t>У расстрелов женск</w:t>
+      </w:r>
+      <w:r>
+        <w:rPr>
+          <w:rFonts w:ascii="Arial" w:eastAsia="Times New Roman" w:hAnsi="Arial" w:cs="Arial"/>
+          <w:kern w:val="0"/>
+          <w:sz w:val="18"/>
+          <w:szCs w:val="18"/>
+          <w:lang w:val="ru-RU"/>
+          <w14:ligatures w14:val="none"/>
+        </w:rPr>
+        <w:t>ие</w:t>
+      </w:r>
+      <w:r>
+        <w:rPr>
+          <w:rFonts w:ascii="Arial" w:eastAsia="Times New Roman" w:hAnsi="Arial" w:cs="Arial"/>
+          <w:kern w:val="0"/>
+          <w:sz w:val="18"/>
+          <w:szCs w:val="18"/>
+          <w:lang w:val="ru-RU"/>
+          <w14:ligatures w14:val="none"/>
+        </w:rPr>
+        <w:t xml:space="preserve"> лиц</w:t>
+      </w:r>
+      <w:r>
+        <w:rPr>
+          <w:rFonts w:ascii="Arial" w:eastAsia="Times New Roman" w:hAnsi="Arial" w:cs="Arial"/>
+          <w:kern w:val="0"/>
+          <w:sz w:val="18"/>
+          <w:szCs w:val="18"/>
+          <w:lang w:val="ru-RU"/>
+          <w14:ligatures w14:val="none"/>
+        </w:rPr>
+        <w:t>а</w:t>
+      </w:r>
+      <w:r>
+        <w:rPr>
+          <w:rFonts w:ascii="Arial" w:eastAsia="Times New Roman" w:hAnsi="Arial" w:cs="Arial"/>
+          <w:kern w:val="0"/>
+          <w:sz w:val="18"/>
+          <w:szCs w:val="18"/>
+          <w:lang w:val="ru-RU"/>
+          <w14:ligatures w14:val="none"/>
+        </w:rPr>
+        <w:t>»</w:t>
+      </w:r>
+      <w:r>
+        <w:rPr>
+          <w:rFonts w:ascii="Arial" w:eastAsia="Times New Roman" w:hAnsi="Arial" w:cs="Arial"/>
+          <w:kern w:val="0"/>
+          <w:sz w:val="18"/>
+          <w:szCs w:val="18"/>
+          <w:lang w:val="ru-RU"/>
+          <w14:ligatures w14:val="none"/>
+        </w:rPr>
+        <w:t xml:space="preserve"> собраны анкетные данные из формуляров более 1</w:t>
+      </w:r>
+      <w:r>
+        <w:rPr>
+          <w:rFonts w:ascii="Arial" w:eastAsia="Times New Roman" w:hAnsi="Arial" w:cs="Arial"/>
+          <w:kern w:val="0"/>
+          <w:sz w:val="18"/>
+          <w:szCs w:val="18"/>
+          <w:lang w:val="ru-RU"/>
+          <w14:ligatures w14:val="none"/>
+        </w:rPr>
+        <w:t>6</w:t>
+      </w:r>
+      <w:r>
+        <w:rPr>
+          <w:rFonts w:ascii="Arial" w:eastAsia="Times New Roman" w:hAnsi="Arial" w:cs="Arial"/>
+          <w:kern w:val="0"/>
+          <w:sz w:val="18"/>
+          <w:szCs w:val="18"/>
+          <w:lang w:val="ru-RU"/>
+          <w14:ligatures w14:val="none"/>
+        </w:rPr>
+        <w:t xml:space="preserve"> тысяч</w:t>
+      </w:r>
+      <w:r>
+        <w:rPr>
+          <w:rFonts w:ascii="Arial" w:eastAsia="Times New Roman" w:hAnsi="Arial" w:cs="Arial"/>
+          <w:kern w:val="0"/>
+          <w:sz w:val="18"/>
+          <w:szCs w:val="18"/>
+          <w:lang w:val="ru-RU"/>
+          <w14:ligatures w14:val="none"/>
+        </w:rPr>
+        <w:t xml:space="preserve"> </w:t>
+      </w:r>
+      <w:r>
+        <w:rPr>
+          <w:rFonts w:ascii="Arial" w:eastAsia="Times New Roman" w:hAnsi="Arial" w:cs="Arial"/>
+          <w:kern w:val="0"/>
+          <w:sz w:val="18"/>
+          <w:szCs w:val="18"/>
+          <w:lang w:val="ru-RU"/>
+          <w14:ligatures w14:val="none"/>
+        </w:rPr>
+        <w:t>расстрелянных женщин</w:t>
+      </w:r>
+      <w:r>
+        <w:rPr>
+          <w:rFonts w:ascii="Arial" w:eastAsia="Times New Roman" w:hAnsi="Arial" w:cs="Arial"/>
+          <w:kern w:val="0"/>
+          <w:sz w:val="18"/>
+          <w:szCs w:val="18"/>
+          <w:lang w:val="ru-RU"/>
+          <w14:ligatures w14:val="none"/>
+        </w:rPr>
+        <w:t xml:space="preserve">, </w:t>
+      </w:r>
+      <w:r>
+        <w:rPr>
+          <w:rFonts w:ascii="Arial" w:eastAsia="Times New Roman" w:hAnsi="Arial" w:cs="Arial"/>
+          <w:kern w:val="0"/>
+          <w:sz w:val="18"/>
+          <w:szCs w:val="18"/>
+          <w:lang w:val="ru-RU"/>
+          <w14:ligatures w14:val="none"/>
+        </w:rPr>
+        <w:t>рожденных</w:t>
+      </w:r>
+      <w:r>
+        <w:rPr>
+          <w:rFonts w:ascii="Arial" w:eastAsia="Times New Roman" w:hAnsi="Arial" w:cs="Arial"/>
+          <w:kern w:val="0"/>
+          <w:sz w:val="18"/>
+          <w:szCs w:val="18"/>
+          <w:lang w:val="ru-RU"/>
+          <w14:ligatures w14:val="none"/>
+        </w:rPr>
+        <w:t xml:space="preserve"> </w:t>
+      </w:r>
+      <w:r>
+        <w:rPr>
+          <w:rFonts w:ascii="Arial" w:eastAsia="Times New Roman" w:hAnsi="Arial" w:cs="Arial"/>
+          <w:kern w:val="0"/>
+          <w:sz w:val="18"/>
+          <w:szCs w:val="18"/>
+          <w:lang w:val="ru-RU"/>
+          <w14:ligatures w14:val="none"/>
+        </w:rPr>
+        <w:t xml:space="preserve">в </w:t>
+      </w:r>
+      <w:r>
+        <w:rPr>
+          <w:rFonts w:ascii="Arial" w:eastAsia="Times New Roman" w:hAnsi="Arial" w:cs="Arial"/>
+          <w:kern w:val="0"/>
+          <w:sz w:val="18"/>
+          <w:szCs w:val="18"/>
+          <w:lang w:val="ru-RU"/>
+          <w14:ligatures w14:val="none"/>
+        </w:rPr>
+        <w:t>1825–1932</w:t>
+      </w:r>
+      <w:r>
+        <w:rPr>
+          <w:rFonts w:ascii="Arial" w:eastAsia="Times New Roman" w:hAnsi="Arial" w:cs="Arial"/>
+          <w:kern w:val="0"/>
+          <w:sz w:val="18"/>
+          <w:szCs w:val="18"/>
+          <w:lang w:val="ru-RU"/>
+          <w14:ligatures w14:val="none"/>
+        </w:rPr>
+        <w:t xml:space="preserve"> г</w:t>
+      </w:r>
+      <w:r>
+        <w:rPr>
+          <w:rFonts w:ascii="Arial" w:eastAsia="Times New Roman" w:hAnsi="Arial" w:cs="Arial"/>
+          <w:kern w:val="0"/>
+          <w:sz w:val="18"/>
+          <w:szCs w:val="18"/>
+          <w:lang w:val="ru-RU"/>
+          <w14:ligatures w14:val="none"/>
+        </w:rPr>
+        <w:t>одах</w:t>
+      </w:r>
+      <w:r>
+        <w:rPr>
+          <w:rFonts w:ascii="Arial" w:eastAsia="Times New Roman" w:hAnsi="Arial" w:cs="Arial"/>
+          <w:kern w:val="0"/>
+          <w:sz w:val="18"/>
+          <w:szCs w:val="18"/>
+          <w:lang w:val="ru-RU"/>
+          <w14:ligatures w14:val="none"/>
+        </w:rPr>
+        <w:t xml:space="preserve">. </w:t>
+      </w:r>
+      <w:r>
+        <w:rPr>
+          <w:rFonts w:ascii="Arial" w:eastAsia="Times New Roman" w:hAnsi="Arial" w:cs="Arial"/>
+          <w:kern w:val="0"/>
+          <w:sz w:val="18"/>
+          <w:szCs w:val="18"/>
+          <w:lang w:val="ru-RU"/>
+          <w14:ligatures w14:val="none"/>
+        </w:rPr>
+        <w:t>Охва</w:t>
+      </w:r>
+      <w:r>
+        <w:rPr>
+          <w:rFonts w:ascii="Arial" w:eastAsia="Times New Roman" w:hAnsi="Arial" w:cs="Arial"/>
+          <w:kern w:val="0"/>
+          <w:sz w:val="18"/>
+          <w:szCs w:val="18"/>
+          <w:lang w:val="ru-RU"/>
+          <w14:ligatures w14:val="none"/>
+        </w:rPr>
+        <w:t>ч</w:t>
+      </w:r>
+      <w:r>
+        <w:rPr>
+          <w:rFonts w:ascii="Arial" w:eastAsia="Times New Roman" w:hAnsi="Arial" w:cs="Arial"/>
+          <w:kern w:val="0"/>
+          <w:sz w:val="18"/>
+          <w:szCs w:val="18"/>
+          <w:lang w:val="ru-RU"/>
+          <w14:ligatures w14:val="none"/>
+        </w:rPr>
+        <w:t>е</w:t>
+      </w:r>
+      <w:r>
+        <w:rPr>
+          <w:rFonts w:ascii="Arial" w:eastAsia="Times New Roman" w:hAnsi="Arial" w:cs="Arial"/>
+          <w:kern w:val="0"/>
+          <w:sz w:val="18"/>
+          <w:szCs w:val="18"/>
+          <w:lang w:val="ru-RU"/>
+          <w14:ligatures w14:val="none"/>
+        </w:rPr>
+        <w:t>нн</w:t>
+      </w:r>
+      <w:r>
+        <w:rPr>
+          <w:rFonts w:ascii="Arial" w:eastAsia="Times New Roman" w:hAnsi="Arial" w:cs="Arial"/>
+          <w:kern w:val="0"/>
+          <w:sz w:val="18"/>
+          <w:szCs w:val="18"/>
+          <w:lang w:val="ru-RU"/>
+          <w14:ligatures w14:val="none"/>
+        </w:rPr>
+        <w:t xml:space="preserve">ый </w:t>
+      </w:r>
+      <w:r>
+        <w:rPr>
+          <w:rFonts w:ascii="Arial" w:eastAsia="Times New Roman" w:hAnsi="Arial" w:cs="Arial"/>
+          <w:kern w:val="0"/>
+          <w:sz w:val="18"/>
+          <w:szCs w:val="18"/>
+          <w:lang w:val="ru-RU"/>
+          <w14:ligatures w14:val="none"/>
+        </w:rPr>
+        <w:t>период расстрело</w:t>
+      </w:r>
+      <w:r>
+        <w:rPr>
+          <w:rFonts w:ascii="Arial" w:eastAsia="Times New Roman" w:hAnsi="Arial" w:cs="Arial"/>
+          <w:kern w:val="0"/>
+          <w:sz w:val="18"/>
+          <w:szCs w:val="18"/>
+          <w:lang w:val="ru-RU"/>
+          <w14:ligatures w14:val="none"/>
+        </w:rPr>
+        <w:t xml:space="preserve">в </w:t>
+      </w:r>
+      <w:r>
+        <w:rPr>
+          <w:rFonts w:ascii="Arial" w:eastAsia="Times New Roman" w:hAnsi="Arial" w:cs="Arial"/>
+          <w:kern w:val="0"/>
+          <w:sz w:val="18"/>
+          <w:szCs w:val="18"/>
+          <w:lang w:val="ru-RU"/>
+          <w14:ligatures w14:val="none"/>
+        </w:rPr>
+        <w:t xml:space="preserve">1918–1953 </w:t>
+      </w:r>
+      <w:r>
+        <w:rPr>
+          <w:rFonts w:ascii="Arial" w:eastAsia="Times New Roman" w:hAnsi="Arial" w:cs="Arial"/>
+          <w:kern w:val="0"/>
+          <w:sz w:val="18"/>
+          <w:szCs w:val="18"/>
+          <w:lang w:val="ru-RU"/>
+          <w14:ligatures w14:val="none"/>
+        </w:rPr>
+        <w:t xml:space="preserve"> годы. </w:t>
+      </w:r>
+      <w:r>
+        <w:rPr>
+          <w:rFonts w:ascii="Arial" w:hAnsi="Arial" w:cs="Arial"/>
+          <w:sz w:val="18"/>
+          <w:szCs w:val="18"/>
+          <w:lang w:val="ru-RU"/>
+        </w:rPr>
+        <w:t>Возрастной разброс:</w:t>
+      </w:r>
+      <w:r>
+        <w:rPr>
+          <w:rFonts w:ascii="Arial" w:hAnsi="Arial" w:cs="Arial"/>
+          <w:sz w:val="18"/>
+          <w:szCs w:val="18"/>
+          <w:lang w:val="ru-RU"/>
+        </w:rPr>
+        <w:t xml:space="preserve"> от </w:t>
+      </w:r>
+      <w:r>
+        <w:rPr>
+          <w:rFonts w:ascii="Arial" w:hAnsi="Arial" w:cs="Arial"/>
+          <w:sz w:val="18"/>
+          <w:szCs w:val="18"/>
+          <w:lang w:val="ru-RU"/>
+        </w:rPr>
+        <w:t>11</w:t>
+      </w:r>
+      <w:r>
+        <w:rPr>
+          <w:rFonts w:ascii="Arial" w:hAnsi="Arial" w:cs="Arial"/>
+          <w:sz w:val="18"/>
+          <w:szCs w:val="18"/>
+          <w:lang w:val="ru-RU"/>
+        </w:rPr>
+        <w:t xml:space="preserve"> до </w:t>
+      </w:r>
+      <w:r>
+        <w:rPr>
+          <w:rFonts w:ascii="Arial" w:hAnsi="Arial" w:cs="Arial"/>
+          <w:sz w:val="18"/>
+          <w:szCs w:val="18"/>
+          <w:lang w:val="ru-RU"/>
+        </w:rPr>
+        <w:t xml:space="preserve">95 лет. </w:t>
+      </w:r>
+      <w:r>
+        <w:rPr>
+          <w:rFonts w:ascii="Arial" w:hAnsi="Arial" w:cs="Arial"/>
+          <w:sz w:val="18"/>
+          <w:szCs w:val="18"/>
+          <w:lang w:val="ru-RU"/>
+        </w:rPr>
+        <w:t xml:space="preserve">Максимальное число казней </w:t>
+      </w:r>
+      <w:r>
+        <w:rPr>
+          <w:rFonts w:ascii="Arial" w:hAnsi="Arial" w:cs="Arial"/>
+          <w:sz w:val="18"/>
+          <w:szCs w:val="18"/>
+          <w:lang w:val="ru-RU"/>
+        </w:rPr>
+        <w:t xml:space="preserve">по большинству списков </w:t>
+      </w:r>
+      <w:r>
+        <w:rPr>
+          <w:rFonts w:ascii="Arial" w:hAnsi="Arial" w:cs="Arial"/>
+          <w:sz w:val="18"/>
+          <w:szCs w:val="18"/>
+          <w:lang w:val="ru-RU"/>
+        </w:rPr>
+        <w:t xml:space="preserve">приходится на </w:t>
+      </w:r>
+      <w:r>
+        <w:rPr>
+          <w:rFonts w:ascii="Arial" w:hAnsi="Arial" w:cs="Arial"/>
+          <w:sz w:val="18"/>
+          <w:szCs w:val="18"/>
+          <w:lang w:val="ru-RU"/>
+        </w:rPr>
+        <w:t xml:space="preserve">возраст </w:t>
+      </w:r>
+      <w:r>
+        <w:rPr>
+          <w:rFonts w:ascii="Arial" w:hAnsi="Arial" w:cs="Arial"/>
+          <w:sz w:val="18"/>
+          <w:szCs w:val="18"/>
+          <w:lang w:val="ru-RU"/>
+        </w:rPr>
+        <w:t xml:space="preserve">35–40 </w:t>
+      </w:r>
+      <w:r>
+        <w:rPr>
+          <w:rFonts w:ascii="Arial" w:hAnsi="Arial" w:cs="Arial"/>
+          <w:sz w:val="18"/>
+          <w:szCs w:val="18"/>
+          <w:lang w:val="ru-RU"/>
+        </w:rPr>
+        <w:t xml:space="preserve"> лет</w:t>
+      </w:r>
+      <w:r>
+        <w:rPr>
+          <w:rFonts w:ascii="Arial" w:hAnsi="Arial" w:cs="Arial"/>
+          <w:sz w:val="18"/>
+          <w:szCs w:val="18"/>
+          <w:lang w:val="ru-RU"/>
+        </w:rPr>
+        <w:t xml:space="preserve">. </w:t>
+      </w:r>
+      <w:r>
+        <w:rPr>
+          <w:rFonts w:ascii="Arial" w:hAnsi="Arial" w:cs="Arial"/>
+          <w:sz w:val="18"/>
+          <w:szCs w:val="18"/>
+          <w:lang w:val="ru-RU"/>
+        </w:rPr>
+        <w:t>На</w:t>
+      </w:r>
+      <w:r>
+        <w:rPr>
+          <w:rFonts w:ascii="Arial" w:hAnsi="Arial" w:cs="Arial"/>
+          <w:sz w:val="18"/>
+          <w:szCs w:val="18"/>
+          <w:lang w:val="ru-RU"/>
+        </w:rPr>
+        <w:t xml:space="preserve"> годы Большого террора </w:t>
+      </w:r>
+      <w:r>
+        <w:rPr>
+          <w:rFonts w:ascii="Arial" w:hAnsi="Arial" w:cs="Arial"/>
+          <w:sz w:val="18"/>
+          <w:szCs w:val="18"/>
+          <w:lang w:val="ru-RU"/>
+        </w:rPr>
+        <w:t>приходится от</w:t>
+      </w:r>
+      <w:r>
+        <w:rPr>
+          <w:rFonts w:ascii="Arial" w:hAnsi="Arial" w:cs="Arial"/>
+          <w:sz w:val="18"/>
+          <w:szCs w:val="18"/>
+          <w:lang w:val="ru-RU"/>
+        </w:rPr>
+        <w:t xml:space="preserve"> </w:t>
+      </w:r>
+      <w:r>
+        <w:rPr>
+          <w:rFonts w:ascii="Arial" w:hAnsi="Arial" w:cs="Arial"/>
+          <w:sz w:val="18"/>
+          <w:szCs w:val="18"/>
+          <w:lang w:val="ru-RU"/>
+        </w:rPr>
+        <w:t>7</w:t>
+      </w:r>
+      <w:r>
+        <w:rPr>
+          <w:rFonts w:ascii="Arial" w:hAnsi="Arial" w:cs="Arial"/>
+          <w:sz w:val="18"/>
+          <w:szCs w:val="18"/>
+          <w:lang w:val="ru-RU"/>
+        </w:rPr>
+        <w:t>8</w:t>
+      </w:r>
+      <w:r>
+        <w:rPr>
+          <w:rFonts w:ascii="Arial" w:hAnsi="Arial" w:cs="Arial"/>
+          <w:sz w:val="18"/>
+          <w:szCs w:val="18"/>
+          <w:lang w:val="ru-RU"/>
+        </w:rPr>
+        <w:t>%</w:t>
+      </w:r>
+      <w:r>
+        <w:rPr>
+          <w:rFonts w:ascii="Arial" w:hAnsi="Arial" w:cs="Arial"/>
+          <w:sz w:val="18"/>
+          <w:szCs w:val="18"/>
+          <w:lang w:val="ru-RU"/>
+        </w:rPr>
+        <w:t xml:space="preserve"> до </w:t>
+      </w:r>
+      <w:r>
+        <w:rPr>
+          <w:rFonts w:ascii="Arial" w:hAnsi="Arial" w:cs="Arial"/>
+          <w:sz w:val="18"/>
+          <w:szCs w:val="18"/>
+          <w:lang w:val="ru-RU"/>
+        </w:rPr>
+        <w:t>100</w:t>
+      </w:r>
+      <w:r>
+        <w:rPr>
+          <w:rFonts w:ascii="Arial" w:hAnsi="Arial" w:cs="Arial"/>
+          <w:sz w:val="18"/>
+          <w:szCs w:val="18"/>
+          <w:lang w:val="ru-RU"/>
+        </w:rPr>
+        <w:t>% расстрелов</w:t>
+      </w:r>
+      <w:r>
+        <w:rPr>
+          <w:rFonts w:ascii="Arial" w:hAnsi="Arial" w:cs="Arial"/>
+          <w:sz w:val="18"/>
+          <w:szCs w:val="18"/>
+          <w:lang w:val="ru-RU"/>
+        </w:rPr>
+        <w:t>.</w:t>
+      </w:r>
+    </w:p>
+    <w:p>
+      <w:pPr>
+        <w:shd w:val="clear" w:color="auto" w:fill="FFFFFF"/>
+        <w:spacing w:after="0" w:line="240" w:lineRule="auto"/>
+        <w:rPr>
+          <w:rFonts w:ascii="Arial" w:hAnsi="Arial" w:cs="Arial"/>
+          <w:sz w:val="18"/>
+          <w:szCs w:val="18"/>
+          <w:lang w:val="ru-RU"/>
+        </w:rPr>
+      </w:pPr>
+    </w:p>
+    <w:p>
+      <w:pPr>
+        <w:shd w:val="clear" w:color="auto" w:fill="FFFFFF"/>
+        <w:spacing w:after="0" w:line="240" w:lineRule="auto"/>
+        <w:rPr>
+          <w:rFonts w:ascii="Arial" w:eastAsia="Times New Roman" w:hAnsi="Arial" w:cs="Arial"/>
+          <w:kern w:val="0"/>
+          <w:sz w:val="18"/>
+          <w:szCs w:val="18"/>
+          <w:lang w:val="ru-RU"/>
+          <w14:ligatures w14:val="none"/>
+        </w:rPr>
+      </w:pPr>
+      <w:r>
+        <w:rPr>
+          <w:rFonts w:ascii="Arial" w:eastAsia="Times New Roman" w:hAnsi="Arial" w:cs="Arial"/>
+          <w:kern w:val="0"/>
+          <w:sz w:val="18"/>
+          <w:szCs w:val="18"/>
+          <w:lang w:val="ru-RU"/>
+          <w14:ligatures w14:val="none"/>
+        </w:rPr>
+        <w:t xml:space="preserve">Они </w:t>
+      </w:r>
+      <w:r>
+        <w:rPr>
+          <w:rFonts w:ascii="Arial" w:eastAsia="Times New Roman" w:hAnsi="Arial" w:cs="Arial"/>
+          <w:kern w:val="0"/>
+          <w:sz w:val="18"/>
+          <w:szCs w:val="18"/>
+          <w:lang w:val="ru-RU"/>
+          <w14:ligatures w14:val="none"/>
+        </w:rPr>
+        <w:t>были гражданками</w:t>
+      </w:r>
+      <w:r>
+        <w:rPr>
+          <w:rFonts w:ascii="Arial" w:eastAsia="Times New Roman" w:hAnsi="Arial" w:cs="Arial"/>
+          <w:kern w:val="0"/>
+          <w:sz w:val="18"/>
+          <w:szCs w:val="18"/>
+          <w:lang w:val="ru-RU"/>
+          <w14:ligatures w14:val="none"/>
+        </w:rPr>
+        <w:t xml:space="preserve"> Росси</w:t>
+      </w:r>
+      <w:r>
+        <w:rPr>
+          <w:rFonts w:ascii="Arial" w:eastAsia="Times New Roman" w:hAnsi="Arial" w:cs="Arial"/>
+          <w:kern w:val="0"/>
+          <w:sz w:val="18"/>
+          <w:szCs w:val="18"/>
+          <w:lang w:val="ru-RU"/>
+          <w14:ligatures w14:val="none"/>
+        </w:rPr>
+        <w:t>и</w:t>
+      </w:r>
+      <w:r>
+        <w:rPr>
+          <w:rFonts w:ascii="Arial" w:eastAsia="Times New Roman" w:hAnsi="Arial" w:cs="Arial"/>
+          <w:kern w:val="0"/>
+          <w:sz w:val="18"/>
+          <w:szCs w:val="18"/>
+          <w:lang w:val="ru-RU"/>
+          <w14:ligatures w14:val="none"/>
+        </w:rPr>
+        <w:t xml:space="preserve"> и</w:t>
+      </w:r>
+      <w:r>
+        <w:rPr>
+          <w:rFonts w:ascii="Arial" w:eastAsia="Times New Roman" w:hAnsi="Arial" w:cs="Arial"/>
+          <w:kern w:val="0"/>
+          <w:sz w:val="18"/>
+          <w:szCs w:val="18"/>
+          <w:lang w:val="ru-RU"/>
+          <w14:ligatures w14:val="none"/>
+        </w:rPr>
+        <w:t xml:space="preserve"> СССР</w:t>
+      </w:r>
+      <w:r>
+        <w:rPr>
+          <w:rFonts w:ascii="Arial" w:eastAsia="Times New Roman" w:hAnsi="Arial" w:cs="Arial"/>
+          <w:kern w:val="0"/>
+          <w:sz w:val="18"/>
+          <w:szCs w:val="18"/>
+          <w:lang w:val="ru-RU"/>
+          <w14:ligatures w14:val="none"/>
+        </w:rPr>
+        <w:t xml:space="preserve">, лицами </w:t>
+      </w:r>
+      <w:r>
+        <w:rPr>
+          <w:rFonts w:ascii="Arial" w:eastAsia="Times New Roman" w:hAnsi="Arial" w:cs="Arial"/>
+          <w:kern w:val="0"/>
+          <w:sz w:val="18"/>
+          <w:szCs w:val="18"/>
+          <w:lang w:val="ru-RU"/>
+          <w14:ligatures w14:val="none"/>
+        </w:rPr>
+        <w:t>без гражданства</w:t>
+      </w:r>
+      <w:r>
+        <w:rPr>
+          <w:rFonts w:ascii="Arial" w:eastAsia="Times New Roman" w:hAnsi="Arial" w:cs="Arial"/>
+          <w:kern w:val="0"/>
+          <w:sz w:val="18"/>
+          <w:szCs w:val="18"/>
+          <w:lang w:val="ru-RU"/>
+          <w14:ligatures w14:val="none"/>
+        </w:rPr>
+        <w:t xml:space="preserve">, </w:t>
+      </w:r>
+      <w:r>
+        <w:rPr>
+          <w:rFonts w:ascii="Arial" w:eastAsia="Times New Roman" w:hAnsi="Arial" w:cs="Arial"/>
+          <w:kern w:val="0"/>
+          <w:sz w:val="18"/>
+          <w:szCs w:val="18"/>
+          <w:lang w:val="ru-RU"/>
+          <w14:ligatures w14:val="none"/>
+        </w:rPr>
+        <w:t>иностранк</w:t>
+      </w:r>
+      <w:r>
+        <w:rPr>
+          <w:rFonts w:ascii="Arial" w:eastAsia="Times New Roman" w:hAnsi="Arial" w:cs="Arial"/>
+          <w:kern w:val="0"/>
+          <w:sz w:val="18"/>
+          <w:szCs w:val="18"/>
+          <w:lang w:val="ru-RU"/>
+          <w14:ligatures w14:val="none"/>
+        </w:rPr>
+        <w:t>ами</w:t>
+      </w:r>
+      <w:r>
+        <w:rPr>
+          <w:rFonts w:ascii="Arial" w:eastAsia="Times New Roman" w:hAnsi="Arial" w:cs="Arial"/>
+          <w:kern w:val="0"/>
+          <w:sz w:val="18"/>
+          <w:szCs w:val="18"/>
+          <w:lang w:val="ru-RU"/>
+          <w14:ligatures w14:val="none"/>
+        </w:rPr>
+        <w:t xml:space="preserve">. </w:t>
+      </w:r>
+      <w:r>
+        <w:rPr>
+          <w:rFonts w:ascii="Arial" w:eastAsia="Times New Roman" w:hAnsi="Arial" w:cs="Arial"/>
+          <w:kern w:val="0"/>
+          <w:sz w:val="18"/>
+          <w:szCs w:val="18"/>
+          <w:lang w:val="ru-RU"/>
+          <w14:ligatures w14:val="none"/>
+        </w:rPr>
+        <w:t xml:space="preserve">Они представляют </w:t>
+      </w:r>
+      <w:r>
+        <w:rPr>
+          <w:rFonts w:ascii="Arial" w:eastAsia="Times New Roman" w:hAnsi="Arial" w:cs="Arial"/>
+          <w:kern w:val="0"/>
+          <w:sz w:val="18"/>
+          <w:szCs w:val="18"/>
+          <w:lang w:val="ru-RU"/>
+          <w14:ligatures w14:val="none"/>
+        </w:rPr>
+        <w:t>3</w:t>
+      </w:r>
+      <w:r>
+        <w:rPr>
+          <w:rFonts w:ascii="Arial" w:eastAsia="Times New Roman" w:hAnsi="Arial" w:cs="Arial"/>
+          <w:kern w:val="0"/>
+          <w:sz w:val="18"/>
+          <w:szCs w:val="18"/>
+          <w:lang w:val="ru-RU"/>
+          <w14:ligatures w14:val="none"/>
+        </w:rPr>
+        <w:t>6</w:t>
+      </w:r>
+      <w:r>
+        <w:rPr>
+          <w:rFonts w:ascii="Arial" w:eastAsia="Times New Roman" w:hAnsi="Arial" w:cs="Arial"/>
+          <w:kern w:val="0"/>
+          <w:sz w:val="18"/>
+          <w:szCs w:val="18"/>
+          <w:lang w:val="ru-RU"/>
+          <w14:ligatures w14:val="none"/>
+        </w:rPr>
+        <w:t xml:space="preserve"> национальностей. </w:t>
+      </w:r>
+      <w:r>
+        <w:rPr>
+          <w:rFonts w:ascii="Arial" w:eastAsia="Times New Roman" w:hAnsi="Arial" w:cs="Arial"/>
+          <w:kern w:val="0"/>
+          <w:sz w:val="18"/>
+          <w:szCs w:val="18"/>
+          <w:lang w:val="ru-RU"/>
+          <w14:ligatures w14:val="none"/>
+        </w:rPr>
+        <w:t>Они были</w:t>
+      </w:r>
+      <w:r>
+        <w:rPr>
+          <w:rFonts w:ascii="Arial" w:eastAsia="Times New Roman" w:hAnsi="Arial" w:cs="Arial"/>
+          <w:kern w:val="0"/>
+          <w:sz w:val="18"/>
+          <w:szCs w:val="18"/>
+          <w:lang w:val="ru-RU"/>
+          <w14:ligatures w14:val="none"/>
+        </w:rPr>
+        <w:t xml:space="preserve"> приговорены к расстрелу </w:t>
+      </w:r>
+      <w:r>
+        <w:rPr>
+          <w:rFonts w:ascii="Arial" w:eastAsia="Times New Roman" w:hAnsi="Arial" w:cs="Arial"/>
+          <w:kern w:val="0"/>
+          <w:sz w:val="18"/>
+          <w:szCs w:val="18"/>
+          <w:lang w:val="ru-RU"/>
+          <w14:ligatures w14:val="none"/>
+        </w:rPr>
+        <w:t>российскими</w:t>
+      </w:r>
+      <w:r>
+        <w:rPr>
+          <w:rFonts w:ascii="Arial" w:eastAsia="Times New Roman" w:hAnsi="Arial" w:cs="Arial"/>
+          <w:kern w:val="0"/>
+          <w:sz w:val="18"/>
+          <w:szCs w:val="18"/>
+          <w:lang w:val="ru-RU"/>
+          <w14:ligatures w14:val="none"/>
+        </w:rPr>
+        <w:t>,</w:t>
+      </w:r>
+      <w:r>
+        <w:rPr>
+          <w:rFonts w:ascii="Arial" w:eastAsia="Times New Roman" w:hAnsi="Arial" w:cs="Arial"/>
+          <w:kern w:val="0"/>
+          <w:sz w:val="18"/>
+          <w:szCs w:val="18"/>
+          <w:lang w:val="ru-RU"/>
+          <w14:ligatures w14:val="none"/>
+        </w:rPr>
+        <w:t xml:space="preserve"> советскими</w:t>
+      </w:r>
+      <w:r>
+        <w:rPr>
+          <w:rFonts w:ascii="Arial" w:eastAsia="Times New Roman" w:hAnsi="Arial" w:cs="Arial"/>
+          <w:kern w:val="0"/>
+          <w:sz w:val="18"/>
+          <w:szCs w:val="18"/>
+          <w:lang w:val="ru-RU"/>
+          <w14:ligatures w14:val="none"/>
+        </w:rPr>
+        <w:t xml:space="preserve"> карательными органами, </w:t>
+      </w:r>
+      <w:r>
+        <w:rPr>
+          <w:rFonts w:ascii="Arial" w:eastAsia="Times New Roman" w:hAnsi="Arial" w:cs="Arial"/>
+          <w:kern w:val="0"/>
+          <w:sz w:val="18"/>
+          <w:szCs w:val="18"/>
+          <w:lang w:val="ru-RU"/>
+          <w14:ligatures w14:val="none"/>
+        </w:rPr>
+        <w:t xml:space="preserve">которые официально </w:t>
+      </w:r>
+      <w:r>
+        <w:rPr>
+          <w:rFonts w:ascii="Arial" w:eastAsia="Times New Roman" w:hAnsi="Arial" w:cs="Arial"/>
+          <w:kern w:val="0"/>
+          <w:sz w:val="18"/>
+          <w:szCs w:val="18"/>
+          <w:lang w:val="ru-RU"/>
+          <w14:ligatures w14:val="none"/>
+        </w:rPr>
+        <w:t xml:space="preserve">назывались </w:t>
+      </w:r>
+      <w:r>
+        <w:rPr>
+          <w:rFonts w:ascii="Arial" w:eastAsia="Times New Roman" w:hAnsi="Arial" w:cs="Arial"/>
+          <w:kern w:val="0"/>
+          <w:sz w:val="18"/>
+          <w:szCs w:val="18"/>
+          <w:lang w:val="ru-RU"/>
+          <w14:ligatures w14:val="none"/>
+        </w:rPr>
+        <w:t>орган</w:t>
+      </w:r>
+      <w:r>
+        <w:rPr>
+          <w:rFonts w:ascii="Arial" w:eastAsia="Times New Roman" w:hAnsi="Arial" w:cs="Arial"/>
+          <w:kern w:val="0"/>
+          <w:sz w:val="18"/>
+          <w:szCs w:val="18"/>
+          <w:lang w:val="ru-RU"/>
+          <w14:ligatures w14:val="none"/>
+        </w:rPr>
+        <w:t>ами</w:t>
+      </w:r>
+      <w:r>
+        <w:rPr>
+          <w:rFonts w:ascii="Arial" w:eastAsia="Times New Roman" w:hAnsi="Arial" w:cs="Arial"/>
+          <w:kern w:val="0"/>
+          <w:sz w:val="18"/>
+          <w:szCs w:val="18"/>
+          <w:lang w:val="ru-RU"/>
+          <w14:ligatures w14:val="none"/>
+        </w:rPr>
+        <w:t xml:space="preserve"> </w:t>
+      </w:r>
+      <w:r>
+        <w:rPr>
+          <w:rFonts w:ascii="Arial" w:eastAsia="Times New Roman" w:hAnsi="Arial" w:cs="Arial"/>
+          <w:kern w:val="0"/>
+          <w:sz w:val="18"/>
+          <w:szCs w:val="18"/>
+          <w:lang w:val="ru-RU"/>
+          <w14:ligatures w14:val="none"/>
+        </w:rPr>
+        <w:t>безопасности России</w:t>
+      </w:r>
+      <w:r>
+        <w:rPr>
+          <w:rFonts w:ascii="Arial" w:eastAsia="Times New Roman" w:hAnsi="Arial" w:cs="Arial"/>
+          <w:kern w:val="0"/>
+          <w:sz w:val="18"/>
+          <w:szCs w:val="18"/>
+          <w:lang w:val="ru-RU"/>
+          <w14:ligatures w14:val="none"/>
+        </w:rPr>
+        <w:t xml:space="preserve"> </w:t>
+      </w:r>
+      <w:r>
+        <w:rPr>
+          <w:rFonts w:ascii="Arial" w:eastAsia="Times New Roman" w:hAnsi="Arial" w:cs="Arial"/>
+          <w:kern w:val="0"/>
+          <w:sz w:val="18"/>
+          <w:szCs w:val="18"/>
+          <w:lang w:val="ru-RU"/>
+          <w14:ligatures w14:val="none"/>
+        </w:rPr>
+        <w:t xml:space="preserve">и </w:t>
+      </w:r>
+      <w:r>
+        <w:rPr>
+          <w:rFonts w:ascii="Arial" w:eastAsia="Times New Roman" w:hAnsi="Arial" w:cs="Arial"/>
+          <w:kern w:val="0"/>
+          <w:sz w:val="18"/>
+          <w:szCs w:val="18"/>
+          <w:lang w:val="ru-RU"/>
+          <w14:ligatures w14:val="none"/>
+        </w:rPr>
+        <w:t>Советского Союза</w:t>
+      </w:r>
+      <w:r>
+        <w:rPr>
+          <w:rFonts w:ascii="Arial" w:eastAsia="Times New Roman" w:hAnsi="Arial" w:cs="Arial"/>
+          <w:kern w:val="0"/>
+          <w:sz w:val="18"/>
+          <w:szCs w:val="18"/>
+          <w:lang w:val="ru-RU"/>
+          <w14:ligatures w14:val="none"/>
+        </w:rPr>
+        <w:t xml:space="preserve"> </w:t>
+      </w:r>
+      <w:r>
+        <w:rPr>
+          <w:rFonts w:ascii="Arial" w:eastAsia="Times New Roman" w:hAnsi="Arial" w:cs="Arial"/>
+          <w:kern w:val="0"/>
+          <w:sz w:val="18"/>
+          <w:szCs w:val="18"/>
+          <w:lang w:val="ru-RU"/>
+          <w14:ligatures w14:val="none"/>
+        </w:rPr>
+        <w:t>В</w:t>
+      </w:r>
+      <w:r>
+        <w:rPr>
+          <w:rFonts w:ascii="Arial" w:hAnsi="Arial" w:cs="Arial"/>
+          <w:sz w:val="18"/>
+          <w:szCs w:val="18"/>
+          <w:lang w:val="ru-RU"/>
+        </w:rPr>
+        <w:t>ЧК/ОГПУ/РВТ/РВПТ</w:t>
+      </w:r>
+      <w:r>
+        <w:rPr>
+          <w:rFonts w:ascii="Arial" w:hAnsi="Arial" w:cs="Arial"/>
+          <w:sz w:val="18"/>
+          <w:szCs w:val="18"/>
+          <w:lang w:val="ru-RU"/>
+        </w:rPr>
+        <w:t>/</w:t>
+      </w:r>
+      <w:r>
+        <w:rPr>
+          <w:rFonts w:ascii="Arial" w:hAnsi="Arial" w:cs="Arial"/>
+          <w:sz w:val="18"/>
+          <w:szCs w:val="18"/>
+          <w:lang w:val="ru-RU"/>
+        </w:rPr>
+        <w:t>НКВД/ВТ</w:t>
+      </w:r>
+      <w:r>
+        <w:rPr>
+          <w:rFonts w:ascii="Arial" w:eastAsia="Times New Roman" w:hAnsi="Arial" w:cs="Arial"/>
+          <w:kern w:val="0"/>
+          <w:sz w:val="18"/>
+          <w:szCs w:val="18"/>
+          <w:lang w:val="ru-RU"/>
+          <w14:ligatures w14:val="none"/>
+        </w:rPr>
+        <w:t xml:space="preserve"> с 1918 по 1953 гг. </w:t>
+      </w:r>
+    </w:p>
+    <w:p>
+      <w:pPr>
+        <w:shd w:val="clear" w:color="auto" w:fill="FFFFFF"/>
+        <w:spacing w:after="0" w:line="240" w:lineRule="auto"/>
         <w:rPr>
           <w:rFonts w:ascii="Arial" w:eastAsia="Times New Roman" w:hAnsi="Arial" w:cs="Arial"/>
           <w:kern w:val="0"/>
@@ -1797,6 +1924,62 @@
         </w:rPr>
         <w:t xml:space="preserve"> номерами</w:t>
       </w:r>
+      <w:r>
+        <w:rPr>
+          <w:rFonts w:ascii="Arial" w:hAnsi="Arial" w:cs="Arial"/>
+          <w:sz w:val="18"/>
+          <w:szCs w:val="18"/>
+          <w:lang w:val="ru-RU"/>
+        </w:rPr>
+        <w:t xml:space="preserve">. На каждое имя есть </w:t>
+      </w:r>
+      <w:r>
+        <w:rPr>
+          <w:rFonts w:ascii="Arial" w:hAnsi="Arial" w:cs="Arial"/>
+          <w:sz w:val="18"/>
+          <w:szCs w:val="18"/>
+          <w:lang w:val="ru-RU"/>
+        </w:rPr>
+        <w:t>интернет-ссылка</w:t>
+      </w:r>
+      <w:r>
+        <w:rPr>
+          <w:rFonts w:ascii="Arial" w:hAnsi="Arial" w:cs="Arial"/>
+          <w:sz w:val="18"/>
+          <w:szCs w:val="18"/>
+          <w:lang w:val="ru-RU"/>
+        </w:rPr>
+        <w:t xml:space="preserve"> на текущий ресурс</w:t>
+      </w:r>
+      <w:r>
+        <w:rPr>
+          <w:rFonts w:ascii="Arial" w:hAnsi="Arial" w:cs="Arial"/>
+          <w:sz w:val="18"/>
+          <w:szCs w:val="18"/>
+          <w:lang w:val="ru-RU"/>
+        </w:rPr>
+        <w:t>,</w:t>
+      </w:r>
+      <w:r>
+        <w:rPr>
+          <w:rFonts w:ascii="Arial" w:hAnsi="Arial" w:cs="Arial"/>
+          <w:sz w:val="18"/>
+          <w:szCs w:val="18"/>
+          <w:lang w:val="ru-RU"/>
+        </w:rPr>
+        <w:t xml:space="preserve"> актуальный на момент создания списков.</w:t>
+      </w:r>
+    </w:p>
+    <w:p>
+      <w:pPr>
+        <w:spacing w:after="0"/>
+        <w:rPr>
+          <w:rFonts w:ascii="Arial" w:hAnsi="Arial" w:cs="Arial"/>
+          <w:sz w:val="18"/>
+          <w:szCs w:val="18"/>
+          <w:lang w:val="ru-RU"/>
+        </w:rPr>
+      </w:pPr>
     </w:p>
     <w:p>
       <w:pPr>
@@ -2491,19 +2674,7 @@
           <w:lang w:val="ru-RU"/>
           <w14:ligatures w14:val="none"/>
         </w:rPr>
-        <w:t xml:space="preserve">Времена не выбирают, в них живут и </w:t>
-      </w:r>
-      <w:r>
-        <w:rPr>
-          <w:rFonts w:ascii="Arial" w:eastAsia="Times New Roman" w:hAnsi="Arial" w:cs="Arial"/>
-          <w:strike/>
-          <w:kern w:val="0"/>
-          <w:sz w:val="18"/>
-          <w:szCs w:val="18"/>
-          <w:lang w:val="ru-RU"/>
-          <w14:ligatures w14:val="none"/>
-        </w:rPr>
-        <w:t>умирают</w:t>
+        <w:t>Времена не выбирают, в них живут и</w:t>
       </w:r>
       <w:r>
         <w:rPr>
@@ -2899,7 +3070,29 @@
           <w:lang w:val="ru-RU"/>
           <w14:ligatures w14:val="none"/>
         </w:rPr>
-        <w:t>решениями Военных трибуналов</w:t>
+        <w:t xml:space="preserve">решениями </w:t>
+      </w:r>
+      <w:r>
+        <w:rPr>
+          <w:rFonts w:ascii="Arial" w:eastAsia="Times New Roman" w:hAnsi="Arial" w:cs="Arial"/>
+          <w:kern w:val="0"/>
+          <w:sz w:val="18"/>
+          <w:szCs w:val="18"/>
+          <w:lang w:val="ru-RU"/>
+          <w14:ligatures w14:val="none"/>
+        </w:rPr>
+        <w:t xml:space="preserve">военных </w:t>
+      </w:r>
+      <w:r>
+        <w:rPr>
+          <w:rFonts w:ascii="Arial" w:eastAsia="Times New Roman" w:hAnsi="Arial" w:cs="Arial"/>
+          <w:kern w:val="0"/>
+          <w:sz w:val="18"/>
+          <w:szCs w:val="18"/>
+          <w:lang w:val="ru-RU"/>
+          <w14:ligatures w14:val="none"/>
+        </w:rPr>
+        <w:t>трибуналов</w:t>
       </w:r>
       <w:r>
         <w:rPr>
@@ -3152,7 +3345,29 @@
           <w:lang w:val="ru-RU"/>
           <w14:ligatures w14:val="none"/>
         </w:rPr>
-        <w:t>, их убивали за</w:t>
+        <w:t xml:space="preserve">, их убивали </w:t>
+      </w:r>
+      <w:r>
+        <w:rPr>
+          <w:rFonts w:ascii="Arial" w:eastAsia="Times New Roman" w:hAnsi="Arial" w:cs="Arial"/>
+          <w:kern w:val="0"/>
+          <w:sz w:val="18"/>
+          <w:szCs w:val="18"/>
+          <w:lang w:val="ru-RU"/>
+          <w14:ligatures w14:val="none"/>
+        </w:rPr>
+        <w:t xml:space="preserve">заодно </w:t>
+      </w:r>
+      <w:r>
+        <w:rPr>
+          <w:rFonts w:ascii="Arial" w:eastAsia="Times New Roman" w:hAnsi="Arial" w:cs="Arial"/>
+          <w:kern w:val="0"/>
+          <w:sz w:val="18"/>
+          <w:szCs w:val="18"/>
+          <w:lang w:val="ru-RU"/>
+          <w14:ligatures w14:val="none"/>
+        </w:rPr>
+        <w:t>с</w:t>
       </w:r>
       <w:r>
         <w:rPr>
@@ -3174,7 +3389,117 @@
           <w:lang w:val="ru-RU"/>
           <w14:ligatures w14:val="none"/>
         </w:rPr>
-        <w:t>одно с</w:t>
+        <w:t xml:space="preserve">их </w:t>
+      </w:r>
+      <w:r>
+        <w:rPr>
+          <w:rFonts w:ascii="Arial" w:eastAsia="Times New Roman" w:hAnsi="Arial" w:cs="Arial"/>
+          <w:kern w:val="0"/>
+          <w:sz w:val="18"/>
+          <w:szCs w:val="18"/>
+          <w:lang w:val="ru-RU"/>
+          <w14:ligatures w14:val="none"/>
+        </w:rPr>
+        <w:t>детьми</w:t>
+      </w:r>
+      <w:r>
+        <w:rPr>
+          <w:rFonts w:ascii="Arial" w:eastAsia="Times New Roman" w:hAnsi="Arial" w:cs="Arial"/>
+          <w:kern w:val="0"/>
+          <w:sz w:val="18"/>
+          <w:szCs w:val="18"/>
+          <w:lang w:val="ru-RU"/>
+          <w14:ligatures w14:val="none"/>
+        </w:rPr>
+        <w:t xml:space="preserve">, </w:t>
+      </w:r>
+      <w:r>
+        <w:rPr>
+          <w:rFonts w:ascii="Arial" w:eastAsia="Times New Roman" w:hAnsi="Arial" w:cs="Arial"/>
+          <w:kern w:val="0"/>
+          <w:sz w:val="18"/>
+          <w:szCs w:val="18"/>
+          <w:lang w:val="ru-RU"/>
+          <w14:ligatures w14:val="none"/>
+        </w:rPr>
+        <w:t>мужья</w:t>
+      </w:r>
+      <w:r>
+        <w:rPr>
+          <w:rFonts w:ascii="Arial" w:eastAsia="Times New Roman" w:hAnsi="Arial" w:cs="Arial"/>
+          <w:kern w:val="0"/>
+          <w:sz w:val="18"/>
+          <w:szCs w:val="18"/>
+          <w:lang w:val="ru-RU"/>
+          <w14:ligatures w14:val="none"/>
+        </w:rPr>
+        <w:t>м</w:t>
+      </w:r>
+      <w:r>
+        <w:rPr>
+          <w:rFonts w:ascii="Arial" w:eastAsia="Times New Roman" w:hAnsi="Arial" w:cs="Arial"/>
+          <w:kern w:val="0"/>
+          <w:sz w:val="18"/>
+          <w:szCs w:val="18"/>
+          <w:lang w:val="ru-RU"/>
+          <w14:ligatures w14:val="none"/>
+        </w:rPr>
+        <w:t>и, отцами, матерями, братьями, сестрами</w:t>
+      </w:r>
+      <w:r>
+        <w:rPr>
+          <w:rFonts w:ascii="Arial" w:eastAsia="Times New Roman" w:hAnsi="Arial" w:cs="Arial"/>
+          <w:kern w:val="0"/>
+          <w:sz w:val="18"/>
+          <w:szCs w:val="18"/>
+          <w:lang w:val="ru-RU"/>
+          <w14:ligatures w14:val="none"/>
+        </w:rPr>
+        <w:t xml:space="preserve">. Их убивали </w:t>
+      </w:r>
+      <w:r>
+        <w:rPr>
+          <w:rFonts w:ascii="Arial" w:eastAsia="Times New Roman" w:hAnsi="Arial" w:cs="Arial"/>
+          <w:kern w:val="0"/>
+          <w:sz w:val="18"/>
+          <w:szCs w:val="18"/>
+          <w:lang w:val="ru-RU"/>
+          <w14:ligatures w14:val="none"/>
+        </w:rPr>
+        <w:t xml:space="preserve">для отчетности, для повышения по службе, </w:t>
+      </w:r>
+      <w:r>
+        <w:rPr>
+          <w:rFonts w:ascii="Arial" w:eastAsia="Times New Roman" w:hAnsi="Arial" w:cs="Arial"/>
+          <w:kern w:val="0"/>
+          <w:sz w:val="18"/>
+          <w:szCs w:val="18"/>
+          <w:lang w:val="ru-RU"/>
+          <w14:ligatures w14:val="none"/>
+        </w:rPr>
+        <w:t xml:space="preserve">для получения </w:t>
+      </w:r>
+      <w:r>
+        <w:rPr>
+          <w:rFonts w:ascii="Arial" w:eastAsia="Times New Roman" w:hAnsi="Arial" w:cs="Arial"/>
+          <w:kern w:val="0"/>
+          <w:sz w:val="18"/>
+          <w:szCs w:val="18"/>
+          <w:lang w:val="ru-RU"/>
+          <w14:ligatures w14:val="none"/>
+        </w:rPr>
+        <w:t>з</w:t>
+      </w:r>
+      <w:r>
+        <w:rPr>
+          <w:rFonts w:ascii="Arial" w:eastAsia="Times New Roman" w:hAnsi="Arial" w:cs="Arial"/>
+          <w:kern w:val="0"/>
+          <w:sz w:val="18"/>
+          <w:szCs w:val="18"/>
+          <w:lang w:val="ru-RU"/>
+          <w14:ligatures w14:val="none"/>
+        </w:rPr>
+        <w:t>ваний</w:t>
       </w:r>
       <w:r>
         <w:rPr>
@@ -3196,6 +3521,545 @@
           <w:lang w:val="ru-RU"/>
           <w14:ligatures w14:val="none"/>
         </w:rPr>
+        <w:t>и наград.</w:t>
+      </w:r>
+      <w:r>
+        <w:rPr>
+          <w:rFonts w:ascii="Arial" w:eastAsia="Times New Roman" w:hAnsi="Arial" w:cs="Arial"/>
+          <w:kern w:val="0"/>
+          <w:sz w:val="18"/>
+          <w:szCs w:val="18"/>
+          <w:lang w:val="ru-RU"/>
+          <w14:ligatures w14:val="none"/>
+        </w:rPr>
+        <w:t xml:space="preserve"> </w:t>
+      </w:r>
+      <w:r>
+        <w:rPr>
+          <w:rFonts w:ascii="Arial" w:eastAsia="Times New Roman" w:hAnsi="Arial" w:cs="Arial"/>
+          <w:kern w:val="0"/>
+          <w:sz w:val="18"/>
+          <w:szCs w:val="18"/>
+          <w:lang w:val="ru-RU"/>
+          <w14:ligatures w14:val="none"/>
+        </w:rPr>
+        <w:t xml:space="preserve"> </w:t>
+      </w:r>
+      <w:r>
+        <w:rPr>
+          <w:rFonts w:ascii="Arial" w:eastAsia="Times New Roman" w:hAnsi="Arial" w:cs="Arial"/>
+          <w:kern w:val="0"/>
+          <w:sz w:val="18"/>
+          <w:szCs w:val="18"/>
+          <w:lang w:val="ru-RU"/>
+          <w14:ligatures w14:val="none"/>
+        </w:rPr>
+        <w:t xml:space="preserve">Их убивали всласть. </w:t>
+      </w:r>
+      <w:r>
+        <w:rPr>
+          <w:rFonts w:ascii="Arial" w:eastAsia="Times New Roman" w:hAnsi="Arial" w:cs="Arial"/>
+          <w:kern w:val="0"/>
+          <w:sz w:val="18"/>
+          <w:szCs w:val="18"/>
+          <w:lang w:val="ru-RU"/>
+          <w14:ligatures w14:val="none"/>
+        </w:rPr>
+        <w:t>И</w:t>
+      </w:r>
+      <w:r>
+        <w:rPr>
+          <w:rFonts w:ascii="Arial" w:eastAsia="Times New Roman" w:hAnsi="Arial" w:cs="Arial"/>
+          <w:kern w:val="0"/>
+          <w:sz w:val="18"/>
+          <w:szCs w:val="18"/>
+          <w:lang w:val="ru-RU"/>
+          <w14:ligatures w14:val="none"/>
+        </w:rPr>
+        <w:t xml:space="preserve">х арестовывали, обыскивали, допрашивали, </w:t>
+      </w:r>
+      <w:r>
+        <w:rPr>
+          <w:rFonts w:ascii="Arial" w:eastAsia="Times New Roman" w:hAnsi="Arial" w:cs="Arial"/>
+          <w:kern w:val="0"/>
+          <w:sz w:val="18"/>
+          <w:szCs w:val="18"/>
+          <w:lang w:val="ru-RU"/>
+          <w14:ligatures w14:val="none"/>
+        </w:rPr>
+        <w:t xml:space="preserve">пытали, </w:t>
+      </w:r>
+      <w:r>
+        <w:rPr>
+          <w:rFonts w:ascii="Arial" w:eastAsia="Times New Roman" w:hAnsi="Arial" w:cs="Arial"/>
+          <w:kern w:val="0"/>
+          <w:sz w:val="18"/>
+          <w:szCs w:val="18"/>
+          <w:lang w:val="ru-RU"/>
+          <w14:ligatures w14:val="none"/>
+        </w:rPr>
+        <w:t xml:space="preserve">выносили приговор и расстреливали </w:t>
+      </w:r>
+      <w:r>
+        <w:rPr>
+          <w:rFonts w:ascii="Arial" w:eastAsia="Times New Roman" w:hAnsi="Arial" w:cs="Arial"/>
+          <w:kern w:val="0"/>
+          <w:sz w:val="18"/>
+          <w:szCs w:val="18"/>
+          <w:lang w:val="ru-RU"/>
+          <w14:ligatures w14:val="none"/>
+        </w:rPr>
+        <w:t xml:space="preserve">облеченные </w:t>
+      </w:r>
+      <w:r>
+        <w:rPr>
+          <w:rFonts w:ascii="Arial" w:eastAsia="Times New Roman" w:hAnsi="Arial" w:cs="Arial"/>
+          <w:kern w:val="0"/>
+          <w:sz w:val="18"/>
+          <w:szCs w:val="18"/>
+          <w:lang w:val="ru-RU"/>
+          <w14:ligatures w14:val="none"/>
+        </w:rPr>
+        <w:t xml:space="preserve">властью </w:t>
+      </w:r>
+      <w:r>
+        <w:rPr>
+          <w:rFonts w:ascii="Arial" w:eastAsia="Times New Roman" w:hAnsi="Arial" w:cs="Arial"/>
+          <w:kern w:val="0"/>
+          <w:sz w:val="18"/>
+          <w:szCs w:val="18"/>
+          <w:lang w:val="ru-RU"/>
+          <w14:ligatures w14:val="none"/>
+        </w:rPr>
+        <w:t>– главным образ</w:t>
+      </w:r>
+      <w:r>
+        <w:rPr>
+          <w:rFonts w:ascii="Arial" w:eastAsia="Times New Roman" w:hAnsi="Arial" w:cs="Arial"/>
+          <w:kern w:val="0"/>
+          <w:sz w:val="18"/>
+          <w:szCs w:val="18"/>
+          <w:lang w:val="ru-RU"/>
+          <w14:ligatures w14:val="none"/>
+        </w:rPr>
+        <w:t xml:space="preserve">ом </w:t>
+      </w:r>
+      <w:r>
+        <w:rPr>
+          <w:rFonts w:ascii="Arial" w:eastAsia="Times New Roman" w:hAnsi="Arial" w:cs="Arial"/>
+          <w:kern w:val="0"/>
+          <w:sz w:val="18"/>
+          <w:szCs w:val="18"/>
+          <w:lang w:val="ru-RU"/>
+          <w14:ligatures w14:val="none"/>
+        </w:rPr>
+        <w:t>мужчины</w:t>
+      </w:r>
+      <w:r>
+        <w:rPr>
+          <w:rFonts w:ascii="Arial" w:eastAsia="Times New Roman" w:hAnsi="Arial" w:cs="Arial"/>
+          <w:kern w:val="0"/>
+          <w:sz w:val="18"/>
+          <w:szCs w:val="18"/>
+          <w:lang w:val="ru-RU"/>
+          <w14:ligatures w14:val="none"/>
+        </w:rPr>
+        <w:t xml:space="preserve"> (х</w:t>
+      </w:r>
+      <w:r>
+        <w:rPr>
+          <w:rFonts w:ascii="Arial" w:eastAsia="Times New Roman" w:hAnsi="Arial" w:cs="Arial"/>
+          <w:kern w:val="0"/>
+          <w:sz w:val="18"/>
+          <w:szCs w:val="18"/>
+          <w:lang w:val="ru-RU"/>
+          <w14:ligatures w14:val="none"/>
+        </w:rPr>
+        <w:t>отя попадались</w:t>
+      </w:r>
+      <w:r>
+        <w:rPr>
+          <w:rFonts w:ascii="Arial" w:eastAsia="Times New Roman" w:hAnsi="Arial" w:cs="Arial"/>
+          <w:kern w:val="0"/>
+          <w:sz w:val="18"/>
+          <w:szCs w:val="18"/>
+          <w:lang w:val="ru-RU"/>
+          <w14:ligatures w14:val="none"/>
+        </w:rPr>
+        <w:t xml:space="preserve"> и женщины</w:t>
+      </w:r>
+      <w:r>
+        <w:rPr>
+          <w:rFonts w:ascii="Arial" w:eastAsia="Times New Roman" w:hAnsi="Arial" w:cs="Arial"/>
+          <w:kern w:val="0"/>
+          <w:sz w:val="18"/>
+          <w:szCs w:val="18"/>
+          <w:lang w:val="ru-RU"/>
+          <w14:ligatures w14:val="none"/>
+        </w:rPr>
+        <w:t xml:space="preserve"> среди </w:t>
+      </w:r>
+      <w:r>
+        <w:rPr>
+          <w:rFonts w:ascii="Arial" w:eastAsia="Times New Roman" w:hAnsi="Arial" w:cs="Arial"/>
+          <w:kern w:val="0"/>
+          <w:sz w:val="18"/>
+          <w:szCs w:val="18"/>
+          <w:lang w:val="ru-RU"/>
+          <w14:ligatures w14:val="none"/>
+        </w:rPr>
+        <w:t xml:space="preserve">лагерной и </w:t>
+      </w:r>
+      <w:r>
+        <w:rPr>
+          <w:rFonts w:ascii="Arial" w:eastAsia="Times New Roman" w:hAnsi="Arial" w:cs="Arial"/>
+          <w:kern w:val="0"/>
+          <w:sz w:val="18"/>
+          <w:szCs w:val="18"/>
+          <w:lang w:val="ru-RU"/>
+          <w14:ligatures w14:val="none"/>
+        </w:rPr>
+        <w:t xml:space="preserve">тюремной </w:t>
+      </w:r>
+      <w:r>
+        <w:rPr>
+          <w:rFonts w:ascii="Arial" w:eastAsia="Times New Roman" w:hAnsi="Arial" w:cs="Arial"/>
+          <w:kern w:val="0"/>
+          <w:sz w:val="18"/>
+          <w:szCs w:val="18"/>
+          <w:lang w:val="ru-RU"/>
+          <w14:ligatures w14:val="none"/>
+        </w:rPr>
+        <w:t xml:space="preserve">администрации и </w:t>
+      </w:r>
+      <w:r>
+        <w:rPr>
+          <w:rFonts w:ascii="Arial" w:eastAsia="Times New Roman" w:hAnsi="Arial" w:cs="Arial"/>
+          <w:kern w:val="0"/>
+          <w:sz w:val="18"/>
+          <w:szCs w:val="18"/>
+          <w:lang w:val="ru-RU"/>
+          <w14:ligatures w14:val="none"/>
+        </w:rPr>
+        <w:t>охраны</w:t>
+      </w:r>
+      <w:r>
+        <w:rPr>
+          <w:rFonts w:ascii="Arial" w:eastAsia="Times New Roman" w:hAnsi="Arial" w:cs="Arial"/>
+          <w:kern w:val="0"/>
+          <w:sz w:val="18"/>
+          <w:szCs w:val="18"/>
+          <w:lang w:val="ru-RU"/>
+          <w14:ligatures w14:val="none"/>
+        </w:rPr>
+        <w:t>)</w:t>
+      </w:r>
+      <w:r>
+        <w:rPr>
+          <w:rFonts w:ascii="Arial" w:eastAsia="Times New Roman" w:hAnsi="Arial" w:cs="Arial"/>
+          <w:kern w:val="0"/>
+          <w:sz w:val="18"/>
+          <w:szCs w:val="18"/>
+          <w:lang w:val="ru-RU"/>
+          <w14:ligatures w14:val="none"/>
+        </w:rPr>
+        <w:t>.</w:t>
+      </w:r>
+      <w:r>
+        <w:rPr>
+          <w:rFonts w:ascii="Arial" w:eastAsia="Times New Roman" w:hAnsi="Arial" w:cs="Arial"/>
+          <w:kern w:val="0"/>
+          <w:sz w:val="18"/>
+          <w:szCs w:val="18"/>
+          <w:lang w:val="ru-RU"/>
+          <w14:ligatures w14:val="none"/>
+        </w:rPr>
+        <w:t xml:space="preserve"> </w:t>
+      </w:r>
+      <w:r>
+        <w:rPr>
+          <w:rFonts w:ascii="Arial" w:eastAsia="Times New Roman" w:hAnsi="Arial" w:cs="Arial"/>
+          <w:kern w:val="0"/>
+          <w:sz w:val="18"/>
+          <w:szCs w:val="18"/>
+          <w:lang w:val="ru-RU"/>
+          <w14:ligatures w14:val="none"/>
+        </w:rPr>
+        <w:t>Во время следствия женщин</w:t>
+      </w:r>
+      <w:r>
+        <w:rPr>
+          <w:rFonts w:ascii="Arial" w:eastAsia="Times New Roman" w:hAnsi="Arial" w:cs="Arial"/>
+          <w:kern w:val="0"/>
+          <w:sz w:val="18"/>
+          <w:szCs w:val="18"/>
+          <w:lang w:val="ru-RU"/>
+          <w14:ligatures w14:val="none"/>
+        </w:rPr>
+        <w:t xml:space="preserve"> </w:t>
+      </w:r>
+      <w:r>
+        <w:rPr>
+          <w:rFonts w:ascii="Arial" w:eastAsia="Times New Roman" w:hAnsi="Arial" w:cs="Arial"/>
+          <w:kern w:val="0"/>
+          <w:sz w:val="18"/>
+          <w:szCs w:val="18"/>
+          <w:lang w:val="ru-RU"/>
+          <w14:ligatures w14:val="none"/>
+        </w:rPr>
+        <w:t xml:space="preserve">под пытками </w:t>
+      </w:r>
+      <w:r>
+        <w:rPr>
+          <w:rFonts w:ascii="Arial" w:eastAsia="Times New Roman" w:hAnsi="Arial" w:cs="Arial"/>
+          <w:kern w:val="0"/>
+          <w:sz w:val="18"/>
+          <w:szCs w:val="18"/>
+          <w:lang w:val="ru-RU"/>
+          <w14:ligatures w14:val="none"/>
+        </w:rPr>
+        <w:t>принуждали</w:t>
+      </w:r>
+      <w:r>
+        <w:rPr>
+          <w:rFonts w:ascii="Arial" w:eastAsia="Times New Roman" w:hAnsi="Arial" w:cs="Arial"/>
+          <w:kern w:val="0"/>
+          <w:sz w:val="18"/>
+          <w:szCs w:val="18"/>
+          <w:lang w:val="ru-RU"/>
+          <w14:ligatures w14:val="none"/>
+        </w:rPr>
+        <w:t xml:space="preserve"> </w:t>
+      </w:r>
+      <w:r>
+        <w:rPr>
+          <w:rFonts w:ascii="Arial" w:eastAsia="Times New Roman" w:hAnsi="Arial" w:cs="Arial"/>
+          <w:kern w:val="0"/>
+          <w:sz w:val="18"/>
+          <w:szCs w:val="18"/>
+          <w:lang w:val="ru-RU"/>
+          <w14:ligatures w14:val="none"/>
+        </w:rPr>
+        <w:t xml:space="preserve">отрекаться и </w:t>
+      </w:r>
+      <w:r>
+        <w:rPr>
+          <w:rFonts w:ascii="Arial" w:eastAsia="Times New Roman" w:hAnsi="Arial" w:cs="Arial"/>
+          <w:kern w:val="0"/>
+          <w:sz w:val="18"/>
+          <w:szCs w:val="18"/>
+          <w:lang w:val="ru-RU"/>
+          <w14:ligatures w14:val="none"/>
+        </w:rPr>
+        <w:t>клеветать на</w:t>
+      </w:r>
+      <w:r>
+        <w:rPr>
+          <w:rFonts w:ascii="Arial" w:eastAsia="Times New Roman" w:hAnsi="Arial" w:cs="Arial"/>
+          <w:kern w:val="0"/>
+          <w:sz w:val="18"/>
+          <w:szCs w:val="18"/>
+          <w:lang w:val="ru-RU"/>
+          <w14:ligatures w14:val="none"/>
+        </w:rPr>
+        <w:t xml:space="preserve"> </w:t>
+      </w:r>
+      <w:r>
+        <w:rPr>
+          <w:rFonts w:ascii="Arial" w:eastAsia="Times New Roman" w:hAnsi="Arial" w:cs="Arial"/>
+          <w:kern w:val="0"/>
+          <w:sz w:val="18"/>
+          <w:szCs w:val="18"/>
+          <w:lang w:val="ru-RU"/>
+          <w14:ligatures w14:val="none"/>
+        </w:rPr>
+        <w:t>друзей и родных</w:t>
+      </w:r>
+      <w:r>
+        <w:rPr>
+          <w:rFonts w:ascii="Arial" w:eastAsia="Times New Roman" w:hAnsi="Arial" w:cs="Arial"/>
+          <w:kern w:val="0"/>
+          <w:sz w:val="18"/>
+          <w:szCs w:val="18"/>
+          <w:lang w:val="ru-RU"/>
+          <w14:ligatures w14:val="none"/>
+        </w:rPr>
+        <w:t>,</w:t>
+      </w:r>
+      <w:r>
+        <w:rPr>
+          <w:rFonts w:ascii="Arial" w:eastAsia="Times New Roman" w:hAnsi="Arial" w:cs="Arial"/>
+          <w:kern w:val="0"/>
+          <w:sz w:val="18"/>
+          <w:szCs w:val="18"/>
+          <w:lang w:val="ru-RU"/>
+          <w14:ligatures w14:val="none"/>
+        </w:rPr>
+        <w:t xml:space="preserve"> равно как и их </w:t>
+      </w:r>
+      <w:r>
+        <w:rPr>
+          <w:rFonts w:ascii="Arial" w:eastAsia="Times New Roman" w:hAnsi="Arial" w:cs="Arial"/>
+          <w:kern w:val="0"/>
+          <w:sz w:val="18"/>
+          <w:szCs w:val="18"/>
+          <w:lang w:val="ru-RU"/>
+          <w14:ligatures w14:val="none"/>
+        </w:rPr>
+        <w:t xml:space="preserve">ближайших родных </w:t>
+      </w:r>
+      <w:r>
+        <w:rPr>
+          <w:rFonts w:ascii="Arial" w:eastAsia="Times New Roman" w:hAnsi="Arial" w:cs="Arial"/>
+          <w:kern w:val="0"/>
+          <w:sz w:val="18"/>
+          <w:szCs w:val="18"/>
+          <w:lang w:val="ru-RU"/>
+          <w14:ligatures w14:val="none"/>
+        </w:rPr>
+        <w:t>принуждали к т</w:t>
+      </w:r>
+      <w:r>
+        <w:rPr>
+          <w:rFonts w:ascii="Arial" w:eastAsia="Times New Roman" w:hAnsi="Arial" w:cs="Arial"/>
+          <w:kern w:val="0"/>
+          <w:sz w:val="18"/>
+          <w:szCs w:val="18"/>
+          <w:lang w:val="ru-RU"/>
+          <w14:ligatures w14:val="none"/>
+        </w:rPr>
+        <w:t xml:space="preserve">акому </w:t>
+      </w:r>
+      <w:r>
+        <w:rPr>
+          <w:rFonts w:ascii="Arial" w:eastAsia="Times New Roman" w:hAnsi="Arial" w:cs="Arial"/>
+          <w:kern w:val="0"/>
+          <w:sz w:val="18"/>
+          <w:szCs w:val="18"/>
+          <w:lang w:val="ru-RU"/>
+          <w14:ligatures w14:val="none"/>
+        </w:rPr>
+        <w:t>же</w:t>
+      </w:r>
+      <w:r>
+        <w:rPr>
+          <w:rFonts w:ascii="Arial" w:eastAsia="Times New Roman" w:hAnsi="Arial" w:cs="Arial"/>
+          <w:kern w:val="0"/>
+          <w:sz w:val="18"/>
+          <w:szCs w:val="18"/>
+          <w:lang w:val="ru-RU"/>
+          <w14:ligatures w14:val="none"/>
+        </w:rPr>
+        <w:t xml:space="preserve"> </w:t>
+      </w:r>
+      <w:r>
+        <w:rPr>
+          <w:rFonts w:ascii="Arial" w:eastAsia="Times New Roman" w:hAnsi="Arial" w:cs="Arial"/>
+          <w:kern w:val="0"/>
+          <w:sz w:val="18"/>
+          <w:szCs w:val="18"/>
+          <w:lang w:val="ru-RU"/>
+          <w14:ligatures w14:val="none"/>
+        </w:rPr>
+        <w:t>публично</w:t>
+      </w:r>
+      <w:r>
+        <w:rPr>
+          <w:rFonts w:ascii="Arial" w:eastAsia="Times New Roman" w:hAnsi="Arial" w:cs="Arial"/>
+          <w:kern w:val="0"/>
+          <w:sz w:val="18"/>
+          <w:szCs w:val="18"/>
+          <w:lang w:val="ru-RU"/>
+          <w14:ligatures w14:val="none"/>
+        </w:rPr>
+        <w:t>му</w:t>
+      </w:r>
+      <w:r>
+        <w:rPr>
+          <w:rFonts w:ascii="Arial" w:eastAsia="Times New Roman" w:hAnsi="Arial" w:cs="Arial"/>
+          <w:kern w:val="0"/>
+          <w:sz w:val="18"/>
+          <w:szCs w:val="18"/>
+          <w:lang w:val="ru-RU"/>
+          <w14:ligatures w14:val="none"/>
+        </w:rPr>
+        <w:t xml:space="preserve"> </w:t>
+      </w:r>
+      <w:r>
+        <w:rPr>
+          <w:rFonts w:ascii="Arial" w:eastAsia="Times New Roman" w:hAnsi="Arial" w:cs="Arial"/>
+          <w:kern w:val="0"/>
+          <w:sz w:val="18"/>
+          <w:szCs w:val="18"/>
+          <w:lang w:val="ru-RU"/>
+          <w14:ligatures w14:val="none"/>
+        </w:rPr>
+        <w:t>отречению</w:t>
+      </w:r>
+      <w:r>
+        <w:rPr>
+          <w:rFonts w:ascii="Arial" w:eastAsia="Times New Roman" w:hAnsi="Arial" w:cs="Arial"/>
+          <w:kern w:val="0"/>
+          <w:sz w:val="18"/>
+          <w:szCs w:val="18"/>
+          <w:lang w:val="ru-RU"/>
+          <w14:ligatures w14:val="none"/>
+        </w:rPr>
+        <w:t>.</w:t>
+      </w:r>
+      <w:r>
+        <w:rPr>
+          <w:rFonts w:ascii="Arial" w:eastAsia="Times New Roman" w:hAnsi="Arial" w:cs="Arial"/>
+          <w:kern w:val="0"/>
+          <w:sz w:val="18"/>
+          <w:szCs w:val="18"/>
+          <w:lang w:val="ru-RU"/>
+          <w14:ligatures w14:val="none"/>
+        </w:rPr>
+        <w:t xml:space="preserve"> </w:t>
+      </w:r>
+      <w:r>
+        <w:rPr>
+          <w:rFonts w:ascii="Arial" w:eastAsia="Times New Roman" w:hAnsi="Arial" w:cs="Arial"/>
+          <w:kern w:val="0"/>
+          <w:sz w:val="18"/>
+          <w:szCs w:val="18"/>
+          <w:lang w:val="ru-RU"/>
+          <w14:ligatures w14:val="none"/>
+        </w:rPr>
+        <w:t>Их р</w:t>
+      </w:r>
+      <w:r>
+        <w:rPr>
+          <w:rFonts w:ascii="Arial" w:eastAsia="Times New Roman" w:hAnsi="Arial" w:cs="Arial"/>
+          <w:kern w:val="0"/>
+          <w:sz w:val="18"/>
+          <w:szCs w:val="18"/>
+          <w:lang w:val="ru-RU"/>
+          <w14:ligatures w14:val="none"/>
+        </w:rPr>
+        <w:t>одные</w:t>
+      </w:r>
+      <w:r>
+        <w:rPr>
+          <w:rFonts w:ascii="Arial" w:eastAsia="Times New Roman" w:hAnsi="Arial" w:cs="Arial"/>
+          <w:kern w:val="0"/>
+          <w:sz w:val="18"/>
+          <w:szCs w:val="18"/>
+          <w:lang w:val="ru-RU"/>
+          <w14:ligatures w14:val="none"/>
+        </w:rPr>
+        <w:t xml:space="preserve"> десятилетиями подвергались преследованиям, </w:t>
+      </w:r>
+      <w:r>
+        <w:rPr>
+          <w:rFonts w:ascii="Arial" w:eastAsia="Times New Roman" w:hAnsi="Arial" w:cs="Arial"/>
+          <w:kern w:val="0"/>
+          <w:sz w:val="18"/>
+          <w:szCs w:val="18"/>
+          <w:lang w:val="ru-RU"/>
+          <w14:ligatures w14:val="none"/>
+        </w:rPr>
         <w:t xml:space="preserve">их </w:t>
       </w:r>
       <w:r>
@@ -3207,106 +4071,18 @@
           <w:lang w:val="ru-RU"/>
           <w14:ligatures w14:val="none"/>
         </w:rPr>
-        <w:t>детьми</w:t>
-      </w:r>
-      <w:r>
-        <w:rPr>
-          <w:rFonts w:ascii="Arial" w:eastAsia="Times New Roman" w:hAnsi="Arial" w:cs="Arial"/>
-          <w:kern w:val="0"/>
-          <w:sz w:val="18"/>
-          <w:szCs w:val="18"/>
-          <w:lang w:val="ru-RU"/>
-          <w14:ligatures w14:val="none"/>
-        </w:rPr>
-        <w:t xml:space="preserve">, </w:t>
-      </w:r>
-      <w:r>
-        <w:rPr>
-          <w:rFonts w:ascii="Arial" w:eastAsia="Times New Roman" w:hAnsi="Arial" w:cs="Arial"/>
-          <w:kern w:val="0"/>
-          <w:sz w:val="18"/>
-          <w:szCs w:val="18"/>
-          <w:lang w:val="ru-RU"/>
-          <w14:ligatures w14:val="none"/>
-        </w:rPr>
-        <w:t>мужья</w:t>
-      </w:r>
-      <w:r>
-        <w:rPr>
-          <w:rFonts w:ascii="Arial" w:eastAsia="Times New Roman" w:hAnsi="Arial" w:cs="Arial"/>
-          <w:kern w:val="0"/>
-          <w:sz w:val="18"/>
-          <w:szCs w:val="18"/>
-          <w:lang w:val="ru-RU"/>
-          <w14:ligatures w14:val="none"/>
-        </w:rPr>
-        <w:t>м</w:t>
-      </w:r>
-      <w:r>
-        <w:rPr>
-          <w:rFonts w:ascii="Arial" w:eastAsia="Times New Roman" w:hAnsi="Arial" w:cs="Arial"/>
-          <w:kern w:val="0"/>
-          <w:sz w:val="18"/>
-          <w:szCs w:val="18"/>
-          <w:lang w:val="ru-RU"/>
-          <w14:ligatures w14:val="none"/>
-        </w:rPr>
-        <w:t>и, отцами, матерями, братьями, сестрами</w:t>
-      </w:r>
-      <w:r>
-        <w:rPr>
-          <w:rFonts w:ascii="Arial" w:eastAsia="Times New Roman" w:hAnsi="Arial" w:cs="Arial"/>
-          <w:kern w:val="0"/>
-          <w:sz w:val="18"/>
-          <w:szCs w:val="18"/>
-          <w:lang w:val="ru-RU"/>
-          <w14:ligatures w14:val="none"/>
-        </w:rPr>
-        <w:t xml:space="preserve">. Их убивали </w:t>
-      </w:r>
-      <w:r>
-        <w:rPr>
-          <w:rFonts w:ascii="Arial" w:eastAsia="Times New Roman" w:hAnsi="Arial" w:cs="Arial"/>
-          <w:kern w:val="0"/>
-          <w:sz w:val="18"/>
-          <w:szCs w:val="18"/>
-          <w:lang w:val="ru-RU"/>
-          <w14:ligatures w14:val="none"/>
-        </w:rPr>
-        <w:t xml:space="preserve">для отчетности, для повышения по службе, </w:t>
-      </w:r>
-      <w:r>
-        <w:rPr>
-          <w:rFonts w:ascii="Arial" w:eastAsia="Times New Roman" w:hAnsi="Arial" w:cs="Arial"/>
-          <w:kern w:val="0"/>
-          <w:sz w:val="18"/>
-          <w:szCs w:val="18"/>
-          <w:lang w:val="ru-RU"/>
-          <w14:ligatures w14:val="none"/>
-        </w:rPr>
-        <w:t xml:space="preserve">для получения </w:t>
-      </w:r>
-      <w:r>
-        <w:rPr>
-          <w:rFonts w:ascii="Arial" w:eastAsia="Times New Roman" w:hAnsi="Arial" w:cs="Arial"/>
-          <w:kern w:val="0"/>
-          <w:sz w:val="18"/>
-          <w:szCs w:val="18"/>
-          <w:lang w:val="ru-RU"/>
-          <w14:ligatures w14:val="none"/>
-        </w:rPr>
-        <w:t>з</w:t>
-      </w:r>
-      <w:r>
-        <w:rPr>
-          <w:rFonts w:ascii="Arial" w:eastAsia="Times New Roman" w:hAnsi="Arial" w:cs="Arial"/>
-          <w:kern w:val="0"/>
-          <w:sz w:val="18"/>
-          <w:szCs w:val="18"/>
-          <w:lang w:val="ru-RU"/>
-          <w14:ligatures w14:val="none"/>
-        </w:rPr>
-        <w:t>ваний</w:t>
+        <w:t>детей помещали в детские дома</w:t>
+      </w:r>
+      <w:r>
+        <w:rPr>
+          <w:rFonts w:ascii="Arial" w:eastAsia="Times New Roman" w:hAnsi="Arial" w:cs="Arial"/>
+          <w:kern w:val="0"/>
+          <w:sz w:val="18"/>
+          <w:szCs w:val="18"/>
+          <w:lang w:val="ru-RU"/>
+          <w14:ligatures w14:val="none"/>
+        </w:rPr>
+        <w:t>,</w:t>
       </w:r>
       <w:r>
         <w:rPr>
@@ -3328,7 +4104,60 @@
           <w:lang w:val="ru-RU"/>
           <w14:ligatures w14:val="none"/>
         </w:rPr>
-        <w:t>и наград.</w:t>
+        <w:t xml:space="preserve">зачастую </w:t>
+      </w:r>
+      <w:r>
+        <w:rPr>
+          <w:rFonts w:ascii="Arial" w:eastAsia="Times New Roman" w:hAnsi="Arial" w:cs="Arial"/>
+          <w:kern w:val="0"/>
+          <w:sz w:val="18"/>
+          <w:szCs w:val="18"/>
+          <w:lang w:val="ru-RU"/>
+          <w14:ligatures w14:val="none"/>
+        </w:rPr>
+        <w:t xml:space="preserve">меняя фамилии. </w:t>
+      </w:r>
+      <w:r>
+        <w:rPr>
+          <w:rFonts w:ascii="Arial" w:hAnsi="Arial" w:cs="Arial"/>
+          <w:sz w:val="18"/>
+          <w:szCs w:val="18"/>
+          <w:lang w:val="ru-RU"/>
+        </w:rPr>
+        <w:t xml:space="preserve">Наиболее неугомонным </w:t>
+      </w:r>
+      <w:r>
+        <w:rPr>
+          <w:rFonts w:ascii="Arial" w:eastAsia="Times New Roman" w:hAnsi="Arial" w:cs="Arial"/>
+          <w:kern w:val="0"/>
+          <w:sz w:val="18"/>
+          <w:szCs w:val="18"/>
+          <w:lang w:val="ru-RU"/>
+          <w14:ligatures w14:val="none"/>
+        </w:rPr>
+        <w:t>р</w:t>
+      </w:r>
+      <w:r>
+        <w:rPr>
+          <w:rFonts w:ascii="Arial" w:eastAsia="Times New Roman" w:hAnsi="Arial" w:cs="Arial"/>
+          <w:kern w:val="0"/>
+          <w:sz w:val="18"/>
+          <w:szCs w:val="18"/>
+          <w:lang w:val="ru-RU"/>
+          <w14:ligatures w14:val="none"/>
+        </w:rPr>
+        <w:t>о</w:t>
+      </w:r>
+      <w:r>
+        <w:rPr>
+          <w:rFonts w:ascii="Arial" w:eastAsia="Times New Roman" w:hAnsi="Arial" w:cs="Arial"/>
+          <w:kern w:val="0"/>
+          <w:sz w:val="18"/>
+          <w:szCs w:val="18"/>
+          <w:lang w:val="ru-RU"/>
+          <w14:ligatures w14:val="none"/>
+        </w:rPr>
+        <w:t>дственникам расстрелянных женщин выдавали справки</w:t>
       </w:r>
       <w:r>
         <w:rPr>
@@ -3350,631 +4179,6 @@
           <w:lang w:val="ru-RU"/>
           <w14:ligatures w14:val="none"/>
         </w:rPr>
-        <w:t xml:space="preserve"> </w:t>
-      </w:r>
-      <w:r>
-        <w:rPr>
-          <w:rFonts w:ascii="Arial" w:eastAsia="Times New Roman" w:hAnsi="Arial" w:cs="Arial"/>
-          <w:kern w:val="0"/>
-          <w:sz w:val="18"/>
-          <w:szCs w:val="18"/>
-          <w:lang w:val="ru-RU"/>
-          <w14:ligatures w14:val="none"/>
-        </w:rPr>
-        <w:t xml:space="preserve">Их убивали всласть. </w:t>
-      </w:r>
-      <w:r>
-        <w:rPr>
-          <w:rFonts w:ascii="Arial" w:eastAsia="Times New Roman" w:hAnsi="Arial" w:cs="Arial"/>
-          <w:kern w:val="0"/>
-          <w:sz w:val="18"/>
-          <w:szCs w:val="18"/>
-          <w:lang w:val="ru-RU"/>
-          <w14:ligatures w14:val="none"/>
-        </w:rPr>
-        <w:t>И</w:t>
-      </w:r>
-      <w:r>
-        <w:rPr>
-          <w:rFonts w:ascii="Arial" w:eastAsia="Times New Roman" w:hAnsi="Arial" w:cs="Arial"/>
-          <w:kern w:val="0"/>
-          <w:sz w:val="18"/>
-          <w:szCs w:val="18"/>
-          <w:lang w:val="ru-RU"/>
-          <w14:ligatures w14:val="none"/>
-        </w:rPr>
-        <w:t xml:space="preserve">х арестовывали, обыскивали, допрашивали, </w:t>
-      </w:r>
-      <w:r>
-        <w:rPr>
-          <w:rFonts w:ascii="Arial" w:eastAsia="Times New Roman" w:hAnsi="Arial" w:cs="Arial"/>
-          <w:kern w:val="0"/>
-          <w:sz w:val="18"/>
-          <w:szCs w:val="18"/>
-          <w:lang w:val="ru-RU"/>
-          <w14:ligatures w14:val="none"/>
-        </w:rPr>
-        <w:t xml:space="preserve">пытали, </w:t>
-      </w:r>
-      <w:r>
-        <w:rPr>
-          <w:rFonts w:ascii="Arial" w:eastAsia="Times New Roman" w:hAnsi="Arial" w:cs="Arial"/>
-          <w:kern w:val="0"/>
-          <w:sz w:val="18"/>
-          <w:szCs w:val="18"/>
-          <w:lang w:val="ru-RU"/>
-          <w14:ligatures w14:val="none"/>
-        </w:rPr>
-        <w:t xml:space="preserve">выносили приговор и расстреливали обличенные </w:t>
-      </w:r>
-      <w:r>
-        <w:rPr>
-          <w:rFonts w:ascii="Arial" w:eastAsia="Times New Roman" w:hAnsi="Arial" w:cs="Arial"/>
-          <w:kern w:val="0"/>
-          <w:sz w:val="18"/>
-          <w:szCs w:val="18"/>
-          <w:lang w:val="ru-RU"/>
-          <w14:ligatures w14:val="none"/>
-        </w:rPr>
-        <w:t xml:space="preserve">властью </w:t>
-      </w:r>
-      <w:r>
-        <w:rPr>
-          <w:rFonts w:ascii="Arial" w:eastAsia="Times New Roman" w:hAnsi="Arial" w:cs="Arial"/>
-          <w:kern w:val="0"/>
-          <w:sz w:val="18"/>
-          <w:szCs w:val="18"/>
-          <w:lang w:val="ru-RU"/>
-          <w14:ligatures w14:val="none"/>
-        </w:rPr>
-        <w:t>– главным образ</w:t>
-      </w:r>
-      <w:r>
-        <w:rPr>
-          <w:rFonts w:ascii="Arial" w:eastAsia="Times New Roman" w:hAnsi="Arial" w:cs="Arial"/>
-          <w:kern w:val="0"/>
-          <w:sz w:val="18"/>
-          <w:szCs w:val="18"/>
-          <w:lang w:val="ru-RU"/>
-          <w14:ligatures w14:val="none"/>
-        </w:rPr>
-        <w:t xml:space="preserve">ом </w:t>
-      </w:r>
-      <w:r>
-        <w:rPr>
-          <w:rFonts w:ascii="Arial" w:eastAsia="Times New Roman" w:hAnsi="Arial" w:cs="Arial"/>
-          <w:kern w:val="0"/>
-          <w:sz w:val="18"/>
-          <w:szCs w:val="18"/>
-          <w:lang w:val="ru-RU"/>
-          <w14:ligatures w14:val="none"/>
-        </w:rPr>
-        <w:t>мужчины</w:t>
-      </w:r>
-      <w:r>
-        <w:rPr>
-          <w:rFonts w:ascii="Arial" w:eastAsia="Times New Roman" w:hAnsi="Arial" w:cs="Arial"/>
-          <w:kern w:val="0"/>
-          <w:sz w:val="18"/>
-          <w:szCs w:val="18"/>
-          <w:lang w:val="ru-RU"/>
-          <w14:ligatures w14:val="none"/>
-        </w:rPr>
-        <w:t xml:space="preserve"> (х</w:t>
-      </w:r>
-      <w:r>
-        <w:rPr>
-          <w:rFonts w:ascii="Arial" w:eastAsia="Times New Roman" w:hAnsi="Arial" w:cs="Arial"/>
-          <w:kern w:val="0"/>
-          <w:sz w:val="18"/>
-          <w:szCs w:val="18"/>
-          <w:lang w:val="ru-RU"/>
-          <w14:ligatures w14:val="none"/>
-        </w:rPr>
-        <w:t>отя попадались</w:t>
-      </w:r>
-      <w:r>
-        <w:rPr>
-          <w:rFonts w:ascii="Arial" w:eastAsia="Times New Roman" w:hAnsi="Arial" w:cs="Arial"/>
-          <w:kern w:val="0"/>
-          <w:sz w:val="18"/>
-          <w:szCs w:val="18"/>
-          <w:lang w:val="ru-RU"/>
-          <w14:ligatures w14:val="none"/>
-        </w:rPr>
-        <w:t xml:space="preserve"> и женщины</w:t>
-      </w:r>
-      <w:r>
-        <w:rPr>
-          <w:rFonts w:ascii="Arial" w:eastAsia="Times New Roman" w:hAnsi="Arial" w:cs="Arial"/>
-          <w:kern w:val="0"/>
-          <w:sz w:val="18"/>
-          <w:szCs w:val="18"/>
-          <w:lang w:val="ru-RU"/>
-          <w14:ligatures w14:val="none"/>
-        </w:rPr>
-        <w:t xml:space="preserve"> среди </w:t>
-      </w:r>
-      <w:r>
-        <w:rPr>
-          <w:rFonts w:ascii="Arial" w:eastAsia="Times New Roman" w:hAnsi="Arial" w:cs="Arial"/>
-          <w:kern w:val="0"/>
-          <w:sz w:val="18"/>
-          <w:szCs w:val="18"/>
-          <w:lang w:val="ru-RU"/>
-          <w14:ligatures w14:val="none"/>
-        </w:rPr>
-        <w:t xml:space="preserve">лагерной и </w:t>
-      </w:r>
-      <w:r>
-        <w:rPr>
-          <w:rFonts w:ascii="Arial" w:eastAsia="Times New Roman" w:hAnsi="Arial" w:cs="Arial"/>
-          <w:kern w:val="0"/>
-          <w:sz w:val="18"/>
-          <w:szCs w:val="18"/>
-          <w:lang w:val="ru-RU"/>
-          <w14:ligatures w14:val="none"/>
-        </w:rPr>
-        <w:t xml:space="preserve">тюремной </w:t>
-      </w:r>
-      <w:r>
-        <w:rPr>
-          <w:rFonts w:ascii="Arial" w:eastAsia="Times New Roman" w:hAnsi="Arial" w:cs="Arial"/>
-          <w:kern w:val="0"/>
-          <w:sz w:val="18"/>
-          <w:szCs w:val="18"/>
-          <w:lang w:val="ru-RU"/>
-          <w14:ligatures w14:val="none"/>
-        </w:rPr>
-        <w:t xml:space="preserve">администрации и </w:t>
-      </w:r>
-      <w:r>
-        <w:rPr>
-          <w:rFonts w:ascii="Arial" w:eastAsia="Times New Roman" w:hAnsi="Arial" w:cs="Arial"/>
-          <w:kern w:val="0"/>
-          <w:sz w:val="18"/>
-          <w:szCs w:val="18"/>
-          <w:lang w:val="ru-RU"/>
-          <w14:ligatures w14:val="none"/>
-        </w:rPr>
-        <w:t>охраны</w:t>
-      </w:r>
-      <w:r>
-        <w:rPr>
-          <w:rFonts w:ascii="Arial" w:eastAsia="Times New Roman" w:hAnsi="Arial" w:cs="Arial"/>
-          <w:kern w:val="0"/>
-          <w:sz w:val="18"/>
-          <w:szCs w:val="18"/>
-          <w:lang w:val="ru-RU"/>
-          <w14:ligatures w14:val="none"/>
-        </w:rPr>
-        <w:t>)</w:t>
-      </w:r>
-      <w:r>
-        <w:rPr>
-          <w:rFonts w:ascii="Arial" w:eastAsia="Times New Roman" w:hAnsi="Arial" w:cs="Arial"/>
-          <w:kern w:val="0"/>
-          <w:sz w:val="18"/>
-          <w:szCs w:val="18"/>
-          <w:lang w:val="ru-RU"/>
-          <w14:ligatures w14:val="none"/>
-        </w:rPr>
-        <w:t>.</w:t>
-      </w:r>
-      <w:r>
-        <w:rPr>
-          <w:rFonts w:ascii="Arial" w:eastAsia="Times New Roman" w:hAnsi="Arial" w:cs="Arial"/>
-          <w:kern w:val="0"/>
-          <w:sz w:val="18"/>
-          <w:szCs w:val="18"/>
-          <w:lang w:val="ru-RU"/>
-          <w14:ligatures w14:val="none"/>
-        </w:rPr>
-        <w:t xml:space="preserve"> </w:t>
-      </w:r>
-      <w:r>
-        <w:rPr>
-          <w:rFonts w:ascii="Arial" w:eastAsia="Times New Roman" w:hAnsi="Arial" w:cs="Arial"/>
-          <w:kern w:val="0"/>
-          <w:sz w:val="18"/>
-          <w:szCs w:val="18"/>
-          <w:lang w:val="ru-RU"/>
-          <w14:ligatures w14:val="none"/>
-        </w:rPr>
-        <w:t>Во время следствия женщин</w:t>
-      </w:r>
-      <w:r>
-        <w:rPr>
-          <w:rFonts w:ascii="Arial" w:eastAsia="Times New Roman" w:hAnsi="Arial" w:cs="Arial"/>
-          <w:kern w:val="0"/>
-          <w:sz w:val="18"/>
-          <w:szCs w:val="18"/>
-          <w:lang w:val="ru-RU"/>
-          <w14:ligatures w14:val="none"/>
-        </w:rPr>
-        <w:t xml:space="preserve"> </w:t>
-      </w:r>
-      <w:r>
-        <w:rPr>
-          <w:rFonts w:ascii="Arial" w:eastAsia="Times New Roman" w:hAnsi="Arial" w:cs="Arial"/>
-          <w:kern w:val="0"/>
-          <w:sz w:val="18"/>
-          <w:szCs w:val="18"/>
-          <w:lang w:val="ru-RU"/>
-          <w14:ligatures w14:val="none"/>
-        </w:rPr>
-        <w:t xml:space="preserve">под пытками </w:t>
-      </w:r>
-      <w:r>
-        <w:rPr>
-          <w:rFonts w:ascii="Arial" w:eastAsia="Times New Roman" w:hAnsi="Arial" w:cs="Arial"/>
-          <w:kern w:val="0"/>
-          <w:sz w:val="18"/>
-          <w:szCs w:val="18"/>
-          <w:lang w:val="ru-RU"/>
-          <w14:ligatures w14:val="none"/>
-        </w:rPr>
-        <w:t>принуждали</w:t>
-      </w:r>
-      <w:r>
-        <w:rPr>
-          <w:rFonts w:ascii="Arial" w:eastAsia="Times New Roman" w:hAnsi="Arial" w:cs="Arial"/>
-          <w:kern w:val="0"/>
-          <w:sz w:val="18"/>
-          <w:szCs w:val="18"/>
-          <w:lang w:val="ru-RU"/>
-          <w14:ligatures w14:val="none"/>
-        </w:rPr>
-        <w:t xml:space="preserve"> </w:t>
-      </w:r>
-      <w:r>
-        <w:rPr>
-          <w:rFonts w:ascii="Arial" w:eastAsia="Times New Roman" w:hAnsi="Arial" w:cs="Arial"/>
-          <w:kern w:val="0"/>
-          <w:sz w:val="18"/>
-          <w:szCs w:val="18"/>
-          <w:lang w:val="ru-RU"/>
-          <w14:ligatures w14:val="none"/>
-        </w:rPr>
-        <w:t xml:space="preserve">отрекаться и </w:t>
-      </w:r>
-      <w:r>
-        <w:rPr>
-          <w:rFonts w:ascii="Arial" w:eastAsia="Times New Roman" w:hAnsi="Arial" w:cs="Arial"/>
-          <w:kern w:val="0"/>
-          <w:sz w:val="18"/>
-          <w:szCs w:val="18"/>
-          <w:lang w:val="ru-RU"/>
-          <w14:ligatures w14:val="none"/>
-        </w:rPr>
-        <w:t>клеветать на</w:t>
-      </w:r>
-      <w:r>
-        <w:rPr>
-          <w:rFonts w:ascii="Arial" w:eastAsia="Times New Roman" w:hAnsi="Arial" w:cs="Arial"/>
-          <w:kern w:val="0"/>
-          <w:sz w:val="18"/>
-          <w:szCs w:val="18"/>
-          <w:lang w:val="ru-RU"/>
-          <w14:ligatures w14:val="none"/>
-        </w:rPr>
-        <w:t xml:space="preserve"> </w:t>
-      </w:r>
-      <w:r>
-        <w:rPr>
-          <w:rFonts w:ascii="Arial" w:eastAsia="Times New Roman" w:hAnsi="Arial" w:cs="Arial"/>
-          <w:kern w:val="0"/>
-          <w:sz w:val="18"/>
-          <w:szCs w:val="18"/>
-          <w:lang w:val="ru-RU"/>
-          <w14:ligatures w14:val="none"/>
-        </w:rPr>
-        <w:t>друзей и родных</w:t>
-      </w:r>
-      <w:r>
-        <w:rPr>
-          <w:rFonts w:ascii="Arial" w:eastAsia="Times New Roman" w:hAnsi="Arial" w:cs="Arial"/>
-          <w:kern w:val="0"/>
-          <w:sz w:val="18"/>
-          <w:szCs w:val="18"/>
-          <w:lang w:val="ru-RU"/>
-          <w14:ligatures w14:val="none"/>
-        </w:rPr>
-        <w:t>,</w:t>
-      </w:r>
-      <w:r>
-        <w:rPr>
-          <w:rFonts w:ascii="Arial" w:eastAsia="Times New Roman" w:hAnsi="Arial" w:cs="Arial"/>
-          <w:kern w:val="0"/>
-          <w:sz w:val="18"/>
-          <w:szCs w:val="18"/>
-          <w:lang w:val="ru-RU"/>
-          <w14:ligatures w14:val="none"/>
-        </w:rPr>
-        <w:t xml:space="preserve"> равно как и их </w:t>
-      </w:r>
-      <w:r>
-        <w:rPr>
-          <w:rFonts w:ascii="Arial" w:eastAsia="Times New Roman" w:hAnsi="Arial" w:cs="Arial"/>
-          <w:kern w:val="0"/>
-          <w:sz w:val="18"/>
-          <w:szCs w:val="18"/>
-          <w:lang w:val="ru-RU"/>
-          <w14:ligatures w14:val="none"/>
-        </w:rPr>
-        <w:t xml:space="preserve">ближайших родных </w:t>
-      </w:r>
-      <w:r>
-        <w:rPr>
-          <w:rFonts w:ascii="Arial" w:eastAsia="Times New Roman" w:hAnsi="Arial" w:cs="Arial"/>
-          <w:kern w:val="0"/>
-          <w:sz w:val="18"/>
-          <w:szCs w:val="18"/>
-          <w:lang w:val="ru-RU"/>
-          <w14:ligatures w14:val="none"/>
-        </w:rPr>
-        <w:t>принуждали к т</w:t>
-      </w:r>
-      <w:r>
-        <w:rPr>
-          <w:rFonts w:ascii="Arial" w:eastAsia="Times New Roman" w:hAnsi="Arial" w:cs="Arial"/>
-          <w:kern w:val="0"/>
-          <w:sz w:val="18"/>
-          <w:szCs w:val="18"/>
-          <w:lang w:val="ru-RU"/>
-          <w14:ligatures w14:val="none"/>
-        </w:rPr>
-        <w:t xml:space="preserve">акому </w:t>
-      </w:r>
-      <w:r>
-        <w:rPr>
-          <w:rFonts w:ascii="Arial" w:eastAsia="Times New Roman" w:hAnsi="Arial" w:cs="Arial"/>
-          <w:kern w:val="0"/>
-          <w:sz w:val="18"/>
-          <w:szCs w:val="18"/>
-          <w:lang w:val="ru-RU"/>
-          <w14:ligatures w14:val="none"/>
-        </w:rPr>
-        <w:t>же</w:t>
-      </w:r>
-      <w:r>
-        <w:rPr>
-          <w:rFonts w:ascii="Arial" w:eastAsia="Times New Roman" w:hAnsi="Arial" w:cs="Arial"/>
-          <w:kern w:val="0"/>
-          <w:sz w:val="18"/>
-          <w:szCs w:val="18"/>
-          <w:lang w:val="ru-RU"/>
-          <w14:ligatures w14:val="none"/>
-        </w:rPr>
-        <w:t xml:space="preserve"> </w:t>
-      </w:r>
-      <w:r>
-        <w:rPr>
-          <w:rFonts w:ascii="Arial" w:eastAsia="Times New Roman" w:hAnsi="Arial" w:cs="Arial"/>
-          <w:kern w:val="0"/>
-          <w:sz w:val="18"/>
-          <w:szCs w:val="18"/>
-          <w:lang w:val="ru-RU"/>
-          <w14:ligatures w14:val="none"/>
-        </w:rPr>
-        <w:t>публично</w:t>
-      </w:r>
-      <w:r>
-        <w:rPr>
-          <w:rFonts w:ascii="Arial" w:eastAsia="Times New Roman" w:hAnsi="Arial" w:cs="Arial"/>
-          <w:kern w:val="0"/>
-          <w:sz w:val="18"/>
-          <w:szCs w:val="18"/>
-          <w:lang w:val="ru-RU"/>
-          <w14:ligatures w14:val="none"/>
-        </w:rPr>
-        <w:t>му</w:t>
-      </w:r>
-      <w:r>
-        <w:rPr>
-          <w:rFonts w:ascii="Arial" w:eastAsia="Times New Roman" w:hAnsi="Arial" w:cs="Arial"/>
-          <w:kern w:val="0"/>
-          <w:sz w:val="18"/>
-          <w:szCs w:val="18"/>
-          <w:lang w:val="ru-RU"/>
-          <w14:ligatures w14:val="none"/>
-        </w:rPr>
-        <w:t xml:space="preserve"> </w:t>
-      </w:r>
-      <w:r>
-        <w:rPr>
-          <w:rFonts w:ascii="Arial" w:eastAsia="Times New Roman" w:hAnsi="Arial" w:cs="Arial"/>
-          <w:kern w:val="0"/>
-          <w:sz w:val="18"/>
-          <w:szCs w:val="18"/>
-          <w:lang w:val="ru-RU"/>
-          <w14:ligatures w14:val="none"/>
-        </w:rPr>
-        <w:t>отречению</w:t>
-      </w:r>
-      <w:r>
-        <w:rPr>
-          <w:rFonts w:ascii="Arial" w:eastAsia="Times New Roman" w:hAnsi="Arial" w:cs="Arial"/>
-          <w:kern w:val="0"/>
-          <w:sz w:val="18"/>
-          <w:szCs w:val="18"/>
-          <w:lang w:val="ru-RU"/>
-          <w14:ligatures w14:val="none"/>
-        </w:rPr>
-        <w:t>.</w:t>
-      </w:r>
-      <w:r>
-        <w:rPr>
-          <w:rFonts w:ascii="Arial" w:eastAsia="Times New Roman" w:hAnsi="Arial" w:cs="Arial"/>
-          <w:kern w:val="0"/>
-          <w:sz w:val="18"/>
-          <w:szCs w:val="18"/>
-          <w:lang w:val="ru-RU"/>
-          <w14:ligatures w14:val="none"/>
-        </w:rPr>
-        <w:t xml:space="preserve"> </w:t>
-      </w:r>
-      <w:r>
-        <w:rPr>
-          <w:rFonts w:ascii="Arial" w:eastAsia="Times New Roman" w:hAnsi="Arial" w:cs="Arial"/>
-          <w:kern w:val="0"/>
-          <w:sz w:val="18"/>
-          <w:szCs w:val="18"/>
-          <w:lang w:val="ru-RU"/>
-          <w14:ligatures w14:val="none"/>
-        </w:rPr>
-        <w:t>Их р</w:t>
-      </w:r>
-      <w:r>
-        <w:rPr>
-          <w:rFonts w:ascii="Arial" w:eastAsia="Times New Roman" w:hAnsi="Arial" w:cs="Arial"/>
-          <w:kern w:val="0"/>
-          <w:sz w:val="18"/>
-          <w:szCs w:val="18"/>
-          <w:lang w:val="ru-RU"/>
-          <w14:ligatures w14:val="none"/>
-        </w:rPr>
-        <w:t>одные</w:t>
-      </w:r>
-      <w:r>
-        <w:rPr>
-          <w:rFonts w:ascii="Arial" w:eastAsia="Times New Roman" w:hAnsi="Arial" w:cs="Arial"/>
-          <w:kern w:val="0"/>
-          <w:sz w:val="18"/>
-          <w:szCs w:val="18"/>
-          <w:lang w:val="ru-RU"/>
-          <w14:ligatures w14:val="none"/>
-        </w:rPr>
-        <w:t xml:space="preserve"> десятилетиями подвергались преследованиям, </w:t>
-      </w:r>
-      <w:r>
-        <w:rPr>
-          <w:rFonts w:ascii="Arial" w:eastAsia="Times New Roman" w:hAnsi="Arial" w:cs="Arial"/>
-          <w:kern w:val="0"/>
-          <w:sz w:val="18"/>
-          <w:szCs w:val="18"/>
-          <w:lang w:val="ru-RU"/>
-          <w14:ligatures w14:val="none"/>
-        </w:rPr>
-        <w:t xml:space="preserve">их </w:t>
-      </w:r>
-      <w:r>
-        <w:rPr>
-          <w:rFonts w:ascii="Arial" w:eastAsia="Times New Roman" w:hAnsi="Arial" w:cs="Arial"/>
-          <w:kern w:val="0"/>
-          <w:sz w:val="18"/>
-          <w:szCs w:val="18"/>
-          <w:lang w:val="ru-RU"/>
-          <w14:ligatures w14:val="none"/>
-        </w:rPr>
-        <w:t>детей помещали в детские дома</w:t>
-      </w:r>
-      <w:r>
-        <w:rPr>
-          <w:rFonts w:ascii="Arial" w:eastAsia="Times New Roman" w:hAnsi="Arial" w:cs="Arial"/>
-          <w:kern w:val="0"/>
-          <w:sz w:val="18"/>
-          <w:szCs w:val="18"/>
-          <w:lang w:val="ru-RU"/>
-          <w14:ligatures w14:val="none"/>
-        </w:rPr>
-        <w:t>,</w:t>
-      </w:r>
-      <w:r>
-        <w:rPr>
-          <w:rFonts w:ascii="Arial" w:eastAsia="Times New Roman" w:hAnsi="Arial" w:cs="Arial"/>
-          <w:kern w:val="0"/>
-          <w:sz w:val="18"/>
-          <w:szCs w:val="18"/>
-          <w:lang w:val="ru-RU"/>
-          <w14:ligatures w14:val="none"/>
-        </w:rPr>
-        <w:t xml:space="preserve"> </w:t>
-      </w:r>
-      <w:r>
-        <w:rPr>
-          <w:rFonts w:ascii="Arial" w:eastAsia="Times New Roman" w:hAnsi="Arial" w:cs="Arial"/>
-          <w:kern w:val="0"/>
-          <w:sz w:val="18"/>
-          <w:szCs w:val="18"/>
-          <w:lang w:val="ru-RU"/>
-          <w14:ligatures w14:val="none"/>
-        </w:rPr>
-        <w:t xml:space="preserve">зачастую </w:t>
-      </w:r>
-      <w:r>
-        <w:rPr>
-          <w:rFonts w:ascii="Arial" w:eastAsia="Times New Roman" w:hAnsi="Arial" w:cs="Arial"/>
-          <w:kern w:val="0"/>
-          <w:sz w:val="18"/>
-          <w:szCs w:val="18"/>
-          <w:lang w:val="ru-RU"/>
-          <w14:ligatures w14:val="none"/>
-        </w:rPr>
-        <w:t xml:space="preserve">меняя фамилии. </w:t>
-      </w:r>
-      <w:r>
-        <w:rPr>
-          <w:rFonts w:ascii="Arial" w:hAnsi="Arial" w:cs="Arial"/>
-          <w:sz w:val="18"/>
-          <w:szCs w:val="18"/>
-          <w:lang w:val="ru-RU"/>
-        </w:rPr>
-        <w:t xml:space="preserve">Наиболее неугомонным </w:t>
-      </w:r>
-      <w:r>
-        <w:rPr>
-          <w:rFonts w:ascii="Arial" w:eastAsia="Times New Roman" w:hAnsi="Arial" w:cs="Arial"/>
-          <w:kern w:val="0"/>
-          <w:sz w:val="18"/>
-          <w:szCs w:val="18"/>
-          <w:lang w:val="ru-RU"/>
-          <w14:ligatures w14:val="none"/>
-        </w:rPr>
-        <w:t>р</w:t>
-      </w:r>
-      <w:r>
-        <w:rPr>
-          <w:rFonts w:ascii="Arial" w:eastAsia="Times New Roman" w:hAnsi="Arial" w:cs="Arial"/>
-          <w:kern w:val="0"/>
-          <w:sz w:val="18"/>
-          <w:szCs w:val="18"/>
-          <w:lang w:val="ru-RU"/>
-          <w14:ligatures w14:val="none"/>
-        </w:rPr>
-        <w:t>о</w:t>
-      </w:r>
-      <w:r>
-        <w:rPr>
-          <w:rFonts w:ascii="Arial" w:eastAsia="Times New Roman" w:hAnsi="Arial" w:cs="Arial"/>
-          <w:kern w:val="0"/>
-          <w:sz w:val="18"/>
-          <w:szCs w:val="18"/>
-          <w:lang w:val="ru-RU"/>
-          <w14:ligatures w14:val="none"/>
-        </w:rPr>
-        <w:t>дственникам расстрелянных женщин выдавали справки</w:t>
-      </w:r>
-      <w:r>
-        <w:rPr>
-          <w:rFonts w:ascii="Arial" w:eastAsia="Times New Roman" w:hAnsi="Arial" w:cs="Arial"/>
-          <w:kern w:val="0"/>
-          <w:sz w:val="18"/>
-          <w:szCs w:val="18"/>
-          <w:lang w:val="ru-RU"/>
-          <w14:ligatures w14:val="none"/>
-        </w:rPr>
-        <w:t xml:space="preserve"> </w:t>
-      </w:r>
-      <w:r>
-        <w:rPr>
-          <w:rFonts w:ascii="Arial" w:eastAsia="Times New Roman" w:hAnsi="Arial" w:cs="Arial"/>
-          <w:kern w:val="0"/>
-          <w:sz w:val="18"/>
-          <w:szCs w:val="18"/>
-          <w:lang w:val="ru-RU"/>
-          <w14:ligatures w14:val="none"/>
-        </w:rPr>
         <w:t xml:space="preserve">о якобы их </w:t>
       </w:r>
       <w:r>
@@ -4008,7 +4212,7 @@
           <w:lang w:val="ru-RU"/>
           <w14:ligatures w14:val="none"/>
         </w:rPr>
-        <w:t xml:space="preserve">лагерях </w:t>
+        <w:t>лагерях.</w:t>
       </w:r>
     </w:p>
     <w:p>
@@ -4443,18 +4647,7 @@
           <w:lang w:val="ru-RU"/>
           <w14:ligatures w14:val="none"/>
         </w:rPr>
-        <w:t xml:space="preserve">написано </w:t>
-      </w:r>
-      <w:r>
-        <w:rPr>
-          <w:rFonts w:ascii="Arial" w:eastAsia="Times New Roman" w:hAnsi="Arial" w:cs="Arial"/>
-          <w:kern w:val="0"/>
-          <w:sz w:val="18"/>
-          <w:szCs w:val="18"/>
-          <w:lang w:val="ru-RU"/>
-          <w14:ligatures w14:val="none"/>
-        </w:rPr>
-        <w:t>“</w:t>
+        <w:t>написано “</w:t>
       </w:r>
       <w:r>
         <w:rPr>
@@ -4658,29 +4851,7 @@
           <w:lang w:val="ru-RU"/>
           <w14:ligatures w14:val="none"/>
         </w:rPr>
-        <w:t xml:space="preserve">графики </w:t>
-      </w:r>
-      <w:r>
-        <w:rPr>
-          <w:rFonts w:ascii="Arial" w:eastAsia="Times New Roman" w:hAnsi="Arial" w:cs="Arial"/>
-          <w:kern w:val="0"/>
-          <w:sz w:val="18"/>
-          <w:szCs w:val="18"/>
-          <w:lang w:val="ru-RU"/>
-          <w14:ligatures w14:val="none"/>
-        </w:rPr>
-        <w:t xml:space="preserve">и таблицы </w:t>
-      </w:r>
-      <w:r>
-        <w:rPr>
-          <w:rFonts w:ascii="Arial" w:eastAsia="Times New Roman" w:hAnsi="Arial" w:cs="Arial"/>
-          <w:kern w:val="0"/>
-          <w:sz w:val="18"/>
-          <w:szCs w:val="18"/>
-          <w:lang w:val="ru-RU"/>
-          <w14:ligatures w14:val="none"/>
-        </w:rPr>
-        <w:t xml:space="preserve">расстрелов </w:t>
+        <w:t xml:space="preserve">графики расстрелов </w:t>
       </w:r>
       <w:r>
         <w:rPr>
@@ -4925,6 +5096,7 @@
           <w:lang w:val="ru-RU"/>
           <w14:ligatures w14:val="none"/>
         </w:rPr>
+        <w:lastRenderedPageBreak/>
         <w:t xml:space="preserve">Данный </w:t>
       </w:r>
       <w:r>
@@ -4969,6 +5141,17 @@
           <w:lang w:val="ru-RU"/>
           <w14:ligatures w14:val="none"/>
         </w:rPr>
+        <w:t>,</w:t>
+      </w:r>
+      <w:r>
+        <w:rPr>
+          <w:rFonts w:ascii="Arial" w:eastAsia="Times New Roman" w:hAnsi="Arial" w:cs="Arial"/>
+          <w:kern w:val="0"/>
+          <w:sz w:val="18"/>
+          <w:szCs w:val="18"/>
+          <w:lang w:val="ru-RU"/>
+          <w14:ligatures w14:val="none"/>
+        </w:rPr>
         <w:t xml:space="preserve"> где</w:t>
       </w:r>
       <w:r>
@@ -5134,7 +5317,18 @@
           <w:lang w:val="ru-RU"/>
           <w14:ligatures w14:val="none"/>
         </w:rPr>
-        <w:t>Вечая им память</w:t>
+        <w:t xml:space="preserve">Вечная </w:t>
+      </w:r>
+      <w:r>
+        <w:rPr>
+          <w:rFonts w:ascii="Arial" w:eastAsia="Times New Roman" w:hAnsi="Arial" w:cs="Arial"/>
+          <w:kern w:val="0"/>
+          <w:sz w:val="18"/>
+          <w:szCs w:val="18"/>
+          <w:lang w:val="ru-RU"/>
+          <w14:ligatures w14:val="none"/>
+        </w:rPr>
+        <w:t>им память</w:t>
       </w:r>
       <w:r>
         <w:rPr>
@@ -5233,7 +5427,29 @@
           <w:lang w:val="ru-RU"/>
           <w14:ligatures w14:val="none"/>
         </w:rPr>
-        <w:t>но у всех них бесусловно был последний</w:t>
+        <w:t xml:space="preserve">но у всех них </w:t>
+      </w:r>
+      <w:r>
+        <w:rPr>
+          <w:rFonts w:ascii="Arial" w:eastAsia="Times New Roman" w:hAnsi="Arial" w:cs="Arial"/>
+          <w:kern w:val="0"/>
+          <w:sz w:val="18"/>
+          <w:szCs w:val="18"/>
+          <w:lang w:val="ru-RU"/>
+          <w14:ligatures w14:val="none"/>
+        </w:rPr>
+        <w:t xml:space="preserve">безусловно </w:t>
+      </w:r>
+      <w:r>
+        <w:rPr>
+          <w:rFonts w:ascii="Arial" w:eastAsia="Times New Roman" w:hAnsi="Arial" w:cs="Arial"/>
+          <w:kern w:val="0"/>
+          <w:sz w:val="18"/>
+          <w:szCs w:val="18"/>
+          <w:lang w:val="ru-RU"/>
+          <w14:ligatures w14:val="none"/>
+        </w:rPr>
+        <w:t>был последний</w:t>
       </w:r>
       <w:r>
         <w:rPr>
@@ -5299,7 +5515,18 @@
           <w:lang w:val="ru-RU"/>
           <w14:ligatures w14:val="none"/>
         </w:rPr>
-        <w:t>Сохраненим памяти о погибших явл</w:t>
+        <w:t xml:space="preserve">Сохранением </w:t>
+      </w:r>
+      <w:r>
+        <w:rPr>
+          <w:rFonts w:ascii="Arial" w:eastAsia="Times New Roman" w:hAnsi="Arial" w:cs="Arial"/>
+          <w:kern w:val="0"/>
+          <w:sz w:val="18"/>
+          <w:szCs w:val="18"/>
+          <w:lang w:val="ru-RU"/>
+          <w14:ligatures w14:val="none"/>
+        </w:rPr>
+        <w:t>памяти о погибших явл</w:t>
       </w:r>
       <w:r>
         <w:rPr>
@@ -5387,6 +5614,17 @@
           <w:lang w:val="ru-RU"/>
           <w14:ligatures w14:val="none"/>
         </w:rPr>
+        <w:t>«</w:t>
+      </w:r>
+      <w:r>
+        <w:rPr>
+          <w:rFonts w:ascii="Arial" w:eastAsia="Times New Roman" w:hAnsi="Arial" w:cs="Arial"/>
+          <w:kern w:val="0"/>
+          <w:sz w:val="18"/>
+          <w:szCs w:val="18"/>
+          <w:lang w:val="ru-RU"/>
+          <w14:ligatures w14:val="none"/>
+        </w:rPr>
         <w:t>Последний адре</w:t>
       </w:r>
       <w:r>
@@ -5409,6 +5647,17 @@
           <w:lang w:val="ru-RU"/>
           <w14:ligatures w14:val="none"/>
         </w:rPr>
+        <w:t>»</w:t>
+      </w:r>
+      <w:r>
+        <w:rPr>
+          <w:rFonts w:ascii="Arial" w:eastAsia="Times New Roman" w:hAnsi="Arial" w:cs="Arial"/>
+          <w:kern w:val="0"/>
+          <w:sz w:val="18"/>
+          <w:szCs w:val="18"/>
+          <w:lang w:val="ru-RU"/>
+          <w14:ligatures w14:val="none"/>
+        </w:rPr>
         <w:t xml:space="preserve">, </w:t>
       </w:r>
       <w:r>
@@ -5508,6 +5757,17 @@
           <w:lang w:val="ru-RU"/>
           <w14:ligatures w14:val="none"/>
         </w:rPr>
+        <w:t>«</w:t>
+      </w:r>
+      <w:r>
+        <w:rPr>
+          <w:rFonts w:ascii="Arial" w:eastAsia="Times New Roman" w:hAnsi="Arial" w:cs="Arial"/>
+          <w:kern w:val="0"/>
+          <w:sz w:val="18"/>
+          <w:szCs w:val="18"/>
+          <w:lang w:val="ru-RU"/>
+          <w14:ligatures w14:val="none"/>
+        </w:rPr>
         <w:t>Последнего адреса</w:t>
       </w:r>
       <w:r>
@@ -5519,6 +5779,17 @@
           <w:lang w:val="ru-RU"/>
           <w14:ligatures w14:val="none"/>
         </w:rPr>
+        <w:t>»</w:t>
+      </w:r>
+      <w:r>
+        <w:rPr>
+          <w:rFonts w:ascii="Arial" w:eastAsia="Times New Roman" w:hAnsi="Arial" w:cs="Arial"/>
+          <w:kern w:val="0"/>
+          <w:sz w:val="18"/>
+          <w:szCs w:val="18"/>
+          <w:lang w:val="ru-RU"/>
+          <w14:ligatures w14:val="none"/>
+        </w:rPr>
         <w:t xml:space="preserve"> с 2014</w:t>
       </w:r>
       <w:r>
@@ -5640,7 +5911,40 @@
           <w:lang w:val="ru-RU"/>
           <w14:ligatures w14:val="none"/>
         </w:rPr>
-        <w:t xml:space="preserve">тех городов, </w:t>
+        <w:t xml:space="preserve">в </w:t>
+      </w:r>
+      <w:r>
+        <w:rPr>
+          <w:rFonts w:ascii="Arial" w:eastAsia="Times New Roman" w:hAnsi="Arial" w:cs="Arial"/>
+          <w:kern w:val="0"/>
+          <w:sz w:val="18"/>
+          <w:szCs w:val="18"/>
+          <w:lang w:val="ru-RU"/>
+          <w14:ligatures w14:val="none"/>
+        </w:rPr>
+        <w:t xml:space="preserve">тех </w:t>
+      </w:r>
+      <w:r>
+        <w:rPr>
+          <w:rFonts w:ascii="Arial" w:eastAsia="Times New Roman" w:hAnsi="Arial" w:cs="Arial"/>
+          <w:kern w:val="0"/>
+          <w:sz w:val="18"/>
+          <w:szCs w:val="18"/>
+          <w:lang w:val="ru-RU"/>
+          <w14:ligatures w14:val="none"/>
+        </w:rPr>
+        <w:t>городах</w:t>
+      </w:r>
+      <w:r>
+        <w:rPr>
+          <w:rFonts w:ascii="Arial" w:eastAsia="Times New Roman" w:hAnsi="Arial" w:cs="Arial"/>
+          <w:kern w:val="0"/>
+          <w:sz w:val="18"/>
+          <w:szCs w:val="18"/>
+          <w:lang w:val="ru-RU"/>
+          <w14:ligatures w14:val="none"/>
+        </w:rPr>
+        <w:t xml:space="preserve">, </w:t>
       </w:r>
       <w:r>
         <w:rPr>
@@ -6362,7 +6666,30 @@
           <w:lang w:val="ru-RU"/>
           <w14:ligatures w14:val="none"/>
         </w:rPr>
-        <w:t xml:space="preserve"> средствами, доступными культуре</w:t>
+        <w:t xml:space="preserve"> средствами</w:t>
+      </w:r>
+      <w:r>
+        <w:rPr>
+          <w:rFonts w:ascii="Arial" w:eastAsia="Times New Roman" w:hAnsi="Arial" w:cs="Arial"/>
+          <w:strike/>
+          <w:kern w:val="0"/>
+          <w:sz w:val="18"/>
+          <w:szCs w:val="18"/>
+          <w:lang w:val="ru-RU"/>
+          <w14:ligatures w14:val="none"/>
+        </w:rPr>
+        <w:t>,</w:t>
+      </w:r>
+      <w:r>
+        <w:rPr>
+          <w:rFonts w:ascii="Arial" w:eastAsia="Times New Roman" w:hAnsi="Arial" w:cs="Arial"/>
+          <w:kern w:val="0"/>
+          <w:sz w:val="18"/>
+          <w:szCs w:val="18"/>
+          <w:lang w:val="ru-RU"/>
+          <w14:ligatures w14:val="none"/>
+        </w:rPr>
+        <w:t xml:space="preserve"> доступными культуре</w:t>
       </w:r>
       <w:r>
         <w:rPr>
@@ -6637,18 +6964,7 @@
           <w:lang w:val="ru-RU"/>
           <w14:ligatures w14:val="none"/>
         </w:rPr>
-        <w:t>более полное знание</w:t>
-      </w:r>
-      <w:r>
-        <w:rPr>
-          <w:rFonts w:ascii="Arial" w:eastAsia="Times New Roman" w:hAnsi="Arial" w:cs="Arial"/>
-          <w:kern w:val="0"/>
-          <w:sz w:val="18"/>
-          <w:szCs w:val="18"/>
-          <w:lang w:val="ru-RU"/>
-          <w14:ligatures w14:val="none"/>
-        </w:rPr>
-        <w:t xml:space="preserve"> </w:t>
+        <w:t xml:space="preserve">более полное </w:t>
       </w:r>
       <w:r>
         <w:rPr>
@@ -7224,7 +7540,29 @@
           <w:lang w:val="ru-RU"/>
           <w14:ligatures w14:val="none"/>
         </w:rPr>
-        <w:t>. Эти сведение есть</w:t>
+        <w:t xml:space="preserve">. Эти </w:t>
+      </w:r>
+      <w:r>
+        <w:rPr>
+          <w:rFonts w:ascii="Arial" w:eastAsia="Times New Roman" w:hAnsi="Arial" w:cs="Arial"/>
+          <w:kern w:val="0"/>
+          <w:sz w:val="18"/>
+          <w:szCs w:val="18"/>
+          <w:lang w:val="ru-RU"/>
+          <w14:ligatures w14:val="none"/>
+        </w:rPr>
+        <w:t xml:space="preserve">сведения </w:t>
+      </w:r>
+      <w:r>
+        <w:rPr>
+          <w:rFonts w:ascii="Arial" w:eastAsia="Times New Roman" w:hAnsi="Arial" w:cs="Arial"/>
+          <w:kern w:val="0"/>
+          <w:sz w:val="18"/>
+          <w:szCs w:val="18"/>
+          <w:lang w:val="ru-RU"/>
+          <w14:ligatures w14:val="none"/>
+        </w:rPr>
+        <w:t>есть</w:t>
       </w:r>
       <w:r>
         <w:rPr>
@@ -7257,7 +7595,18 @@
           <w:lang w:val="ru-RU"/>
           <w14:ligatures w14:val="none"/>
         </w:rPr>
-        <w:t>интернете в</w:t>
+        <w:t>и</w:t>
+      </w:r>
+      <w:r>
+        <w:rPr>
+          <w:rFonts w:ascii="Arial" w:eastAsia="Times New Roman" w:hAnsi="Arial" w:cs="Arial"/>
+          <w:kern w:val="0"/>
+          <w:sz w:val="18"/>
+          <w:szCs w:val="18"/>
+          <w:lang w:val="ru-RU"/>
+          <w14:ligatures w14:val="none"/>
+        </w:rPr>
+        <w:t>нтернете в</w:t>
       </w:r>
       <w:r>
         <w:rPr>
@@ -7381,7 +7730,29 @@
           <w:lang w:val="ru-RU"/>
           <w14:ligatures w14:val="none"/>
         </w:rPr>
-        <w:t xml:space="preserve">женщин - </w:t>
+        <w:t xml:space="preserve">женщин </w:t>
+      </w:r>
+      <w:r>
+        <w:rPr>
+          <w:rFonts w:ascii="Arial" w:eastAsia="Times New Roman" w:hAnsi="Arial" w:cs="Arial"/>
+          <w:kern w:val="0"/>
+          <w:sz w:val="18"/>
+          <w:szCs w:val="18"/>
+          <w:lang w:val="ru-RU"/>
+          <w14:ligatures w14:val="none"/>
+        </w:rPr>
+        <w:t>–</w:t>
+      </w:r>
+      <w:r>
+        <w:rPr>
+          <w:rFonts w:ascii="Arial" w:eastAsia="Times New Roman" w:hAnsi="Arial" w:cs="Arial"/>
+          <w:kern w:val="0"/>
+          <w:sz w:val="18"/>
+          <w:szCs w:val="18"/>
+          <w:lang w:val="ru-RU"/>
+          <w14:ligatures w14:val="none"/>
+        </w:rPr>
+        <w:t xml:space="preserve"> </w:t>
       </w:r>
       <w:r>
         <w:rPr>
@@ -7571,7 +7942,29 @@
           <w:lang w:val="ru-RU"/>
           <w14:ligatures w14:val="none"/>
         </w:rPr>
-        <w:t xml:space="preserve">женщин - </w:t>
+        <w:t xml:space="preserve">женщин </w:t>
+      </w:r>
+      <w:r>
+        <w:rPr>
+          <w:rFonts w:ascii="Arial" w:eastAsia="Times New Roman" w:hAnsi="Arial" w:cs="Arial"/>
+          <w:kern w:val="0"/>
+          <w:sz w:val="18"/>
+          <w:szCs w:val="18"/>
+          <w:lang w:val="ru-RU"/>
+          <w14:ligatures w14:val="none"/>
+        </w:rPr>
+        <w:t>–</w:t>
+      </w:r>
+      <w:r>
+        <w:rPr>
+          <w:rFonts w:ascii="Arial" w:eastAsia="Times New Roman" w:hAnsi="Arial" w:cs="Arial"/>
+          <w:kern w:val="0"/>
+          <w:sz w:val="18"/>
+          <w:szCs w:val="18"/>
+          <w:lang w:val="ru-RU"/>
+          <w14:ligatures w14:val="none"/>
+        </w:rPr>
+        <w:t xml:space="preserve"> </w:t>
       </w:r>
       <w:r>
         <w:rPr>
@@ -7651,7 +8044,18 @@
           <w:lang w:val="ru-RU"/>
           <w14:ligatures w14:val="none"/>
         </w:rPr>
-        <w:t>Расстрельные списки Коммунарки</w:t>
+        <w:t xml:space="preserve">Расстрельные списки </w:t>
+      </w:r>
+      <w:r>
+        <w:rPr>
+          <w:rFonts w:ascii="Arial" w:eastAsia="Times New Roman" w:hAnsi="Arial" w:cs="Arial"/>
+          <w:kern w:val="0"/>
+          <w:sz w:val="18"/>
+          <w:szCs w:val="18"/>
+          <w:lang w:val="ru-RU"/>
+          <w14:ligatures w14:val="none"/>
+        </w:rPr>
+        <w:t>Коммунарки 6</w:t>
       </w:r>
       <w:r>
         <w:rPr>
@@ -7673,7 +8077,29 @@
           <w:lang w:val="ru-RU"/>
           <w14:ligatures w14:val="none"/>
         </w:rPr>
-        <w:t xml:space="preserve"> 6</w:t>
+        <w:t xml:space="preserve">608 казненных, из них </w:t>
+      </w:r>
+      <w:r>
+        <w:rPr>
+          <w:rFonts w:ascii="Arial" w:eastAsia="Times New Roman" w:hAnsi="Arial" w:cs="Arial"/>
+          <w:kern w:val="0"/>
+          <w:sz w:val="18"/>
+          <w:szCs w:val="18"/>
+          <w:lang w:val="ru-RU"/>
+          <w14:ligatures w14:val="none"/>
+        </w:rPr>
+        <w:t xml:space="preserve">женщин </w:t>
+      </w:r>
+      <w:r>
+        <w:rPr>
+          <w:rFonts w:ascii="Arial" w:eastAsia="Times New Roman" w:hAnsi="Arial" w:cs="Arial"/>
+          <w:kern w:val="0"/>
+          <w:sz w:val="18"/>
+          <w:szCs w:val="18"/>
+          <w:lang w:val="ru-RU"/>
+          <w14:ligatures w14:val="none"/>
+        </w:rPr>
+        <w:t>–</w:t>
       </w:r>
       <w:r>
         <w:rPr>
@@ -7685,28 +8111,6 @@
           <w14:ligatures w14:val="none"/>
         </w:rPr>
         <w:t xml:space="preserve"> </w:t>
-      </w:r>
-      <w:r>
-        <w:rPr>
-          <w:rFonts w:ascii="Arial" w:eastAsia="Times New Roman" w:hAnsi="Arial" w:cs="Arial"/>
-          <w:kern w:val="0"/>
-          <w:sz w:val="18"/>
-          <w:szCs w:val="18"/>
-          <w:lang w:val="ru-RU"/>
-          <w14:ligatures w14:val="none"/>
-        </w:rPr>
-        <w:t xml:space="preserve">608 казненных, из них </w:t>
-      </w:r>
-      <w:r>
-        <w:rPr>
-          <w:rFonts w:ascii="Arial" w:eastAsia="Times New Roman" w:hAnsi="Arial" w:cs="Arial"/>
-          <w:kern w:val="0"/>
-          <w:sz w:val="18"/>
-          <w:szCs w:val="18"/>
-          <w:lang w:val="ru-RU"/>
-          <w14:ligatures w14:val="none"/>
-        </w:rPr>
-        <w:t xml:space="preserve">женщин - </w:t>
       </w:r>
       <w:r>
         <w:rPr>
@@ -7874,7 +8278,29 @@
           <w:lang w:val="ru-RU"/>
           <w14:ligatures w14:val="none"/>
         </w:rPr>
-        <w:t xml:space="preserve">женщин - </w:t>
+        <w:t xml:space="preserve">женщин </w:t>
+      </w:r>
+      <w:r>
+        <w:rPr>
+          <w:rFonts w:ascii="Arial" w:eastAsia="Times New Roman" w:hAnsi="Arial" w:cs="Arial"/>
+          <w:kern w:val="0"/>
+          <w:sz w:val="18"/>
+          <w:szCs w:val="18"/>
+          <w:lang w:val="ru-RU"/>
+          <w14:ligatures w14:val="none"/>
+        </w:rPr>
+        <w:t>–</w:t>
+      </w:r>
+      <w:r>
+        <w:rPr>
+          <w:rFonts w:ascii="Arial" w:eastAsia="Times New Roman" w:hAnsi="Arial" w:cs="Arial"/>
+          <w:kern w:val="0"/>
+          <w:sz w:val="18"/>
+          <w:szCs w:val="18"/>
+          <w:lang w:val="ru-RU"/>
+          <w14:ligatures w14:val="none"/>
+        </w:rPr>
+        <w:t xml:space="preserve"> </w:t>
       </w:r>
       <w:r>
         <w:rPr>
@@ -8215,17 +8641,6 @@
           <w14:ligatures w14:val="none"/>
         </w:rPr>
       </w:pPr>
-      <w:r>
-        <w:rPr>
-          <w:rFonts w:ascii="Arial" w:eastAsia="Times New Roman" w:hAnsi="Arial" w:cs="Arial"/>
-          <w:kern w:val="0"/>
-          <w:sz w:val="18"/>
-          <w:szCs w:val="18"/>
-          <w:lang w:val="ru-RU"/>
-          <w14:ligatures w14:val="none"/>
-        </w:rPr>
-        <w:t>------------------------------------------------------------------------------------------------------------------------------------------------------------</w:t>
-      </w:r>
     </w:p>
     <w:p>
       <w:pPr>
@@ -8252,7 +8667,19 @@
           <w:u w:color="1D2228"/>
           <w:lang w:val="ru-RU"/>
         </w:rPr>
-        <w:t>”Сначала били самых родовитых,</w:t>
+        <w:t>«</w:t>
+      </w:r>
+      <w:r>
+        <w:rPr>
+          <w:rFonts w:ascii="Arial" w:hAnsi="Arial" w:cs="Arial"/>
+          <w:color w:val="auto"/>
+          <w:kern w:val="0"/>
+          <w:sz w:val="18"/>
+          <w:szCs w:val="18"/>
+          <w:u w:color="1D2228"/>
+          <w:lang w:val="ru-RU"/>
+        </w:rPr>
+        <w:t>Сначала били самых родовитых,</w:t>
       </w:r>
     </w:p>
     <w:p>
@@ -8787,7 +9214,7 @@
           <w:u w:color="1D2228"/>
           <w:lang w:val="ru-RU"/>
         </w:rPr>
-        <w:t>”</w:t>
+        <w:t>»</w:t>
       </w:r>
       <w:r>
         <w:rPr>
@@ -8841,6 +9268,38 @@
         </w:rPr>
         <w:t xml:space="preserve"> «Закон диалектики». 1989 г.</w:t>
       </w:r>
+    </w:p>
+    <w:p>
+      <w:pPr>
+        <w:pStyle w:val="Body"/>
+        <w:shd w:val="clear" w:color="auto" w:fill="FFFFFF"/>
+        <w:spacing w:after="0" w:line="240" w:lineRule="auto"/>
+        <w:rPr>
+          <w:rFonts w:ascii="Arial" w:hAnsi="Arial" w:cs="Arial"/>
+          <w:color w:val="auto"/>
+          <w:kern w:val="0"/>
+          <w:sz w:val="18"/>
+          <w:szCs w:val="18"/>
+          <w:u w:color="1D2228"/>
+          <w:lang w:val="ru-RU"/>
+        </w:rPr>
+      </w:pPr>
+    </w:p>
+    <w:p>
+      <w:pPr>
+        <w:pStyle w:val="Body"/>
+        <w:shd w:val="clear" w:color="auto" w:fill="FFFFFF"/>
+        <w:spacing w:after="0" w:line="240" w:lineRule="auto"/>
+        <w:rPr>
+          <w:rFonts w:ascii="Arial" w:hAnsi="Arial" w:cs="Arial"/>
+          <w:color w:val="auto"/>
+          <w:kern w:val="0"/>
+          <w:sz w:val="18"/>
+          <w:szCs w:val="18"/>
+          <w:u w:color="1D2228"/>
+          <w:lang w:val="ru-RU"/>
+        </w:rPr>
+      </w:pPr>
     </w:p>
     <w:p>
       <w:pPr>
@@ -8903,7 +9362,6 @@
           <w:sz w:val="18"/>
           <w:szCs w:val="18"/>
           <w:u w:color="1D2228"/>
-          <w:lang w:val="ru-RU"/>
         </w:rPr>
       </w:pPr>
       <w:r>
@@ -8953,6 +9411,187 @@
                     <a:ln>
                       <a:noFill/>
                     </a:ln>
+                  </pic:spPr>
+                </pic:pic>
+              </a:graphicData>
+            </a:graphic>
+          </wp:inline>
+        </w:drawing>
+      </w:r>
+    </w:p>
+    <w:p>
+      <w:pPr>
+        <w:pStyle w:val="Body"/>
+        <w:shd w:val="clear" w:color="auto" w:fill="FFFFFF"/>
+        <w:spacing w:after="0" w:line="240" w:lineRule="auto"/>
+        <w:rPr>
+          <w:rFonts w:ascii="Arial" w:eastAsia="Arial" w:hAnsi="Arial" w:cs="Arial"/>
+          <w:color w:val="auto"/>
+          <w:kern w:val="0"/>
+          <w:sz w:val="18"/>
+          <w:szCs w:val="18"/>
+          <w:u w:color="1D2228"/>
+        </w:rPr>
+      </w:pPr>
+    </w:p>
+    <w:p>
+      <w:pPr>
+        <w:pStyle w:val="Body"/>
+        <w:shd w:val="clear" w:color="auto" w:fill="FFFFFF"/>
+        <w:spacing w:after="0" w:line="240" w:lineRule="auto"/>
+        <w:rPr>
+          <w:rFonts w:ascii="Arial" w:eastAsia="Arial" w:hAnsi="Arial" w:cs="Arial"/>
+          <w:color w:val="auto"/>
+          <w:kern w:val="0"/>
+          <w:sz w:val="18"/>
+          <w:szCs w:val="18"/>
+          <w:u w:color="1D2228"/>
+        </w:rPr>
+      </w:pPr>
+    </w:p>
+    <w:p>
+      <w:pPr>
+        <w:pStyle w:val="Body"/>
+        <w:shd w:val="clear" w:color="auto" w:fill="FFFFFF"/>
+        <w:spacing w:after="0" w:line="240" w:lineRule="auto"/>
+        <w:jc w:val="center"/>
+        <w:rPr>
+          <w:rFonts w:ascii="Arial" w:eastAsia="Arial" w:hAnsi="Arial" w:cs="Arial"/>
+          <w:b/>
+          <w:bCs/>
+          <w:color w:val="auto"/>
+          <w:kern w:val="0"/>
+          <w:sz w:val="18"/>
+          <w:szCs w:val="18"/>
+          <w:u w:color="1D2228"/>
+          <w:lang w:val="ru-RU"/>
+        </w:rPr>
+      </w:pPr>
+      <w:r>
+        <w:rPr>
+          <w:rFonts w:ascii="Arial" w:eastAsia="Arial" w:hAnsi="Arial" w:cs="Arial"/>
+          <w:b/>
+          <w:bCs/>
+          <w:color w:val="auto"/>
+          <w:kern w:val="0"/>
+          <w:sz w:val="18"/>
+          <w:szCs w:val="18"/>
+          <w:u w:color="1D2228"/>
+          <w:lang w:val="ru-RU"/>
+        </w:rPr>
+        <w:t xml:space="preserve">ПРОЦЕНТНАЯ СТАТИСТИКА ПОТЕРЬ </w:t>
+      </w:r>
+      <w:r>
+        <w:rPr>
+          <w:rFonts w:ascii="Arial" w:eastAsia="Arial" w:hAnsi="Arial" w:cs="Arial"/>
+          <w:b/>
+          <w:bCs/>
+          <w:color w:val="auto"/>
+          <w:kern w:val="0"/>
+          <w:sz w:val="18"/>
+          <w:szCs w:val="18"/>
+          <w:u w:color="1D2228"/>
+          <w:lang w:val="ru-RU"/>
+        </w:rPr>
+        <w:t xml:space="preserve">ПО </w:t>
+      </w:r>
+      <w:r>
+        <w:rPr>
+          <w:rFonts w:ascii="Arial" w:eastAsia="Arial" w:hAnsi="Arial" w:cs="Arial"/>
+          <w:b/>
+          <w:bCs/>
+          <w:color w:val="auto"/>
+          <w:kern w:val="0"/>
+          <w:sz w:val="18"/>
+          <w:szCs w:val="18"/>
+          <w:u w:color="1D2228"/>
+          <w:lang w:val="ru-RU"/>
+        </w:rPr>
+        <w:t>НАЦИОН</w:t>
+      </w:r>
+      <w:r>
+        <w:rPr>
+          <w:rFonts w:ascii="Arial" w:eastAsia="Arial" w:hAnsi="Arial" w:cs="Arial"/>
+          <w:b/>
+          <w:bCs/>
+          <w:color w:val="auto"/>
+          <w:kern w:val="0"/>
+          <w:sz w:val="18"/>
+          <w:szCs w:val="18"/>
+          <w:u w:color="1D2228"/>
+          <w:lang w:val="ru-RU"/>
+        </w:rPr>
+        <w:t>А</w:t>
+      </w:r>
+      <w:r>
+        <w:rPr>
+          <w:rFonts w:ascii="Arial" w:eastAsia="Arial" w:hAnsi="Arial" w:cs="Arial"/>
+          <w:b/>
+          <w:bCs/>
+          <w:color w:val="auto"/>
+          <w:kern w:val="0"/>
+          <w:sz w:val="18"/>
+          <w:szCs w:val="18"/>
+          <w:u w:color="1D2228"/>
+          <w:lang w:val="ru-RU"/>
+        </w:rPr>
+        <w:t>ЛЬНОСТЯМ</w:t>
+      </w:r>
+    </w:p>
+    <w:p>
+      <w:pPr>
+        <w:pStyle w:val="Body"/>
+        <w:shd w:val="clear" w:color="auto" w:fill="FFFFFF"/>
+        <w:spacing w:after="0" w:line="240" w:lineRule="auto"/>
+        <w:rPr>
+          <w:rFonts w:ascii="Arial" w:eastAsia="Arial" w:hAnsi="Arial" w:cs="Arial"/>
+          <w:color w:val="auto"/>
+          <w:kern w:val="0"/>
+          <w:sz w:val="18"/>
+          <w:szCs w:val="18"/>
+          <w:u w:color="1D2228"/>
+        </w:rPr>
+      </w:pPr>
+      <w:r>
+        <w:rPr>
+          <w:noProof/>
+        </w:rPr>
+        <w:lastRenderedPageBreak/>
+        <w:drawing>
+          <wp:inline distT="0" distB="0" distL="0" distR="0" wp14:anchorId="782C6997" wp14:editId="48BC7AF8">
+            <wp:extent cx="5943600" cy="4674235"/>
+            <wp:effectExtent l="0" t="0" r="0" b="0"/>
+            <wp:docPr id="185993896" name="Graphic 1"/>
+            <wp:cNvGraphicFramePr>
+              <a:graphicFrameLocks xmlns:a="http://schemas.openxmlformats.org/drawingml/2006/main" noChangeAspect="1"/>
+            </wp:cNvGraphicFramePr>
+            <a:graphic xmlns:a="http://schemas.openxmlformats.org/drawingml/2006/main">
+              <a:graphicData uri="http://schemas.openxmlformats.org/drawingml/2006/picture">
+                <pic:pic xmlns:pic="http://schemas.openxmlformats.org/drawingml/2006/picture">
+                  <pic:nvPicPr>
+                    <pic:cNvPr id="185993896" name=""/>
+                    <pic:cNvPicPr/>
+                  </pic:nvPicPr>
+                  <pic:blipFill>
+                    <a:blip r:embed="rId5">
+                      <a:extLst>
+                        <a:ext uri="{96DAC541-7B7A-43D3-8B79-37D633B846F1}">
+                          <asvg:svgBlip xmlns:asvg="http://schemas.microsoft.com/office/drawing/2016/SVG/main" r:embed="rId6"/>
+                        </a:ext>
+                      </a:extLst>
+                    </a:blip>
+                    <a:stretch>
+                      <a:fillRect/>
+                    </a:stretch>
+                  </pic:blipFill>
+                  <pic:spPr>
+                    <a:xfrm>
+                      <a:off x="0" y="0"/>
+                      <a:ext cx="5943600" cy="4674235"/>
+                    </a:xfrm>
+                    <a:prstGeom prst="rect">
+                      <a:avLst/>
+                    </a:prstGeom>
                   </pic:spPr>
                 </pic:pic>
               </a:graphicData>

--- a/docs/Вступительное-слово.docx
+++ b/docs/Вступительное-слово.docx
@@ -8509,7 +8509,29 @@
           <w:lang w:val="ru-RU"/>
           <w14:ligatures w14:val="none"/>
         </w:rPr>
-        <w:t xml:space="preserve"> есть в интернете в открытом доступе.</w:t>
+        <w:t xml:space="preserve"> есть в </w:t>
+      </w:r>
+      <w:r>
+        <w:rPr>
+          <w:rFonts w:ascii="Arial" w:eastAsia="Times New Roman" w:hAnsi="Arial" w:cs="Arial"/>
+          <w:kern w:val="0"/>
+          <w:sz w:val="18"/>
+          <w:szCs w:val="18"/>
+          <w:lang w:val="ru-RU"/>
+          <w14:ligatures w14:val="none"/>
+        </w:rPr>
+        <w:t>И</w:t>
+      </w:r>
+      <w:r>
+        <w:rPr>
+          <w:rFonts w:ascii="Arial" w:eastAsia="Times New Roman" w:hAnsi="Arial" w:cs="Arial"/>
+          <w:kern w:val="0"/>
+          <w:sz w:val="18"/>
+          <w:szCs w:val="18"/>
+          <w:lang w:val="ru-RU"/>
+          <w14:ligatures w14:val="none"/>
+        </w:rPr>
+        <w:t>нтернете в открытом доступе.</w:t>
       </w:r>
     </w:p>
     <w:p>
@@ -8558,28 +8580,290 @@
     </w:p>
     <w:p>
       <w:pPr>
+        <w:rPr>
+          <w:rFonts w:ascii="Arial" w:eastAsia="Times New Roman" w:hAnsi="Arial" w:cs="Arial"/>
+          <w:kern w:val="0"/>
+          <w:sz w:val="18"/>
+          <w:szCs w:val="18"/>
+          <w:lang w:val="ru-RU"/>
+          <w14:ligatures w14:val="none"/>
+        </w:rPr>
+      </w:pPr>
+    </w:p>
+    <w:p>
+      <w:pPr>
+        <w:pStyle w:val="Body"/>
         <w:shd w:val="clear" w:color="auto" w:fill="FFFFFF"/>
         <w:spacing w:after="0" w:line="240" w:lineRule="auto"/>
         <w:rPr>
-          <w:rFonts w:ascii="Arial" w:eastAsia="Times New Roman" w:hAnsi="Arial" w:cs="Arial"/>
-          <w:kern w:val="0"/>
-          <w:sz w:val="18"/>
-          <w:szCs w:val="18"/>
-          <w:lang w:val="ru-RU"/>
-          <w14:ligatures w14:val="none"/>
+          <w:rFonts w:ascii="Arial" w:hAnsi="Arial" w:cs="Arial"/>
+          <w:color w:val="auto"/>
+          <w:kern w:val="0"/>
+          <w:sz w:val="18"/>
+          <w:szCs w:val="18"/>
+          <w:u w:color="1D2228"/>
+          <w:lang w:val="ru-RU"/>
         </w:rPr>
       </w:pPr>
-      <w:r>
-        <w:rPr>
-          <w:rFonts w:ascii="Arial" w:eastAsia="Times New Roman" w:hAnsi="Arial" w:cs="Arial"/>
-          <w:kern w:val="0"/>
-          <w:sz w:val="18"/>
-          <w:szCs w:val="18"/>
-          <w:lang w:val="ru-RU"/>
-          <w14:ligatures w14:val="none"/>
-        </w:rPr>
-        <w:t>------------------------------------------------------------------------------------------------------------------------------------------------------------</w:t>
-      </w:r>
+    </w:p>
+    <w:p>
+      <w:pPr>
+        <w:pStyle w:val="Body"/>
+        <w:shd w:val="clear" w:color="auto" w:fill="FFFFFF"/>
+        <w:spacing w:after="0" w:line="240" w:lineRule="auto"/>
+        <w:jc w:val="center"/>
+        <w:rPr>
+          <w:rFonts w:ascii="Arial" w:hAnsi="Arial" w:cs="Arial"/>
+          <w:b/>
+          <w:bCs/>
+          <w:color w:val="auto"/>
+          <w:kern w:val="0"/>
+          <w:sz w:val="18"/>
+          <w:szCs w:val="18"/>
+          <w:u w:color="1D2228"/>
+          <w:lang w:val="ru-RU"/>
+        </w:rPr>
+      </w:pPr>
+      <w:r>
+        <w:rPr>
+          <w:rFonts w:ascii="Arial" w:hAnsi="Arial" w:cs="Arial"/>
+          <w:b/>
+          <w:bCs/>
+          <w:color w:val="auto"/>
+          <w:kern w:val="0"/>
+          <w:sz w:val="18"/>
+          <w:szCs w:val="18"/>
+          <w:u w:color="1D2228"/>
+          <w:lang w:val="ru-RU"/>
+        </w:rPr>
+        <w:t>СТАТИСТИКА РАССТРЕЛОВ ПО НАЦИОНАЛЬНОСТЯМ</w:t>
+      </w:r>
+    </w:p>
+    <w:p>
+      <w:pPr>
+        <w:pStyle w:val="Body"/>
+        <w:shd w:val="clear" w:color="auto" w:fill="FFFFFF"/>
+        <w:spacing w:after="0" w:line="240" w:lineRule="auto"/>
+        <w:rPr>
+          <w:rFonts w:ascii="Arial" w:hAnsi="Arial" w:cs="Arial"/>
+          <w:color w:val="auto"/>
+          <w:kern w:val="0"/>
+          <w:sz w:val="18"/>
+          <w:szCs w:val="18"/>
+          <w:u w:color="1D2228"/>
+          <w:lang w:val="ru-RU"/>
+        </w:rPr>
+      </w:pPr>
+    </w:p>
+    <w:p>
+      <w:pPr>
+        <w:pStyle w:val="Body"/>
+        <w:shd w:val="clear" w:color="auto" w:fill="FFFFFF"/>
+        <w:spacing w:after="0" w:line="240" w:lineRule="auto"/>
+        <w:rPr>
+          <w:rFonts w:ascii="Arial" w:eastAsia="Arial" w:hAnsi="Arial" w:cs="Arial"/>
+          <w:color w:val="auto"/>
+          <w:kern w:val="0"/>
+          <w:sz w:val="18"/>
+          <w:szCs w:val="18"/>
+          <w:u w:color="1D2228"/>
+        </w:rPr>
+      </w:pPr>
+      <w:r>
+        <w:rPr>
+          <w:noProof/>
+        </w:rPr>
+        <w:lastRenderedPageBreak/>
+        <w:drawing>
+          <wp:inline distT="0" distB="0" distL="0" distR="0" wp14:anchorId="21A5F9DD" wp14:editId="52FA62CC">
+            <wp:extent cx="5943600" cy="5387340"/>
+            <wp:effectExtent l="0" t="0" r="0" b="3810"/>
+            <wp:docPr id="477487895" name="Picture 1" descr="A pie chart with many different colored circles&#10;&#10;AI-generated content may be incorrect."/>
+            <wp:cNvGraphicFramePr>
+              <a:graphicFrameLocks xmlns:a="http://schemas.openxmlformats.org/drawingml/2006/main" noChangeAspect="1"/>
+            </wp:cNvGraphicFramePr>
+            <a:graphic xmlns:a="http://schemas.openxmlformats.org/drawingml/2006/main">
+              <a:graphicData uri="http://schemas.openxmlformats.org/drawingml/2006/picture">
+                <pic:pic xmlns:pic="http://schemas.openxmlformats.org/drawingml/2006/picture">
+                  <pic:nvPicPr>
+                    <pic:cNvPr id="477487895" name="Picture 1" descr="A pie chart with many different colored circles&#10;&#10;AI-generated content may be incorrect."/>
+                    <pic:cNvPicPr>
+                      <a:picLocks noChangeAspect="1" noChangeArrowheads="1"/>
+                    </pic:cNvPicPr>
+                  </pic:nvPicPr>
+                  <pic:blipFill>
+                    <a:blip r:embed="rId5">
+                      <a:extLst>
+                        <a:ext uri="{28A0092B-C50C-407E-A947-70E740481C1C}">
+                          <a14:useLocalDpi xmlns:a14="http://schemas.microsoft.com/office/drawing/2010/main" val="0"/>
+                        </a:ext>
+                      </a:extLst>
+                    </a:blip>
+                    <a:srcRect/>
+                    <a:stretch>
+                      <a:fillRect/>
+                    </a:stretch>
+                  </pic:blipFill>
+                  <pic:spPr bwMode="auto">
+                    <a:xfrm>
+                      <a:off x="0" y="0"/>
+                      <a:ext cx="5943600" cy="5387340"/>
+                    </a:xfrm>
+                    <a:prstGeom prst="rect">
+                      <a:avLst/>
+                    </a:prstGeom>
+                    <a:noFill/>
+                    <a:ln>
+                      <a:noFill/>
+                    </a:ln>
+                  </pic:spPr>
+                </pic:pic>
+              </a:graphicData>
+            </a:graphic>
+          </wp:inline>
+        </w:drawing>
+      </w:r>
+    </w:p>
+    <w:p>
+      <w:pPr>
+        <w:pStyle w:val="Body"/>
+        <w:shd w:val="clear" w:color="auto" w:fill="FFFFFF"/>
+        <w:spacing w:after="0" w:line="240" w:lineRule="auto"/>
+        <w:rPr>
+          <w:rFonts w:ascii="Arial" w:eastAsia="Arial" w:hAnsi="Arial" w:cs="Arial"/>
+          <w:color w:val="auto"/>
+          <w:kern w:val="0"/>
+          <w:sz w:val="18"/>
+          <w:szCs w:val="18"/>
+          <w:u w:color="1D2228"/>
+        </w:rPr>
+      </w:pPr>
+    </w:p>
+    <w:p>
+      <w:pPr>
+        <w:pStyle w:val="Body"/>
+        <w:shd w:val="clear" w:color="auto" w:fill="FFFFFF"/>
+        <w:spacing w:after="0" w:line="240" w:lineRule="auto"/>
+        <w:rPr>
+          <w:rFonts w:ascii="Arial" w:eastAsia="Arial" w:hAnsi="Arial" w:cs="Arial"/>
+          <w:color w:val="auto"/>
+          <w:kern w:val="0"/>
+          <w:sz w:val="18"/>
+          <w:szCs w:val="18"/>
+          <w:u w:color="1D2228"/>
+        </w:rPr>
+      </w:pPr>
+    </w:p>
+    <w:p>
+      <w:pPr>
+        <w:pStyle w:val="Body"/>
+        <w:shd w:val="clear" w:color="auto" w:fill="FFFFFF"/>
+        <w:spacing w:after="0" w:line="240" w:lineRule="auto"/>
+        <w:jc w:val="center"/>
+        <w:rPr>
+          <w:rFonts w:ascii="Arial" w:eastAsia="Arial" w:hAnsi="Arial" w:cs="Arial"/>
+          <w:b/>
+          <w:bCs/>
+          <w:color w:val="auto"/>
+          <w:kern w:val="0"/>
+          <w:sz w:val="18"/>
+          <w:szCs w:val="18"/>
+          <w:u w:color="1D2228"/>
+          <w:lang w:val="ru-RU"/>
+        </w:rPr>
+      </w:pPr>
+      <w:r>
+        <w:rPr>
+          <w:rFonts w:ascii="Arial" w:eastAsia="Arial" w:hAnsi="Arial" w:cs="Arial"/>
+          <w:b/>
+          <w:bCs/>
+          <w:color w:val="auto"/>
+          <w:kern w:val="0"/>
+          <w:sz w:val="18"/>
+          <w:szCs w:val="18"/>
+          <w:u w:color="1D2228"/>
+          <w:lang w:val="ru-RU"/>
+        </w:rPr>
+        <w:t>ПРОЦЕНТНАЯ СТАТИСТИКА ПОТЕРЬ НАЦИОНЛЬНОСТЯМ</w:t>
+      </w:r>
+    </w:p>
+    <w:p>
+      <w:pPr>
+        <w:pStyle w:val="Body"/>
+        <w:shd w:val="clear" w:color="auto" w:fill="FFFFFF"/>
+        <w:spacing w:after="0" w:line="240" w:lineRule="auto"/>
+        <w:rPr>
+          <w:rFonts w:ascii="Arial" w:eastAsia="Arial" w:hAnsi="Arial" w:cs="Arial"/>
+          <w:color w:val="auto"/>
+          <w:kern w:val="0"/>
+          <w:sz w:val="18"/>
+          <w:szCs w:val="18"/>
+          <w:u w:color="1D2228"/>
+        </w:rPr>
+      </w:pPr>
+      <w:r>
+        <w:rPr>
+          <w:noProof/>
+        </w:rPr>
+        <w:lastRenderedPageBreak/>
+        <w:drawing>
+          <wp:inline distT="0" distB="0" distL="0" distR="0" wp14:anchorId="050B60B8" wp14:editId="208A2F03">
+            <wp:extent cx="5943600" cy="4674235"/>
+            <wp:effectExtent l="0" t="0" r="0" b="0"/>
+            <wp:docPr id="185993896" name="Graphic 1"/>
+            <wp:cNvGraphicFramePr>
+              <a:graphicFrameLocks xmlns:a="http://schemas.openxmlformats.org/drawingml/2006/main" noChangeAspect="1"/>
+            </wp:cNvGraphicFramePr>
+            <a:graphic xmlns:a="http://schemas.openxmlformats.org/drawingml/2006/main">
+              <a:graphicData uri="http://schemas.openxmlformats.org/drawingml/2006/picture">
+                <pic:pic xmlns:pic="http://schemas.openxmlformats.org/drawingml/2006/picture">
+                  <pic:nvPicPr>
+                    <pic:cNvPr id="185993896" name=""/>
+                    <pic:cNvPicPr/>
+                  </pic:nvPicPr>
+                  <pic:blipFill>
+                    <a:blip r:embed="rId6">
+                      <a:extLst>
+                        <a:ext uri="{96DAC541-7B7A-43D3-8B79-37D633B846F1}">
+                          <asvg:svgBlip xmlns:asvg="http://schemas.microsoft.com/office/drawing/2016/SVG/main" r:embed="rId7"/>
+                        </a:ext>
+                      </a:extLst>
+                    </a:blip>
+                    <a:stretch>
+                      <a:fillRect/>
+                    </a:stretch>
+                  </pic:blipFill>
+                  <pic:spPr>
+                    <a:xfrm>
+                      <a:off x="0" y="0"/>
+                      <a:ext cx="5943600" cy="4674235"/>
+                    </a:xfrm>
+                    <a:prstGeom prst="rect">
+                      <a:avLst/>
+                    </a:prstGeom>
+                  </pic:spPr>
+                </pic:pic>
+              </a:graphicData>
+            </a:graphic>
+          </wp:inline>
+        </w:drawing>
+      </w:r>
+    </w:p>
+    <w:p>
+      <w:pPr>
+        <w:pStyle w:val="Body"/>
+        <w:shd w:val="clear" w:color="auto" w:fill="FFFFFF"/>
+        <w:spacing w:after="0" w:line="240" w:lineRule="auto"/>
+        <w:rPr>
+          <w:rFonts w:ascii="Arial" w:eastAsia="Arial" w:hAnsi="Arial" w:cs="Arial"/>
+          <w:color w:val="auto"/>
+          <w:kern w:val="0"/>
+          <w:sz w:val="18"/>
+          <w:szCs w:val="18"/>
+          <w:u w:color="1D2228"/>
+          <w:lang w:val="ru-RU"/>
+        </w:rPr>
+      </w:pPr>
     </w:p>
     <w:p>
       <w:pPr>

--- a/docs/Вступительное-слово.docx
+++ b/docs/Вступительное-слово.docx
@@ -13,7 +13,39 @@
         <w:rPr>
           <w:lang w:val="ru-RU"/>
         </w:rPr>
-        <w:t>В проекте “Женское лицо расстрелов“ собраны анкетные данные из формуляров более 16 тысяч</w:t>
+        <w:t>В проекте “</w:t>
+      </w:r>
+      <w:proofErr w:type="gramStart"/>
+      <w:r>
+        <w:rPr>
+          <w:lang w:val="ru-RU"/>
+        </w:rPr>
+        <w:t>Же</w:t>
+      </w:r>
+      <w:r>
+        <w:rPr>
+          <w:lang w:val="ru-RU"/>
+        </w:rPr>
+        <w:t>нщины</w:t>
+      </w:r>
+      <w:proofErr w:type="gramEnd"/>
+      <w:r>
+        <w:rPr>
+          <w:lang w:val="ru-RU"/>
+        </w:rPr>
+        <w:t xml:space="preserve"> </w:t>
+      </w:r>
+      <w:r>
+        <w:rPr>
+          <w:lang w:val="ru-RU"/>
+        </w:rPr>
+        <w:t>казненные советской властью</w:t>
+      </w:r>
+      <w:r>
+        <w:rPr>
+          <w:lang w:val="ru-RU"/>
+        </w:rPr>
+        <w:t>“ собраны анкетные данные из формуляров более 16 тысяч</w:t>
       </w:r>
       <w:r>
         <w:rPr>
@@ -920,6 +952,9 @@
           <w:bottom w:val="single" w:sz="6" w:space="1" w:color="auto"/>
         </w:pBdr>
         <w:spacing w:after="0" w:line="240" w:lineRule="auto"/>
+        <w:rPr>
+          <w:lang w:val="ru-RU"/>
+        </w:rPr>
       </w:pPr>
       <w:hyperlink r:id="rId4" w:history="1">
         <w:r>
@@ -948,20 +983,10 @@
             <w:b/>
             <w:bCs/>
             <w:u w:val="none"/>
+            <w:lang w:val="ru-RU"/>
           </w:rPr>
-          <w:t xml:space="preserve"> </w:t>
+          <w:t xml:space="preserve"> источники</w:t>
         </w:r>
-        <w:proofErr w:type="spellStart"/>
-        <w:r>
-          <w:rPr>
-            <w:rStyle w:val="Hyperlink"/>
-            <w:b/>
-            <w:bCs/>
-            <w:u w:val="none"/>
-          </w:rPr>
-          <w:t>источники</w:t>
-        </w:r>
-        <w:proofErr w:type="spellEnd"/>
       </w:hyperlink>
     </w:p>
     <w:p>
@@ -970,6 +995,9 @@
           <w:bottom w:val="single" w:sz="6" w:space="1" w:color="auto"/>
         </w:pBdr>
         <w:spacing w:after="0" w:line="240" w:lineRule="auto"/>
+        <w:rPr>
+          <w:lang w:val="ru-RU"/>
+        </w:rPr>
       </w:pPr>
     </w:p>
     <w:p>
@@ -1121,7 +1149,63 @@
           <w:u w:color="1D2228"/>
           <w:lang w:val="ru-RU"/>
         </w:rPr>
-        <w:t>ПРОЦЕНТНАЯ СТАТИСТИКА ПОТЕРЬ НАЦИОНЛЬНОСТЯМ</w:t>
+        <w:t xml:space="preserve">ПРОЦЕНТНАЯ СТАТИСТИКА ПОТЕРЬ </w:t>
+      </w:r>
+      <w:r>
+        <w:rPr>
+          <w:rFonts w:ascii="Arial" w:eastAsia="Arial" w:hAnsi="Arial" w:cs="Arial"/>
+          <w:b/>
+          <w:bCs/>
+          <w:color w:val="auto"/>
+          <w:kern w:val="0"/>
+          <w:sz w:val="18"/>
+          <w:szCs w:val="18"/>
+          <w:u w:color="1D2228"/>
+          <w:lang w:val="ru-RU"/>
+        </w:rPr>
+        <w:t xml:space="preserve">ПО </w:t>
+      </w:r>
+      <w:r>
+        <w:rPr>
+          <w:rFonts w:ascii="Arial" w:eastAsia="Arial" w:hAnsi="Arial" w:cs="Arial"/>
+          <w:b/>
+          <w:bCs/>
+          <w:color w:val="auto"/>
+          <w:kern w:val="0"/>
+          <w:sz w:val="18"/>
+          <w:szCs w:val="18"/>
+          <w:u w:color="1D2228"/>
+          <w:lang w:val="ru-RU"/>
+        </w:rPr>
+        <w:t>НАЦИОН</w:t>
+      </w:r>
+      <w:r>
+        <w:rPr>
+          <w:rFonts w:ascii="Arial" w:eastAsia="Arial" w:hAnsi="Arial" w:cs="Arial"/>
+          <w:b/>
+          <w:bCs/>
+          <w:color w:val="auto"/>
+          <w:kern w:val="0"/>
+          <w:sz w:val="18"/>
+          <w:szCs w:val="18"/>
+          <w:u w:color="1D2228"/>
+          <w:lang w:val="ru-RU"/>
+        </w:rPr>
+        <w:t>А</w:t>
+      </w:r>
+      <w:r>
+        <w:rPr>
+          <w:rFonts w:ascii="Arial" w:eastAsia="Arial" w:hAnsi="Arial" w:cs="Arial"/>
+          <w:b/>
+          <w:bCs/>
+          <w:color w:val="auto"/>
+          <w:kern w:val="0"/>
+          <w:sz w:val="18"/>
+          <w:szCs w:val="18"/>
+          <w:u w:color="1D2228"/>
+          <w:lang w:val="ru-RU"/>
+        </w:rPr>
+        <w:t>ЛЬНОСТЯМ</w:t>
       </w:r>
     </w:p>
     <w:p>
@@ -1192,95 +1276,6 @@
           <w:szCs w:val="22"/>
         </w:rPr>
       </w:pPr>
-    </w:p>
-    <w:p>
-      <w:pPr>
-        <w:pBdr>
-          <w:bottom w:val="single" w:sz="6" w:space="1" w:color="auto"/>
-        </w:pBdr>
-        <w:spacing w:after="0" w:line="240" w:lineRule="auto"/>
-        <w:rPr>
-          <w:i/>
-          <w:iCs/>
-          <w:sz w:val="22"/>
-          <w:szCs w:val="22"/>
-        </w:rPr>
-      </w:pPr>
-    </w:p>
-    <w:p>
-      <w:pPr>
-        <w:spacing w:after="0" w:line="240" w:lineRule="auto"/>
-        <w:rPr>
-          <w:sz w:val="22"/>
-          <w:szCs w:val="22"/>
-        </w:rPr>
-      </w:pPr>
-    </w:p>
-    <w:p>
-      <w:pPr>
-        <w:spacing w:after="0" w:line="240" w:lineRule="auto"/>
-        <w:rPr>
-          <w:i/>
-          <w:iCs/>
-          <w:sz w:val="22"/>
-          <w:szCs w:val="22"/>
-          <w:lang w:val="ru-RU"/>
-        </w:rPr>
-      </w:pPr>
-      <w:r>
-        <w:rPr>
-          <w:i/>
-          <w:iCs/>
-          <w:sz w:val="22"/>
-          <w:szCs w:val="22"/>
-          <w:lang w:val="ru-RU"/>
-        </w:rPr>
-        <w:t xml:space="preserve">Автор проекта: </w:t>
-      </w:r>
-      <w:proofErr w:type="spellStart"/>
-      <w:r>
-        <w:rPr>
-          <w:i/>
-          <w:iCs/>
-          <w:sz w:val="22"/>
-          <w:szCs w:val="22"/>
-          <w:lang w:val="ru-RU"/>
-        </w:rPr>
-        <w:t>Сафия</w:t>
-      </w:r>
-      <w:proofErr w:type="spellEnd"/>
-      <w:r>
-        <w:rPr>
-          <w:i/>
-          <w:iCs/>
-          <w:sz w:val="22"/>
-          <w:szCs w:val="22"/>
-          <w:lang w:val="ru-RU"/>
-        </w:rPr>
-        <w:t xml:space="preserve"> Исхакова</w:t>
-      </w:r>
-    </w:p>
-    <w:p>
-      <w:pPr>
-        <w:spacing w:after="0" w:line="240" w:lineRule="auto"/>
-        <w:rPr>
-          <w:i/>
-          <w:iCs/>
-          <w:sz w:val="22"/>
-          <w:szCs w:val="22"/>
-          <w:lang w:val="ru-RU"/>
-        </w:rPr>
-      </w:pPr>
-      <w:r>
-        <w:rPr>
-          <w:i/>
-          <w:iCs/>
-          <w:sz w:val="22"/>
-          <w:szCs w:val="22"/>
-          <w:lang w:val="ru-RU"/>
-        </w:rPr>
-        <w:t>Участники проекта: Александр Гессен, Филип Гессен, Борис Фурман, Джейн Фурман, Эрик Харви</w:t>
-      </w:r>
     </w:p>
     <w:p>
       <w:pPr>

--- a/docs/Вступительное-слово.docx
+++ b/docs/Вступительное-слово.docx
@@ -1039,17 +1039,21 @@
           <w:bottom w:val="single" w:sz="6" w:space="1" w:color="auto"/>
         </w:pBdr>
         <w:spacing w:after="0" w:line="240" w:lineRule="auto"/>
+        <w:rPr>
+          <w:lang w:val="ru-RU"/>
+        </w:rPr>
       </w:pPr>
       <w:r>
         <w:rPr>
           <w:noProof/>
+          <w:lang w:val="ru-RU"/>
         </w:rPr>
         <w:lastRenderedPageBreak/>
         <w:drawing>
-          <wp:inline distT="0" distB="0" distL="0" distR="0" wp14:anchorId="77AD7DA3" wp14:editId="4C795DA6">
-            <wp:extent cx="5944235" cy="4938395"/>
-            <wp:effectExtent l="0" t="0" r="0" b="0"/>
-            <wp:docPr id="1429434450" name="Picture 1"/>
+          <wp:inline distT="0" distB="0" distL="0" distR="0" wp14:anchorId="2E20C85E" wp14:editId="22D157A1">
+            <wp:extent cx="5920740" cy="4880433"/>
+            <wp:effectExtent l="0" t="0" r="3810" b="0"/>
+            <wp:docPr id="1719338827" name="Picture 1"/>
             <wp:cNvGraphicFramePr>
               <a:graphicFrameLocks xmlns:a="http://schemas.openxmlformats.org/drawingml/2006/main" noChangeAspect="1"/>
             </wp:cNvGraphicFramePr>
@@ -1078,7 +1082,7 @@
                   <pic:spPr bwMode="auto">
                     <a:xfrm>
                       <a:off x="0" y="0"/>
-                      <a:ext cx="5944235" cy="4938395"/>
+                      <a:ext cx="5946450" cy="4901626"/>
                     </a:xfrm>
                     <a:prstGeom prst="rect">
                       <a:avLst/>
@@ -1098,6 +1102,9 @@
           <w:bottom w:val="single" w:sz="6" w:space="1" w:color="auto"/>
         </w:pBdr>
         <w:spacing w:after="0" w:line="240" w:lineRule="auto"/>
+        <w:rPr>
+          <w:lang w:val="ru-RU"/>
+        </w:rPr>
       </w:pPr>
     </w:p>
     <w:p>
@@ -1106,6 +1113,9 @@
           <w:bottom w:val="single" w:sz="6" w:space="1" w:color="auto"/>
         </w:pBdr>
         <w:spacing w:after="0" w:line="240" w:lineRule="auto"/>
+        <w:rPr>
+          <w:lang w:val="ru-RU"/>
+        </w:rPr>
       </w:pPr>
     </w:p>
     <w:p>
@@ -1116,6 +1126,7 @@
           <w:iCs/>
           <w:sz w:val="22"/>
           <w:szCs w:val="22"/>
+          <w:lang w:val="ru-RU"/>
         </w:rPr>
       </w:pPr>
     </w:p>

--- a/docs/Вступительное-слово.docx
+++ b/docs/Вступительное-слово.docx
@@ -13,14 +13,7 @@
         <w:rPr>
           <w:lang w:val="ru-RU"/>
         </w:rPr>
-        <w:t>В проекте “</w:t>
-      </w:r>
-      <w:proofErr w:type="gramStart"/>
-      <w:r>
-        <w:rPr>
-          <w:lang w:val="ru-RU"/>
-        </w:rPr>
-        <w:t>Же</w:t>
+        <w:t>В проекте “Же</w:t>
       </w:r>
       <w:r>
         <w:rPr>
@@ -28,7 +21,6 @@
         </w:rPr>
         <w:t>нщины</w:t>
       </w:r>
-      <w:proofErr w:type="gramEnd"/>
       <w:r>
         <w:rPr>
           <w:lang w:val="ru-RU"/>
@@ -45,7 +37,19 @@
         <w:rPr>
           <w:lang w:val="ru-RU"/>
         </w:rPr>
-        <w:t>“ собраны анкетные данные из формуляров более 16 тысяч</w:t>
+        <w:t>“ собраны анкетные данные из формуляров более 1</w:t>
+      </w:r>
+      <w:r>
+        <w:rPr>
+          <w:lang w:val="ru-RU"/>
+        </w:rPr>
+        <w:t>7</w:t>
+      </w:r>
+      <w:r>
+        <w:rPr>
+          <w:lang w:val="ru-RU"/>
+        </w:rPr>
+        <w:t xml:space="preserve"> тысяч</w:t>
       </w:r>
       <w:r>
         <w:rPr>
@@ -63,21 +67,7 @@
         <w:rPr>
           <w:lang w:val="ru-RU"/>
         </w:rPr>
-        <w:t xml:space="preserve">, рожденных в </w:t>
-      </w:r>
-      <w:proofErr w:type="gramStart"/>
-      <w:r>
-        <w:rPr>
-          <w:lang w:val="ru-RU"/>
-        </w:rPr>
-        <w:t>1825-1932</w:t>
-      </w:r>
-      <w:proofErr w:type="gramEnd"/>
-      <w:r>
-        <w:rPr>
-          <w:lang w:val="ru-RU"/>
-        </w:rPr>
-        <w:t xml:space="preserve"> годах. </w:t>
+        <w:t xml:space="preserve">, рожденных в 1825-1932 годах. </w:t>
       </w:r>
       <w:r>
         <w:rPr>
@@ -642,7 +632,19 @@
         <w:rPr>
           <w:lang w:val="ru-RU"/>
         </w:rPr>
-        <w:t xml:space="preserve">20 апреля расстреляны первые три женщины. Идол, которому была необходима жертвенная кровь, умер 3 марта 1953 года, а расстрелы продолжались по крайней мере до 8 апреля 1953 года, когда была расстреляна 45-летняя украинка </w:t>
+        <w:t xml:space="preserve">20 апреля расстреляны первые три женщины. Идол, которому была необходима жертвенная кровь, умер </w:t>
+      </w:r>
+      <w:r>
+        <w:rPr>
+          <w:lang w:val="ru-RU"/>
+        </w:rPr>
+        <w:t>5</w:t>
+      </w:r>
+      <w:r>
+        <w:rPr>
+          <w:lang w:val="ru-RU"/>
+        </w:rPr>
+        <w:t xml:space="preserve"> марта 1953 года, а расстрелы продолжались по крайней мере до 8 апреля 1953 года, когда была расстреляна 45-летняя украинка </w:t>
       </w:r>
       <w:proofErr w:type="spellStart"/>
       <w:r>
@@ -1046,14 +1048,208 @@
       <w:r>
         <w:rPr>
           <w:noProof/>
-          <w:lang w:val="ru-RU"/>
         </w:rPr>
         <w:lastRenderedPageBreak/>
         <w:drawing>
-          <wp:inline distT="0" distB="0" distL="0" distR="0" wp14:anchorId="2E20C85E" wp14:editId="22D157A1">
-            <wp:extent cx="5920740" cy="4880433"/>
-            <wp:effectExtent l="0" t="0" r="3810" b="0"/>
-            <wp:docPr id="1719338827" name="Picture 1"/>
+          <wp:inline distT="0" distB="0" distL="0" distR="0" wp14:anchorId="6EA9CC9F" wp14:editId="2C3E421A">
+            <wp:extent cx="5943600" cy="4969510"/>
+            <wp:effectExtent l="0" t="0" r="0" b="2540"/>
+            <wp:docPr id="1014898222" name="Graphic 1"/>
+            <wp:cNvGraphicFramePr>
+              <a:graphicFrameLocks xmlns:a="http://schemas.openxmlformats.org/drawingml/2006/main" noChangeAspect="1"/>
+            </wp:cNvGraphicFramePr>
+            <a:graphic xmlns:a="http://schemas.openxmlformats.org/drawingml/2006/main">
+              <a:graphicData uri="http://schemas.openxmlformats.org/drawingml/2006/picture">
+                <pic:pic xmlns:pic="http://schemas.openxmlformats.org/drawingml/2006/picture">
+                  <pic:nvPicPr>
+                    <pic:cNvPr id="1014898222" name=""/>
+                    <pic:cNvPicPr/>
+                  </pic:nvPicPr>
+                  <pic:blipFill>
+                    <a:blip r:embed="rId5">
+                      <a:extLst>
+                        <a:ext uri="{96DAC541-7B7A-43D3-8B79-37D633B846F1}">
+                          <asvg:svgBlip xmlns:asvg="http://schemas.microsoft.com/office/drawing/2016/SVG/main" r:embed="rId6"/>
+                        </a:ext>
+                      </a:extLst>
+                    </a:blip>
+                    <a:stretch>
+                      <a:fillRect/>
+                    </a:stretch>
+                  </pic:blipFill>
+                  <pic:spPr>
+                    <a:xfrm>
+                      <a:off x="0" y="0"/>
+                      <a:ext cx="5943600" cy="4969510"/>
+                    </a:xfrm>
+                    <a:prstGeom prst="rect">
+                      <a:avLst/>
+                    </a:prstGeom>
+                  </pic:spPr>
+                </pic:pic>
+              </a:graphicData>
+            </a:graphic>
+          </wp:inline>
+        </w:drawing>
+      </w:r>
+    </w:p>
+    <w:p>
+      <w:pPr>
+        <w:pBdr>
+          <w:bottom w:val="single" w:sz="6" w:space="1" w:color="auto"/>
+        </w:pBdr>
+        <w:spacing w:after="0" w:line="240" w:lineRule="auto"/>
+        <w:rPr>
+          <w:lang w:val="ru-RU"/>
+        </w:rPr>
+      </w:pPr>
+    </w:p>
+    <w:p>
+      <w:pPr>
+        <w:pBdr>
+          <w:bottom w:val="single" w:sz="6" w:space="1" w:color="auto"/>
+        </w:pBdr>
+        <w:spacing w:after="0" w:line="240" w:lineRule="auto"/>
+        <w:rPr>
+          <w:lang w:val="ru-RU"/>
+        </w:rPr>
+      </w:pPr>
+    </w:p>
+    <w:p>
+      <w:pPr>
+        <w:spacing w:after="0" w:line="240" w:lineRule="auto"/>
+        <w:rPr>
+          <w:i/>
+          <w:iCs/>
+          <w:sz w:val="22"/>
+          <w:szCs w:val="22"/>
+          <w:lang w:val="ru-RU"/>
+        </w:rPr>
+      </w:pPr>
+    </w:p>
+    <w:p>
+      <w:pPr>
+        <w:pStyle w:val="Body"/>
+        <w:shd w:val="clear" w:color="auto" w:fill="FFFFFF"/>
+        <w:spacing w:after="0" w:line="240" w:lineRule="auto"/>
+        <w:jc w:val="center"/>
+        <w:rPr>
+          <w:rFonts w:ascii="Arial" w:eastAsia="Arial" w:hAnsi="Arial" w:cs="Arial"/>
+          <w:b/>
+          <w:bCs/>
+          <w:color w:val="auto"/>
+          <w:kern w:val="0"/>
+          <w:sz w:val="18"/>
+          <w:szCs w:val="18"/>
+          <w:u w:color="1D2228"/>
+          <w:lang w:val="ru-RU"/>
+        </w:rPr>
+      </w:pPr>
+      <w:r>
+        <w:rPr>
+          <w:rFonts w:ascii="Arial" w:eastAsia="Arial" w:hAnsi="Arial" w:cs="Arial"/>
+          <w:b/>
+          <w:bCs/>
+          <w:color w:val="auto"/>
+          <w:kern w:val="0"/>
+          <w:sz w:val="18"/>
+          <w:szCs w:val="18"/>
+          <w:u w:color="1D2228"/>
+          <w:lang w:val="ru-RU"/>
+        </w:rPr>
+        <w:t xml:space="preserve">ПРОЦЕНТНАЯ СТАТИСТИКА ПОТЕРЬ </w:t>
+      </w:r>
+      <w:r>
+        <w:rPr>
+          <w:rFonts w:ascii="Arial" w:eastAsia="Arial" w:hAnsi="Arial" w:cs="Arial"/>
+          <w:b/>
+          <w:bCs/>
+          <w:color w:val="auto"/>
+          <w:kern w:val="0"/>
+          <w:sz w:val="18"/>
+          <w:szCs w:val="18"/>
+          <w:u w:color="1D2228"/>
+          <w:lang w:val="ru-RU"/>
+        </w:rPr>
+        <w:t xml:space="preserve">ПО </w:t>
+      </w:r>
+      <w:r>
+        <w:rPr>
+          <w:rFonts w:ascii="Arial" w:eastAsia="Arial" w:hAnsi="Arial" w:cs="Arial"/>
+          <w:b/>
+          <w:bCs/>
+          <w:color w:val="auto"/>
+          <w:kern w:val="0"/>
+          <w:sz w:val="18"/>
+          <w:szCs w:val="18"/>
+          <w:u w:color="1D2228"/>
+          <w:lang w:val="ru-RU"/>
+        </w:rPr>
+        <w:t>НАЦИОН</w:t>
+      </w:r>
+      <w:r>
+        <w:rPr>
+          <w:rFonts w:ascii="Arial" w:eastAsia="Arial" w:hAnsi="Arial" w:cs="Arial"/>
+          <w:b/>
+          <w:bCs/>
+          <w:color w:val="auto"/>
+          <w:kern w:val="0"/>
+          <w:sz w:val="18"/>
+          <w:szCs w:val="18"/>
+          <w:u w:color="1D2228"/>
+          <w:lang w:val="ru-RU"/>
+        </w:rPr>
+        <w:t>А</w:t>
+      </w:r>
+      <w:r>
+        <w:rPr>
+          <w:rFonts w:ascii="Arial" w:eastAsia="Arial" w:hAnsi="Arial" w:cs="Arial"/>
+          <w:b/>
+          <w:bCs/>
+          <w:color w:val="auto"/>
+          <w:kern w:val="0"/>
+          <w:sz w:val="18"/>
+          <w:szCs w:val="18"/>
+          <w:u w:color="1D2228"/>
+          <w:lang w:val="ru-RU"/>
+        </w:rPr>
+        <w:t>ЛЬНОСТЯМ</w:t>
+      </w:r>
+    </w:p>
+    <w:p>
+      <w:pPr>
+        <w:spacing w:after="0" w:line="240" w:lineRule="auto"/>
+        <w:rPr>
+          <w:i/>
+          <w:iCs/>
+          <w:sz w:val="22"/>
+          <w:szCs w:val="22"/>
+        </w:rPr>
+      </w:pPr>
+    </w:p>
+    <w:p>
+      <w:pPr>
+        <w:spacing w:after="0" w:line="240" w:lineRule="auto"/>
+        <w:rPr>
+          <w:i/>
+          <w:iCs/>
+          <w:sz w:val="22"/>
+          <w:szCs w:val="22"/>
+        </w:rPr>
+      </w:pPr>
+      <w:r>
+        <w:rPr>
+          <w:rFonts w:ascii="Arial" w:hAnsi="Arial" w:cs="Arial"/>
+          <w:noProof/>
+          <w:sz w:val="18"/>
+          <w:szCs w:val="18"/>
+        </w:rPr>
+        <w:lastRenderedPageBreak/>
+        <w:drawing>
+          <wp:inline distT="0" distB="0" distL="0" distR="0" wp14:anchorId="77E94F31" wp14:editId="31E4AD7C">
+            <wp:extent cx="5943600" cy="4658454"/>
+            <wp:effectExtent l="0" t="0" r="0" b="8890"/>
+            <wp:docPr id="1425175049" name="Picture 1"/>
             <wp:cNvGraphicFramePr>
               <a:graphicFrameLocks xmlns:a="http://schemas.openxmlformats.org/drawingml/2006/main" noChangeAspect="1"/>
             </wp:cNvGraphicFramePr>
@@ -1067,7 +1263,7 @@
                     </pic:cNvPicPr>
                   </pic:nvPicPr>
                   <pic:blipFill>
-                    <a:blip r:embed="rId5">
+                    <a:blip r:embed="rId7">
                       <a:extLst>
                         <a:ext uri="{28A0092B-C50C-407E-A947-70E740481C1C}">
                           <a14:useLocalDpi xmlns:a14="http://schemas.microsoft.com/office/drawing/2010/main" val="0"/>
@@ -1082,7 +1278,7 @@
                   <pic:spPr bwMode="auto">
                     <a:xfrm>
                       <a:off x="0" y="0"/>
-                      <a:ext cx="5946450" cy="4901626"/>
+                      <a:ext cx="5943600" cy="4658454"/>
                     </a:xfrm>
                     <a:prstGeom prst="rect">
                       <a:avLst/>
@@ -1095,198 +1291,6 @@
           </wp:inline>
         </w:drawing>
       </w:r>
-    </w:p>
-    <w:p>
-      <w:pPr>
-        <w:pBdr>
-          <w:bottom w:val="single" w:sz="6" w:space="1" w:color="auto"/>
-        </w:pBdr>
-        <w:spacing w:after="0" w:line="240" w:lineRule="auto"/>
-        <w:rPr>
-          <w:lang w:val="ru-RU"/>
-        </w:rPr>
-      </w:pPr>
-    </w:p>
-    <w:p>
-      <w:pPr>
-        <w:pBdr>
-          <w:bottom w:val="single" w:sz="6" w:space="1" w:color="auto"/>
-        </w:pBdr>
-        <w:spacing w:after="0" w:line="240" w:lineRule="auto"/>
-        <w:rPr>
-          <w:lang w:val="ru-RU"/>
-        </w:rPr>
-      </w:pPr>
-    </w:p>
-    <w:p>
-      <w:pPr>
-        <w:spacing w:after="0" w:line="240" w:lineRule="auto"/>
-        <w:rPr>
-          <w:i/>
-          <w:iCs/>
-          <w:sz w:val="22"/>
-          <w:szCs w:val="22"/>
-          <w:lang w:val="ru-RU"/>
-        </w:rPr>
-      </w:pPr>
-    </w:p>
-    <w:p>
-      <w:pPr>
-        <w:pStyle w:val="Body"/>
-        <w:shd w:val="clear" w:color="auto" w:fill="FFFFFF"/>
-        <w:spacing w:after="0" w:line="240" w:lineRule="auto"/>
-        <w:jc w:val="center"/>
-        <w:rPr>
-          <w:rFonts w:ascii="Arial" w:eastAsia="Arial" w:hAnsi="Arial" w:cs="Arial"/>
-          <w:b/>
-          <w:bCs/>
-          <w:color w:val="auto"/>
-          <w:kern w:val="0"/>
-          <w:sz w:val="18"/>
-          <w:szCs w:val="18"/>
-          <w:u w:color="1D2228"/>
-          <w:lang w:val="ru-RU"/>
-        </w:rPr>
-      </w:pPr>
-      <w:r>
-        <w:rPr>
-          <w:rFonts w:ascii="Arial" w:eastAsia="Arial" w:hAnsi="Arial" w:cs="Arial"/>
-          <w:b/>
-          <w:bCs/>
-          <w:color w:val="auto"/>
-          <w:kern w:val="0"/>
-          <w:sz w:val="18"/>
-          <w:szCs w:val="18"/>
-          <w:u w:color="1D2228"/>
-          <w:lang w:val="ru-RU"/>
-        </w:rPr>
-        <w:t xml:space="preserve">ПРОЦЕНТНАЯ СТАТИСТИКА ПОТЕРЬ </w:t>
-      </w:r>
-      <w:r>
-        <w:rPr>
-          <w:rFonts w:ascii="Arial" w:eastAsia="Arial" w:hAnsi="Arial" w:cs="Arial"/>
-          <w:b/>
-          <w:bCs/>
-          <w:color w:val="auto"/>
-          <w:kern w:val="0"/>
-          <w:sz w:val="18"/>
-          <w:szCs w:val="18"/>
-          <w:u w:color="1D2228"/>
-          <w:lang w:val="ru-RU"/>
-        </w:rPr>
-        <w:t xml:space="preserve">ПО </w:t>
-      </w:r>
-      <w:r>
-        <w:rPr>
-          <w:rFonts w:ascii="Arial" w:eastAsia="Arial" w:hAnsi="Arial" w:cs="Arial"/>
-          <w:b/>
-          <w:bCs/>
-          <w:color w:val="auto"/>
-          <w:kern w:val="0"/>
-          <w:sz w:val="18"/>
-          <w:szCs w:val="18"/>
-          <w:u w:color="1D2228"/>
-          <w:lang w:val="ru-RU"/>
-        </w:rPr>
-        <w:t>НАЦИОН</w:t>
-      </w:r>
-      <w:r>
-        <w:rPr>
-          <w:rFonts w:ascii="Arial" w:eastAsia="Arial" w:hAnsi="Arial" w:cs="Arial"/>
-          <w:b/>
-          <w:bCs/>
-          <w:color w:val="auto"/>
-          <w:kern w:val="0"/>
-          <w:sz w:val="18"/>
-          <w:szCs w:val="18"/>
-          <w:u w:color="1D2228"/>
-          <w:lang w:val="ru-RU"/>
-        </w:rPr>
-        <w:t>А</w:t>
-      </w:r>
-      <w:r>
-        <w:rPr>
-          <w:rFonts w:ascii="Arial" w:eastAsia="Arial" w:hAnsi="Arial" w:cs="Arial"/>
-          <w:b/>
-          <w:bCs/>
-          <w:color w:val="auto"/>
-          <w:kern w:val="0"/>
-          <w:sz w:val="18"/>
-          <w:szCs w:val="18"/>
-          <w:u w:color="1D2228"/>
-          <w:lang w:val="ru-RU"/>
-        </w:rPr>
-        <w:t>ЛЬНОСТЯМ</w:t>
-      </w:r>
-    </w:p>
-    <w:p>
-      <w:pPr>
-        <w:spacing w:after="0" w:line="240" w:lineRule="auto"/>
-        <w:rPr>
-          <w:i/>
-          <w:iCs/>
-          <w:sz w:val="22"/>
-          <w:szCs w:val="22"/>
-        </w:rPr>
-      </w:pPr>
-      <w:r>
-        <w:rPr>
-          <w:noProof/>
-        </w:rPr>
-        <w:lastRenderedPageBreak/>
-        <w:drawing>
-          <wp:inline distT="0" distB="0" distL="0" distR="0" wp14:anchorId="6633F578" wp14:editId="604B239C">
-            <wp:extent cx="5943600" cy="4674235"/>
-            <wp:effectExtent l="0" t="0" r="0" b="0"/>
-            <wp:docPr id="185993896" name="Graphic 1"/>
-            <wp:cNvGraphicFramePr>
-              <a:graphicFrameLocks xmlns:a="http://schemas.openxmlformats.org/drawingml/2006/main" noChangeAspect="1"/>
-            </wp:cNvGraphicFramePr>
-            <a:graphic xmlns:a="http://schemas.openxmlformats.org/drawingml/2006/main">
-              <a:graphicData uri="http://schemas.openxmlformats.org/drawingml/2006/picture">
-                <pic:pic xmlns:pic="http://schemas.openxmlformats.org/drawingml/2006/picture">
-                  <pic:nvPicPr>
-                    <pic:cNvPr id="185993896" name=""/>
-                    <pic:cNvPicPr/>
-                  </pic:nvPicPr>
-                  <pic:blipFill>
-                    <a:blip r:embed="rId6">
-                      <a:extLst>
-                        <a:ext uri="{96DAC541-7B7A-43D3-8B79-37D633B846F1}">
-                          <asvg:svgBlip xmlns:asvg="http://schemas.microsoft.com/office/drawing/2016/SVG/main" r:embed="rId7"/>
-                        </a:ext>
-                      </a:extLst>
-                    </a:blip>
-                    <a:stretch>
-                      <a:fillRect/>
-                    </a:stretch>
-                  </pic:blipFill>
-                  <pic:spPr>
-                    <a:xfrm>
-                      <a:off x="0" y="0"/>
-                      <a:ext cx="5943600" cy="4674235"/>
-                    </a:xfrm>
-                    <a:prstGeom prst="rect">
-                      <a:avLst/>
-                    </a:prstGeom>
-                  </pic:spPr>
-                </pic:pic>
-              </a:graphicData>
-            </a:graphic>
-          </wp:inline>
-        </w:drawing>
-      </w:r>
-    </w:p>
-    <w:p>
-      <w:pPr>
-        <w:spacing w:after="0" w:line="240" w:lineRule="auto"/>
-        <w:rPr>
-          <w:i/>
-          <w:iCs/>
-          <w:sz w:val="22"/>
-          <w:szCs w:val="22"/>
-        </w:rPr>
-      </w:pPr>
     </w:p>
     <w:p>
       <w:pPr>

--- a/docs/Вступительное-слово.docx
+++ b/docs/Вступительное-слово.docx
@@ -738,7 +738,13 @@
         <w:rPr>
           <w:lang w:val="ru-RU"/>
         </w:rPr>
-        <w:t xml:space="preserve">, если в настоящем живут люди, берущие на себя </w:t>
+        <w:t>, если в настоящем живут люди, берущие на себя</w:t>
+      </w:r>
+      <w:r>
+        <w:rPr>
+          <w:lang w:val="ru-RU"/>
+        </w:rPr>
+        <w:t xml:space="preserve"> </w:t>
       </w:r>
       <w:r>
         <w:rPr>
@@ -912,7 +918,20 @@
         <w:rPr>
           <w:lang w:val="ru-RU"/>
         </w:rPr>
-        <w:t>При составлении списков расстрелянных женщин использовались, в частности, изданные в России Обществом «Мемориал» мартирологи расстрелянных, расстрельные списки мест массовых захоронений, республиканские и региональные Книги памяти жертв репрессий.</w:t>
+        <w:t xml:space="preserve">При составлении списков расстрелянных женщин использовались, в частности, </w:t>
+      </w:r>
+      <w:r>
+        <w:rPr>
+          <w:highlight w:val="yellow"/>
+          <w:lang w:val="ru-RU"/>
+        </w:rPr>
+        <w:t>изданные в России Обществом «Мемориал»</w:t>
+      </w:r>
+      <w:r>
+        <w:rPr>
+          <w:lang w:val="ru-RU"/>
+        </w:rPr>
+        <w:t xml:space="preserve"> мартирологи расстрелянных, расстрельные списки мест массовых захоронений, республиканские и региональные Книги памяти жертв репрессий.</w:t>
       </w:r>
       <w:r>
         <w:t> </w:t>
@@ -947,6 +966,1749 @@
           <w:lang w:val="ru-RU"/>
         </w:rPr>
       </w:pPr>
+    </w:p>
+    <w:p>
+      <w:pPr>
+        <w:spacing w:after="0" w:line="240" w:lineRule="auto"/>
+        <w:rPr>
+          <w:b/>
+          <w:bCs/>
+          <w:lang w:val="ru-RU"/>
+        </w:rPr>
+      </w:pPr>
+      <w:r>
+        <w:rPr>
+          <w:b/>
+          <w:bCs/>
+          <w:lang w:val="ru-RU"/>
+        </w:rPr>
+        <w:t>ССЫЛКИ НА ОСНОВНЫЕ ИСТОЧНИКИ</w:t>
+      </w:r>
+    </w:p>
+    <w:p>
+      <w:pPr>
+        <w:spacing w:after="0"/>
+        <w:rPr>
+          <w:rFonts w:ascii="Arial" w:hAnsi="Arial" w:cs="Arial"/>
+          <w:sz w:val="18"/>
+          <w:szCs w:val="18"/>
+          <w:lang w:val="ru-RU"/>
+        </w:rPr>
+      </w:pPr>
+    </w:p>
+    <w:p>
+      <w:pPr>
+        <w:spacing w:after="0"/>
+        <w:rPr>
+          <w:rFonts w:ascii="Arial" w:hAnsi="Arial" w:cs="Arial"/>
+          <w:sz w:val="18"/>
+          <w:szCs w:val="18"/>
+          <w:lang w:val="ru-RU"/>
+        </w:rPr>
+      </w:pPr>
+      <w:hyperlink r:id="rId4" w:history="1">
+        <w:r>
+          <w:rPr>
+            <w:rStyle w:val="Hyperlink"/>
+            <w:rFonts w:ascii="Arial" w:hAnsi="Arial" w:cs="Arial"/>
+            <w:b/>
+            <w:bCs/>
+            <w:color w:val="auto"/>
+            <w:sz w:val="18"/>
+            <w:szCs w:val="18"/>
+            <w:highlight w:val="yellow"/>
+            <w:lang w:val="ru-RU"/>
+          </w:rPr>
+          <w:t>Архив Александра Яковлева</w:t>
+        </w:r>
+      </w:hyperlink>
+    </w:p>
+    <w:p>
+      <w:pPr>
+        <w:spacing w:after="0"/>
+        <w:rPr>
+          <w:rFonts w:ascii="Arial" w:eastAsia="Times New Roman" w:hAnsi="Arial" w:cs="Arial"/>
+          <w:b/>
+          <w:bCs/>
+          <w:kern w:val="0"/>
+          <w:sz w:val="18"/>
+          <w:szCs w:val="18"/>
+          <w:lang w:val="ru-RU"/>
+        </w:rPr>
+      </w:pPr>
+      <w:hyperlink r:id="rId5" w:history="1">
+        <w:r>
+          <w:rPr>
+            <w:rStyle w:val="Hyperlink"/>
+            <w:rFonts w:ascii="Arial" w:hAnsi="Arial" w:cs="Arial"/>
+            <w:b/>
+            <w:bCs/>
+            <w:color w:val="auto"/>
+            <w:sz w:val="18"/>
+            <w:szCs w:val="18"/>
+            <w:lang w:val="ru-RU"/>
+          </w:rPr>
+          <w:t>Архив Алексея Келера</w:t>
+        </w:r>
+      </w:hyperlink>
+    </w:p>
+    <w:p>
+      <w:pPr>
+        <w:spacing w:after="0"/>
+        <w:rPr>
+          <w:rFonts w:ascii="Arial" w:eastAsia="Times New Roman" w:hAnsi="Arial" w:cs="Arial"/>
+          <w:b/>
+          <w:bCs/>
+          <w:kern w:val="0"/>
+          <w:sz w:val="18"/>
+          <w:szCs w:val="18"/>
+          <w:lang w:val="ru-RU"/>
+        </w:rPr>
+      </w:pPr>
+      <w:hyperlink r:id="rId6" w:history="1">
+        <w:r>
+          <w:rPr>
+            <w:rStyle w:val="Hyperlink"/>
+            <w:rFonts w:ascii="Arial" w:hAnsi="Arial" w:cs="Arial"/>
+            <w:b/>
+            <w:bCs/>
+            <w:color w:val="auto"/>
+            <w:sz w:val="18"/>
+            <w:szCs w:val="18"/>
+            <w:lang w:val="ru-RU"/>
+          </w:rPr>
+          <w:t>База данных "За Христа пострадавшие"</w:t>
+        </w:r>
+      </w:hyperlink>
+    </w:p>
+    <w:p>
+      <w:pPr>
+        <w:spacing w:after="0"/>
+        <w:rPr>
+          <w:rFonts w:ascii="Arial" w:eastAsia="Times New Roman" w:hAnsi="Arial" w:cs="Arial"/>
+          <w:b/>
+          <w:bCs/>
+          <w:kern w:val="0"/>
+          <w:sz w:val="18"/>
+          <w:szCs w:val="18"/>
+          <w:lang w:val="ru-RU"/>
+        </w:rPr>
+      </w:pPr>
+      <w:hyperlink r:id="rId7" w:history="1">
+        <w:r>
+          <w:rPr>
+            <w:rStyle w:val="Hyperlink"/>
+            <w:rFonts w:ascii="Arial" w:hAnsi="Arial" w:cs="Arial"/>
+            <w:b/>
+            <w:bCs/>
+            <w:color w:val="auto"/>
+            <w:sz w:val="18"/>
+            <w:szCs w:val="18"/>
+            <w:lang w:val="ru-RU"/>
+          </w:rPr>
+          <w:t>Беларусь: жертвы сталинских репрессий</w:t>
+        </w:r>
+      </w:hyperlink>
+    </w:p>
+    <w:p>
+      <w:pPr>
+        <w:spacing w:after="0"/>
+        <w:rPr>
+          <w:rFonts w:ascii="Arial" w:eastAsia="Times New Roman" w:hAnsi="Arial" w:cs="Arial"/>
+          <w:b/>
+          <w:bCs/>
+          <w:kern w:val="0"/>
+          <w:sz w:val="18"/>
+          <w:szCs w:val="18"/>
+          <w:lang w:val="ru-RU"/>
+        </w:rPr>
+      </w:pPr>
+      <w:hyperlink r:id="rId8" w:history="1">
+        <w:r>
+          <w:rPr>
+            <w:rStyle w:val="Hyperlink"/>
+            <w:rFonts w:ascii="Arial" w:hAnsi="Arial" w:cs="Arial"/>
+            <w:b/>
+            <w:bCs/>
+            <w:color w:val="auto"/>
+            <w:sz w:val="18"/>
+            <w:szCs w:val="18"/>
+            <w:lang w:val="ru-RU"/>
+          </w:rPr>
+          <w:t>БЕССМЕРТНЫЙ БАРАК. Возвращенные имена. Москва и Московская область</w:t>
+        </w:r>
+      </w:hyperlink>
+    </w:p>
+    <w:p>
+      <w:pPr>
+        <w:spacing w:after="0"/>
+        <w:rPr>
+          <w:rFonts w:ascii="Arial" w:eastAsia="Times New Roman" w:hAnsi="Arial" w:cs="Arial"/>
+          <w:b/>
+          <w:bCs/>
+          <w:kern w:val="0"/>
+          <w:sz w:val="18"/>
+          <w:szCs w:val="18"/>
+          <w:lang w:val="ru-RU"/>
+        </w:rPr>
+      </w:pPr>
+      <w:hyperlink r:id="rId9" w:history="1">
+        <w:r>
+          <w:rPr>
+            <w:rStyle w:val="Hyperlink"/>
+            <w:rFonts w:ascii="Arial" w:hAnsi="Arial" w:cs="Arial"/>
+            <w:b/>
+            <w:bCs/>
+            <w:color w:val="auto"/>
+            <w:sz w:val="18"/>
+            <w:szCs w:val="18"/>
+            <w:lang w:val="ru-RU"/>
+          </w:rPr>
+          <w:t>БЕССМЕРТНЫЙ БАРАК. КНИГИ ПАМЯТИ</w:t>
+        </w:r>
+      </w:hyperlink>
+    </w:p>
+    <w:p>
+      <w:pPr>
+        <w:spacing w:after="0"/>
+        <w:rPr>
+          <w:rFonts w:ascii="Arial" w:eastAsia="Times New Roman" w:hAnsi="Arial" w:cs="Arial"/>
+          <w:b/>
+          <w:bCs/>
+          <w:kern w:val="0"/>
+          <w:sz w:val="18"/>
+          <w:szCs w:val="18"/>
+          <w:lang w:val="ru-RU"/>
+        </w:rPr>
+      </w:pPr>
+      <w:hyperlink r:id="rId10" w:history="1">
+        <w:r>
+          <w:rPr>
+            <w:rStyle w:val="Hyperlink"/>
+            <w:rFonts w:ascii="Arial" w:hAnsi="Arial" w:cs="Arial"/>
+            <w:b/>
+            <w:bCs/>
+            <w:color w:val="auto"/>
+            <w:sz w:val="18"/>
+            <w:szCs w:val="18"/>
+            <w:lang w:val="ru-RU"/>
+          </w:rPr>
+          <w:t>Бутовский полиго</w:t>
+        </w:r>
+        <w:r>
+          <w:rPr>
+            <w:rStyle w:val="Hyperlink"/>
+            <w:rFonts w:ascii="Arial" w:hAnsi="Arial" w:cs="Arial"/>
+            <w:b/>
+            <w:bCs/>
+            <w:color w:val="auto"/>
+            <w:sz w:val="18"/>
+            <w:szCs w:val="18"/>
+            <w:lang w:val="ru-RU"/>
+          </w:rPr>
+          <w:t xml:space="preserve">н НКВД в </w:t>
+        </w:r>
+        <w:proofErr w:type="gramStart"/>
+        <w:r>
+          <w:rPr>
+            <w:rStyle w:val="Hyperlink"/>
+            <w:rFonts w:ascii="Arial" w:hAnsi="Arial" w:cs="Arial"/>
+            <w:b/>
+            <w:bCs/>
+            <w:color w:val="auto"/>
+            <w:sz w:val="18"/>
+            <w:szCs w:val="18"/>
+            <w:lang w:val="ru-RU"/>
+          </w:rPr>
+          <w:t>1937-1938</w:t>
+        </w:r>
+        <w:proofErr w:type="gramEnd"/>
+        <w:r>
+          <w:rPr>
+            <w:rStyle w:val="Hyperlink"/>
+            <w:rFonts w:ascii="Arial" w:hAnsi="Arial" w:cs="Arial"/>
+            <w:b/>
+            <w:bCs/>
+            <w:color w:val="auto"/>
+            <w:sz w:val="18"/>
+            <w:szCs w:val="18"/>
+            <w:lang w:val="ru-RU"/>
+          </w:rPr>
+          <w:t xml:space="preserve"> гг.</w:t>
+        </w:r>
+      </w:hyperlink>
+      <w:r>
+        <w:rPr>
+          <w:rFonts w:ascii="Arial" w:eastAsia="Times New Roman" w:hAnsi="Arial" w:cs="Arial"/>
+          <w:b/>
+          <w:bCs/>
+          <w:kern w:val="0"/>
+          <w:sz w:val="18"/>
+          <w:szCs w:val="18"/>
+          <w:lang w:val="ru-RU"/>
+        </w:rPr>
+        <w:t xml:space="preserve"> </w:t>
+      </w:r>
+    </w:p>
+    <w:p>
+      <w:pPr>
+        <w:spacing w:after="0"/>
+        <w:rPr>
+          <w:rFonts w:ascii="Arial" w:hAnsi="Arial" w:cs="Arial"/>
+          <w:sz w:val="18"/>
+          <w:szCs w:val="18"/>
+          <w:lang w:val="ru-RU"/>
+        </w:rPr>
+      </w:pPr>
+      <w:hyperlink r:id="rId11" w:tgtFrame="_blank" w:history="1">
+        <w:r>
+          <w:rPr>
+            <w:rStyle w:val="Hyperlink"/>
+            <w:rFonts w:ascii="Arial" w:hAnsi="Arial" w:cs="Arial"/>
+            <w:b/>
+            <w:bCs/>
+            <w:color w:val="auto"/>
+            <w:sz w:val="18"/>
+            <w:szCs w:val="18"/>
+            <w:lang w:val="ru-RU"/>
+          </w:rPr>
+          <w:t>ВОЗВРАЩЕННЫЕ ИМЕНА. КНИГИ ПАМЯТИ РОССИИ</w:t>
+        </w:r>
+      </w:hyperlink>
+      <w:r>
+        <w:rPr>
+          <w:rFonts w:ascii="Arial" w:hAnsi="Arial" w:cs="Arial"/>
+          <w:sz w:val="18"/>
+          <w:szCs w:val="18"/>
+          <w:lang w:val="ru-RU"/>
+        </w:rPr>
+        <w:t xml:space="preserve"> </w:t>
+      </w:r>
+    </w:p>
+    <w:p>
+      <w:pPr>
+        <w:spacing w:after="0"/>
+        <w:rPr>
+          <w:rFonts w:ascii="Arial" w:eastAsia="Times New Roman" w:hAnsi="Arial" w:cs="Arial"/>
+          <w:b/>
+          <w:bCs/>
+          <w:kern w:val="0"/>
+          <w:sz w:val="18"/>
+          <w:szCs w:val="18"/>
+          <w:lang w:val="ru-RU"/>
+        </w:rPr>
+      </w:pPr>
+      <w:hyperlink r:id="rId12" w:tgtFrame="_blank" w:history="1">
+        <w:r>
+          <w:rPr>
+            <w:rStyle w:val="Hyperlink"/>
+            <w:rFonts w:ascii="Arial" w:eastAsia="Times New Roman" w:hAnsi="Arial" w:cs="Arial"/>
+            <w:b/>
+            <w:bCs/>
+            <w:color w:val="auto"/>
+            <w:kern w:val="0"/>
+            <w:sz w:val="18"/>
+            <w:szCs w:val="18"/>
+            <w:lang w:val="ru-RU"/>
+          </w:rPr>
+          <w:t xml:space="preserve">ЖЕРТВЫ АНТИПОЛЬСКОГО ТЕРРОРА В СОВЕТСКОМ СОЮЗЕ </w:t>
+        </w:r>
+        <w:proofErr w:type="gramStart"/>
+        <w:r>
+          <w:rPr>
+            <w:rStyle w:val="Hyperlink"/>
+            <w:rFonts w:ascii="Arial" w:eastAsia="Times New Roman" w:hAnsi="Arial" w:cs="Arial"/>
+            <w:b/>
+            <w:bCs/>
+            <w:color w:val="auto"/>
+            <w:kern w:val="0"/>
+            <w:sz w:val="18"/>
+            <w:szCs w:val="18"/>
+            <w:lang w:val="ru-RU"/>
+          </w:rPr>
+          <w:t>1934-1938</w:t>
+        </w:r>
+        <w:proofErr w:type="gramEnd"/>
+      </w:hyperlink>
+    </w:p>
+    <w:p>
+      <w:pPr>
+        <w:spacing w:after="0"/>
+        <w:rPr>
+          <w:rFonts w:ascii="Arial" w:hAnsi="Arial" w:cs="Arial"/>
+          <w:sz w:val="18"/>
+          <w:szCs w:val="18"/>
+          <w:lang w:val="ru-RU"/>
+        </w:rPr>
+      </w:pPr>
+      <w:hyperlink r:id="rId13" w:history="1">
+        <w:r>
+          <w:rPr>
+            <w:rStyle w:val="Hyperlink"/>
+            <w:rFonts w:ascii="Arial" w:hAnsi="Arial" w:cs="Arial"/>
+            <w:b/>
+            <w:bCs/>
+            <w:color w:val="auto"/>
+            <w:sz w:val="18"/>
+            <w:szCs w:val="18"/>
+            <w:lang w:val="ru-RU"/>
+          </w:rPr>
+          <w:t>Жертвы политических репрессий в Челябинской области</w:t>
+        </w:r>
+      </w:hyperlink>
+    </w:p>
+    <w:p>
+      <w:pPr>
+        <w:spacing w:after="0"/>
+        <w:rPr>
+          <w:rFonts w:ascii="Arial" w:hAnsi="Arial" w:cs="Arial"/>
+          <w:sz w:val="18"/>
+          <w:szCs w:val="18"/>
+          <w:lang w:val="ru-RU"/>
+        </w:rPr>
+      </w:pPr>
+      <w:hyperlink r:id="rId14" w:history="1">
+        <w:r>
+          <w:rPr>
+            <w:rStyle w:val="Hyperlink"/>
+            <w:rFonts w:ascii="Arial" w:hAnsi="Arial" w:cs="Arial"/>
+            <w:b/>
+            <w:bCs/>
+            <w:color w:val="auto"/>
+            <w:sz w:val="18"/>
+            <w:szCs w:val="18"/>
+            <w:lang w:val="ru-RU"/>
+          </w:rPr>
+          <w:t xml:space="preserve">Памяти репрессированных католиков </w:t>
+        </w:r>
+      </w:hyperlink>
+      <w:r>
+        <w:rPr>
+          <w:rFonts w:ascii="Arial" w:hAnsi="Arial" w:cs="Arial"/>
+          <w:sz w:val="18"/>
+          <w:szCs w:val="18"/>
+          <w:lang w:val="ru-RU"/>
+        </w:rPr>
+        <w:t xml:space="preserve"> </w:t>
+      </w:r>
+    </w:p>
+    <w:p>
+      <w:pPr>
+        <w:spacing w:after="0"/>
+        <w:rPr>
+          <w:rFonts w:ascii="Arial" w:hAnsi="Arial" w:cs="Arial"/>
+          <w:sz w:val="18"/>
+          <w:szCs w:val="18"/>
+          <w:lang w:val="ru-RU"/>
+        </w:rPr>
+      </w:pPr>
+      <w:hyperlink r:id="rId15" w:tgtFrame="_blank" w:history="1">
+        <w:r>
+          <w:rPr>
+            <w:rStyle w:val="Hyperlink"/>
+            <w:rFonts w:ascii="Arial" w:eastAsia="Times New Roman" w:hAnsi="Arial" w:cs="Arial"/>
+            <w:b/>
+            <w:bCs/>
+            <w:color w:val="auto"/>
+            <w:kern w:val="0"/>
+            <w:sz w:val="18"/>
+            <w:szCs w:val="18"/>
+            <w:lang w:val="ru-RU"/>
+          </w:rPr>
+          <w:t>КОЛЫМА</w:t>
+        </w:r>
+        <w:r>
+          <w:rPr>
+            <w:rStyle w:val="Hyperlink"/>
+            <w:rFonts w:ascii="Arial" w:eastAsia="Times New Roman" w:hAnsi="Arial" w:cs="Arial"/>
+            <w:b/>
+            <w:bCs/>
+            <w:color w:val="auto"/>
+            <w:kern w:val="0"/>
+            <w:sz w:val="18"/>
+            <w:szCs w:val="18"/>
+            <w:lang w:val="ru-RU"/>
+          </w:rPr>
+          <w:t xml:space="preserve"> </w:t>
+        </w:r>
+        <w:r>
+          <w:rPr>
+            <w:rStyle w:val="Hyperlink"/>
+            <w:rFonts w:ascii="Arial" w:eastAsia="Times New Roman" w:hAnsi="Arial" w:cs="Arial"/>
+            <w:b/>
+            <w:bCs/>
+            <w:color w:val="auto"/>
+            <w:kern w:val="0"/>
+            <w:sz w:val="18"/>
+            <w:szCs w:val="18"/>
+            <w:lang w:val="ru-RU"/>
+          </w:rPr>
+          <w:t xml:space="preserve"> </w:t>
+        </w:r>
+      </w:hyperlink>
+    </w:p>
+    <w:p>
+      <w:pPr>
+        <w:spacing w:after="0"/>
+        <w:rPr>
+          <w:rFonts w:ascii="Arial" w:eastAsia="Times New Roman" w:hAnsi="Arial" w:cs="Arial"/>
+          <w:b/>
+          <w:bCs/>
+          <w:kern w:val="0"/>
+          <w:sz w:val="18"/>
+          <w:szCs w:val="18"/>
+          <w:lang w:val="ru-RU"/>
+        </w:rPr>
+      </w:pPr>
+      <w:hyperlink r:id="rId16" w:tgtFrame="_blank" w:history="1">
+        <w:r>
+          <w:rPr>
+            <w:rStyle w:val="Hyperlink"/>
+            <w:rFonts w:ascii="Arial" w:eastAsia="Times New Roman" w:hAnsi="Arial" w:cs="Arial"/>
+            <w:b/>
+            <w:bCs/>
+            <w:color w:val="auto"/>
+            <w:kern w:val="0"/>
+            <w:sz w:val="18"/>
+            <w:szCs w:val="18"/>
+            <w:lang w:val="ru-RU"/>
+          </w:rPr>
+          <w:t xml:space="preserve">ЛЕВАШОВСКАЯ ПУСТОШЬ </w:t>
+        </w:r>
+      </w:hyperlink>
+    </w:p>
+    <w:p>
+      <w:pPr>
+        <w:spacing w:after="0"/>
+        <w:rPr>
+          <w:rFonts w:ascii="Arial" w:hAnsi="Arial" w:cs="Arial"/>
+          <w:sz w:val="18"/>
+          <w:szCs w:val="18"/>
+          <w:lang w:val="ru-RU"/>
+        </w:rPr>
+      </w:pPr>
+      <w:hyperlink r:id="rId17" w:tgtFrame="_blank" w:history="1">
+        <w:proofErr w:type="spellStart"/>
+        <w:r>
+          <w:rPr>
+            <w:rStyle w:val="Hyperlink"/>
+            <w:rFonts w:ascii="Arial" w:eastAsia="Times New Roman" w:hAnsi="Arial" w:cs="Arial"/>
+            <w:b/>
+            <w:bCs/>
+            <w:color w:val="auto"/>
+            <w:kern w:val="0"/>
+            <w:sz w:val="18"/>
+            <w:szCs w:val="18"/>
+            <w:lang w:val="ru-RU"/>
+          </w:rPr>
+          <w:t>Нац</w:t>
+        </w:r>
+        <w:r>
+          <w:rPr>
+            <w:rStyle w:val="Hyperlink"/>
+            <w:rFonts w:ascii="Arial" w:eastAsia="Times New Roman" w:hAnsi="Arial" w:cs="Arial"/>
+            <w:b/>
+            <w:bCs/>
+            <w:color w:val="auto"/>
+            <w:kern w:val="0"/>
+            <w:sz w:val="18"/>
+            <w:szCs w:val="18"/>
+          </w:rPr>
+          <w:t>i</w:t>
+        </w:r>
+        <w:r>
+          <w:rPr>
+            <w:rStyle w:val="Hyperlink"/>
+            <w:rFonts w:ascii="Arial" w:eastAsia="Times New Roman" w:hAnsi="Arial" w:cs="Arial"/>
+            <w:b/>
+            <w:bCs/>
+            <w:color w:val="auto"/>
+            <w:kern w:val="0"/>
+            <w:sz w:val="18"/>
+            <w:szCs w:val="18"/>
+            <w:lang w:val="ru-RU"/>
+          </w:rPr>
+          <w:t>ональный</w:t>
+        </w:r>
+        <w:proofErr w:type="spellEnd"/>
+        <w:r>
+          <w:rPr>
+            <w:rStyle w:val="Hyperlink"/>
+            <w:rFonts w:ascii="Arial" w:eastAsia="Times New Roman" w:hAnsi="Arial" w:cs="Arial"/>
+            <w:b/>
+            <w:bCs/>
+            <w:color w:val="auto"/>
+            <w:kern w:val="0"/>
+            <w:sz w:val="18"/>
+            <w:szCs w:val="18"/>
+            <w:lang w:val="ru-RU"/>
+          </w:rPr>
+          <w:t xml:space="preserve"> </w:t>
+        </w:r>
+        <w:r>
+          <w:rPr>
+            <w:rStyle w:val="Hyperlink"/>
+            <w:rFonts w:ascii="Arial" w:eastAsia="Times New Roman" w:hAnsi="Arial" w:cs="Arial"/>
+            <w:b/>
+            <w:bCs/>
+            <w:color w:val="auto"/>
+            <w:kern w:val="0"/>
+            <w:sz w:val="18"/>
+            <w:szCs w:val="18"/>
+            <w:lang w:val="ru-RU"/>
+          </w:rPr>
+          <w:t>б</w:t>
+        </w:r>
+        <w:r>
+          <w:rPr>
+            <w:rStyle w:val="Hyperlink"/>
+            <w:rFonts w:ascii="Arial" w:eastAsia="Times New Roman" w:hAnsi="Arial" w:cs="Arial"/>
+            <w:b/>
+            <w:bCs/>
+            <w:color w:val="auto"/>
+            <w:kern w:val="0"/>
+            <w:sz w:val="18"/>
+            <w:szCs w:val="18"/>
+            <w:lang w:val="ru-RU"/>
+          </w:rPr>
+          <w:t xml:space="preserve">анк </w:t>
+        </w:r>
+        <w:proofErr w:type="spellStart"/>
+        <w:r>
+          <w:rPr>
+            <w:rStyle w:val="Hyperlink"/>
+            <w:rFonts w:ascii="Arial" w:eastAsia="Times New Roman" w:hAnsi="Arial" w:cs="Arial"/>
+            <w:b/>
+            <w:bCs/>
+            <w:color w:val="auto"/>
+            <w:kern w:val="0"/>
+            <w:sz w:val="18"/>
+            <w:szCs w:val="18"/>
+            <w:lang w:val="ru-RU"/>
+          </w:rPr>
+          <w:t>р</w:t>
+        </w:r>
+        <w:r>
+          <w:rPr>
+            <w:rStyle w:val="Hyperlink"/>
+            <w:rFonts w:ascii="Arial" w:eastAsia="Times New Roman" w:hAnsi="Arial" w:cs="Arial"/>
+            <w:b/>
+            <w:bCs/>
+            <w:color w:val="auto"/>
+            <w:kern w:val="0"/>
+            <w:sz w:val="18"/>
+            <w:szCs w:val="18"/>
+            <w:lang w:val="ru-RU"/>
+          </w:rPr>
+          <w:t>епрес</w:t>
+        </w:r>
+        <w:r>
+          <w:rPr>
+            <w:rStyle w:val="Hyperlink"/>
+            <w:rFonts w:ascii="Arial" w:eastAsia="Times New Roman" w:hAnsi="Arial" w:cs="Arial"/>
+            <w:b/>
+            <w:bCs/>
+            <w:color w:val="auto"/>
+            <w:kern w:val="0"/>
+            <w:sz w:val="18"/>
+            <w:szCs w:val="18"/>
+          </w:rPr>
+          <w:t>i</w:t>
+        </w:r>
+        <w:proofErr w:type="spellEnd"/>
+        <w:r>
+          <w:rPr>
+            <w:rStyle w:val="Hyperlink"/>
+            <w:rFonts w:ascii="Arial" w:eastAsia="Times New Roman" w:hAnsi="Arial" w:cs="Arial"/>
+            <w:b/>
+            <w:bCs/>
+            <w:color w:val="auto"/>
+            <w:kern w:val="0"/>
+            <w:sz w:val="18"/>
+            <w:szCs w:val="18"/>
+            <w:lang w:val="ru-RU"/>
+          </w:rPr>
+          <w:t xml:space="preserve">й </w:t>
+        </w:r>
+        <w:r>
+          <w:rPr>
+            <w:rStyle w:val="Hyperlink"/>
+            <w:rFonts w:ascii="Arial" w:eastAsia="Times New Roman" w:hAnsi="Arial" w:cs="Arial"/>
+            <w:b/>
+            <w:bCs/>
+            <w:color w:val="auto"/>
+            <w:kern w:val="0"/>
+            <w:sz w:val="18"/>
+            <w:szCs w:val="18"/>
+            <w:lang w:val="ru-RU"/>
+          </w:rPr>
+          <w:t xml:space="preserve">в </w:t>
+        </w:r>
+        <w:proofErr w:type="spellStart"/>
+        <w:r>
+          <w:rPr>
+            <w:rStyle w:val="Hyperlink"/>
+            <w:rFonts w:ascii="Arial" w:eastAsia="Times New Roman" w:hAnsi="Arial" w:cs="Arial"/>
+            <w:b/>
+            <w:bCs/>
+            <w:color w:val="auto"/>
+            <w:kern w:val="0"/>
+            <w:sz w:val="18"/>
+            <w:szCs w:val="18"/>
+            <w:lang w:val="ru-RU"/>
+          </w:rPr>
+          <w:t>Укра</w:t>
+        </w:r>
+        <w:r>
+          <w:rPr>
+            <w:rStyle w:val="Hyperlink"/>
+            <w:rFonts w:ascii="Arial" w:eastAsia="Times New Roman" w:hAnsi="Arial" w:cs="Arial"/>
+            <w:b/>
+            <w:bCs/>
+            <w:color w:val="auto"/>
+            <w:kern w:val="0"/>
+            <w:sz w:val="18"/>
+            <w:szCs w:val="18"/>
+            <w:lang w:val="ru-RU"/>
+          </w:rPr>
+          <w:t>ї</w:t>
+        </w:r>
+        <w:r>
+          <w:rPr>
+            <w:rStyle w:val="Hyperlink"/>
+            <w:rFonts w:ascii="Arial" w:eastAsia="Times New Roman" w:hAnsi="Arial" w:cs="Arial"/>
+            <w:b/>
+            <w:bCs/>
+            <w:color w:val="auto"/>
+            <w:kern w:val="0"/>
+            <w:sz w:val="18"/>
+            <w:szCs w:val="18"/>
+            <w:lang w:val="ru-RU"/>
+          </w:rPr>
+          <w:t>н</w:t>
+        </w:r>
+        <w:r>
+          <w:rPr>
+            <w:rStyle w:val="Hyperlink"/>
+            <w:rFonts w:ascii="Arial" w:eastAsia="Times New Roman" w:hAnsi="Arial" w:cs="Arial"/>
+            <w:b/>
+            <w:bCs/>
+            <w:color w:val="auto"/>
+            <w:kern w:val="0"/>
+            <w:sz w:val="18"/>
+            <w:szCs w:val="18"/>
+          </w:rPr>
+          <w:t>i</w:t>
+        </w:r>
+        <w:proofErr w:type="spellEnd"/>
+      </w:hyperlink>
+    </w:p>
+    <w:p>
+      <w:pPr>
+        <w:spacing w:after="0"/>
+        <w:rPr>
+          <w:rFonts w:ascii="Arial" w:eastAsia="Times New Roman" w:hAnsi="Arial" w:cs="Arial"/>
+          <w:b/>
+          <w:bCs/>
+          <w:kern w:val="0"/>
+          <w:sz w:val="18"/>
+          <w:szCs w:val="18"/>
+          <w:lang w:val="ru-RU"/>
+        </w:rPr>
+      </w:pPr>
+      <w:hyperlink r:id="rId18" w:tgtFrame="_blank" w:history="1">
+        <w:r>
+          <w:rPr>
+            <w:rStyle w:val="Hyperlink"/>
+            <w:rFonts w:ascii="Arial" w:eastAsia="Times New Roman" w:hAnsi="Arial" w:cs="Arial"/>
+            <w:b/>
+            <w:bCs/>
+            <w:color w:val="auto"/>
+            <w:kern w:val="0"/>
+            <w:sz w:val="18"/>
+            <w:szCs w:val="18"/>
+            <w:lang w:val="ru-RU"/>
+          </w:rPr>
+          <w:t>Немецкая операция НКВД</w:t>
+        </w:r>
+        <w:r>
+          <w:rPr>
+            <w:rStyle w:val="Hyperlink"/>
+            <w:rFonts w:ascii="Arial" w:eastAsia="Times New Roman" w:hAnsi="Arial" w:cs="Arial"/>
+            <w:b/>
+            <w:bCs/>
+            <w:color w:val="auto"/>
+            <w:kern w:val="0"/>
+            <w:sz w:val="18"/>
+            <w:szCs w:val="18"/>
+            <w:lang w:val="ru-RU"/>
+          </w:rPr>
+          <w:t xml:space="preserve"> в Москве и Московской области</w:t>
+        </w:r>
+        <w:r>
+          <w:rPr>
+            <w:rStyle w:val="Hyperlink"/>
+            <w:rFonts w:ascii="Arial" w:eastAsia="Times New Roman" w:hAnsi="Arial" w:cs="Arial"/>
+            <w:b/>
+            <w:bCs/>
+            <w:color w:val="auto"/>
+            <w:kern w:val="0"/>
+            <w:sz w:val="18"/>
+            <w:szCs w:val="18"/>
+            <w:lang w:val="ru-RU"/>
+          </w:rPr>
+          <w:t xml:space="preserve"> </w:t>
+        </w:r>
+        <w:proofErr w:type="gramStart"/>
+        <w:r>
+          <w:rPr>
+            <w:rStyle w:val="Hyperlink"/>
+            <w:rFonts w:ascii="Arial" w:eastAsia="Times New Roman" w:hAnsi="Arial" w:cs="Arial"/>
+            <w:b/>
+            <w:bCs/>
+            <w:color w:val="auto"/>
+            <w:kern w:val="0"/>
+            <w:sz w:val="18"/>
+            <w:szCs w:val="18"/>
+            <w:lang w:val="ru-RU"/>
+          </w:rPr>
+          <w:t>1934-1941</w:t>
+        </w:r>
+        <w:proofErr w:type="gramEnd"/>
+        <w:r>
+          <w:rPr>
+            <w:rStyle w:val="Hyperlink"/>
+            <w:rFonts w:ascii="Arial" w:eastAsia="Times New Roman" w:hAnsi="Arial" w:cs="Arial"/>
+            <w:b/>
+            <w:bCs/>
+            <w:color w:val="auto"/>
+            <w:kern w:val="0"/>
+            <w:sz w:val="18"/>
+            <w:szCs w:val="18"/>
+            <w:lang w:val="ru-RU"/>
+          </w:rPr>
+          <w:t xml:space="preserve"> </w:t>
+        </w:r>
+        <w:r>
+          <w:rPr>
+            <w:rStyle w:val="Hyperlink"/>
+            <w:rFonts w:ascii="Arial" w:eastAsia="Times New Roman" w:hAnsi="Arial" w:cs="Arial"/>
+            <w:b/>
+            <w:bCs/>
+            <w:color w:val="auto"/>
+            <w:kern w:val="0"/>
+            <w:sz w:val="18"/>
+            <w:szCs w:val="18"/>
+            <w:lang w:val="ru-RU"/>
+          </w:rPr>
+          <w:t>гг.</w:t>
+        </w:r>
+      </w:hyperlink>
+    </w:p>
+    <w:p>
+      <w:pPr>
+        <w:spacing w:after="0"/>
+        <w:rPr>
+          <w:rFonts w:ascii="Arial" w:eastAsia="Times New Roman" w:hAnsi="Arial" w:cs="Arial"/>
+          <w:b/>
+          <w:bCs/>
+          <w:kern w:val="0"/>
+          <w:sz w:val="18"/>
+          <w:szCs w:val="18"/>
+          <w:lang w:val="ru-RU"/>
+        </w:rPr>
+      </w:pPr>
+      <w:hyperlink r:id="rId19" w:history="1">
+        <w:r>
+          <w:rPr>
+            <w:rStyle w:val="Hyperlink"/>
+            <w:rFonts w:ascii="Arial" w:hAnsi="Arial" w:cs="Arial"/>
+            <w:b/>
+            <w:bCs/>
+            <w:color w:val="auto"/>
+            <w:sz w:val="18"/>
+            <w:szCs w:val="18"/>
+            <w:lang w:val="ru-RU"/>
+          </w:rPr>
+          <w:t>Открытый список</w:t>
+        </w:r>
+      </w:hyperlink>
+    </w:p>
+    <w:p>
+      <w:pPr>
+        <w:spacing w:after="0"/>
+        <w:rPr>
+          <w:rFonts w:ascii="Arial" w:eastAsia="Times New Roman" w:hAnsi="Arial" w:cs="Arial"/>
+          <w:b/>
+          <w:bCs/>
+          <w:kern w:val="0"/>
+          <w:sz w:val="18"/>
+          <w:szCs w:val="18"/>
+          <w:lang w:val="ru-RU"/>
+        </w:rPr>
+      </w:pPr>
+      <w:hyperlink r:id="rId20" w:history="1">
+        <w:r>
+          <w:rPr>
+            <w:rStyle w:val="Hyperlink"/>
+            <w:rFonts w:ascii="Arial" w:hAnsi="Arial" w:cs="Arial"/>
+            <w:b/>
+            <w:bCs/>
+            <w:color w:val="auto"/>
+            <w:sz w:val="18"/>
+            <w:szCs w:val="18"/>
+            <w:lang w:val="ru-RU"/>
+          </w:rPr>
+          <w:t>Вадим Роговин</w:t>
+        </w:r>
+        <w:r>
+          <w:rPr>
+            <w:rStyle w:val="Hyperlink"/>
+            <w:rFonts w:ascii="Arial" w:hAnsi="Arial" w:cs="Arial"/>
+            <w:b/>
+            <w:bCs/>
+            <w:color w:val="auto"/>
+            <w:sz w:val="18"/>
+            <w:szCs w:val="18"/>
+            <w:lang w:val="ru-RU"/>
+          </w:rPr>
+          <w:t>.</w:t>
+        </w:r>
+        <w:r>
+          <w:rPr>
+            <w:rStyle w:val="Hyperlink"/>
+            <w:rFonts w:ascii="Arial" w:hAnsi="Arial" w:cs="Arial"/>
+            <w:b/>
+            <w:bCs/>
+            <w:color w:val="auto"/>
+            <w:sz w:val="18"/>
+            <w:szCs w:val="18"/>
+            <w:lang w:val="ru-RU"/>
+          </w:rPr>
+          <w:t xml:space="preserve"> </w:t>
+        </w:r>
+        <w:r>
+          <w:rPr>
+            <w:rStyle w:val="Hyperlink"/>
+            <w:rFonts w:ascii="Arial" w:hAnsi="Arial" w:cs="Arial"/>
+            <w:b/>
+            <w:bCs/>
+            <w:color w:val="auto"/>
+            <w:sz w:val="18"/>
+            <w:szCs w:val="18"/>
+            <w:lang w:val="ru-RU"/>
+          </w:rPr>
+          <w:t>П</w:t>
+        </w:r>
+        <w:r>
+          <w:rPr>
+            <w:rStyle w:val="Hyperlink"/>
+            <w:rFonts w:ascii="Arial" w:hAnsi="Arial" w:cs="Arial"/>
+            <w:b/>
+            <w:bCs/>
+            <w:color w:val="auto"/>
+            <w:sz w:val="18"/>
+            <w:szCs w:val="18"/>
+            <w:lang w:val="ru-RU"/>
+          </w:rPr>
+          <w:t>артия расстрелянных</w:t>
+        </w:r>
+        <w:r>
+          <w:rPr>
+            <w:rStyle w:val="Hyperlink"/>
+            <w:rFonts w:ascii="Arial" w:hAnsi="Arial" w:cs="Arial"/>
+            <w:b/>
+            <w:bCs/>
+            <w:color w:val="auto"/>
+            <w:sz w:val="18"/>
+            <w:szCs w:val="18"/>
+            <w:lang w:val="ru-RU"/>
+          </w:rPr>
+          <w:t xml:space="preserve"> </w:t>
+        </w:r>
+      </w:hyperlink>
+    </w:p>
+    <w:p>
+      <w:pPr>
+        <w:spacing w:after="0"/>
+        <w:rPr>
+          <w:rFonts w:ascii="Arial" w:hAnsi="Arial" w:cs="Arial"/>
+          <w:sz w:val="18"/>
+          <w:szCs w:val="18"/>
+          <w:lang w:val="ru-RU"/>
+        </w:rPr>
+      </w:pPr>
+      <w:hyperlink r:id="rId21" w:history="1">
+        <w:r>
+          <w:rPr>
+            <w:rStyle w:val="Hyperlink"/>
+            <w:rFonts w:ascii="Arial" w:hAnsi="Arial" w:cs="Arial"/>
+            <w:b/>
+            <w:bCs/>
+            <w:color w:val="auto"/>
+            <w:sz w:val="18"/>
+            <w:szCs w:val="18"/>
+            <w:lang w:val="ru-RU"/>
+          </w:rPr>
+          <w:t>Расстрелянные в Москве</w:t>
+        </w:r>
+      </w:hyperlink>
+    </w:p>
+    <w:p>
+      <w:pPr>
+        <w:spacing w:after="0"/>
+        <w:rPr>
+          <w:rFonts w:ascii="Arial" w:eastAsia="Times New Roman" w:hAnsi="Arial" w:cs="Arial"/>
+          <w:b/>
+          <w:bCs/>
+          <w:kern w:val="0"/>
+          <w:sz w:val="18"/>
+          <w:szCs w:val="18"/>
+          <w:lang w:val="ru-RU"/>
+        </w:rPr>
+      </w:pPr>
+      <w:hyperlink r:id="rId22" w:history="1">
+        <w:r>
+          <w:rPr>
+            <w:rStyle w:val="Hyperlink"/>
+            <w:rFonts w:ascii="Arial" w:hAnsi="Arial" w:cs="Arial"/>
+            <w:b/>
+            <w:bCs/>
+            <w:color w:val="auto"/>
+            <w:sz w:val="18"/>
+            <w:szCs w:val="18"/>
+            <w:lang w:val="ru-RU"/>
+          </w:rPr>
+          <w:t xml:space="preserve">Расстрелянные в </w:t>
+        </w:r>
+        <w:r>
+          <w:rPr>
+            <w:rStyle w:val="Hyperlink"/>
+            <w:rFonts w:ascii="Arial" w:hAnsi="Arial" w:cs="Arial"/>
+            <w:b/>
+            <w:bCs/>
+            <w:color w:val="auto"/>
+            <w:sz w:val="18"/>
+            <w:szCs w:val="18"/>
+            <w:lang w:val="ru-RU"/>
+          </w:rPr>
+          <w:t xml:space="preserve">тюрьмах </w:t>
+        </w:r>
+        <w:r>
+          <w:rPr>
+            <w:rStyle w:val="Hyperlink"/>
+            <w:rFonts w:ascii="Arial" w:hAnsi="Arial" w:cs="Arial"/>
+            <w:b/>
+            <w:bCs/>
+            <w:color w:val="auto"/>
+            <w:sz w:val="18"/>
+            <w:szCs w:val="18"/>
+            <w:lang w:val="ru-RU"/>
+          </w:rPr>
+          <w:t>Льв</w:t>
+        </w:r>
+        <w:r>
+          <w:rPr>
+            <w:rStyle w:val="Hyperlink"/>
+            <w:rFonts w:ascii="Arial" w:hAnsi="Arial" w:cs="Arial"/>
+            <w:b/>
+            <w:bCs/>
+            <w:color w:val="auto"/>
+            <w:sz w:val="18"/>
+            <w:szCs w:val="18"/>
+            <w:lang w:val="ru-RU"/>
+          </w:rPr>
+          <w:t>ова</w:t>
+        </w:r>
+        <w:r>
+          <w:rPr>
+            <w:rStyle w:val="Hyperlink"/>
+            <w:rFonts w:ascii="Arial" w:hAnsi="Arial" w:cs="Arial"/>
+            <w:b/>
+            <w:bCs/>
+            <w:color w:val="auto"/>
+            <w:sz w:val="18"/>
+            <w:szCs w:val="18"/>
+            <w:lang w:val="ru-RU"/>
+          </w:rPr>
+          <w:t xml:space="preserve"> </w:t>
+        </w:r>
+        <w:r>
+          <w:rPr>
+            <w:rStyle w:val="Hyperlink"/>
+            <w:rFonts w:ascii="Arial" w:hAnsi="Arial" w:cs="Arial"/>
+            <w:b/>
+            <w:bCs/>
+            <w:color w:val="auto"/>
+            <w:sz w:val="18"/>
+            <w:szCs w:val="18"/>
+            <w:lang w:val="ru-RU"/>
+          </w:rPr>
+          <w:t>в июне-июле</w:t>
+        </w:r>
+        <w:r>
+          <w:rPr>
+            <w:rStyle w:val="Hyperlink"/>
+            <w:rFonts w:ascii="Arial" w:hAnsi="Arial" w:cs="Arial"/>
+            <w:b/>
+            <w:bCs/>
+            <w:color w:val="auto"/>
+            <w:sz w:val="18"/>
+            <w:szCs w:val="18"/>
+            <w:lang w:val="ru-RU"/>
+          </w:rPr>
+          <w:t xml:space="preserve"> 1941 го</w:t>
+        </w:r>
+        <w:r>
+          <w:rPr>
+            <w:rStyle w:val="Hyperlink"/>
+            <w:rFonts w:ascii="Arial" w:hAnsi="Arial" w:cs="Arial"/>
+            <w:b/>
+            <w:bCs/>
+            <w:color w:val="auto"/>
+            <w:sz w:val="18"/>
+            <w:szCs w:val="18"/>
+            <w:lang w:val="ru-RU"/>
+          </w:rPr>
+          <w:t xml:space="preserve">да </w:t>
+        </w:r>
+      </w:hyperlink>
+    </w:p>
+    <w:p>
+      <w:pPr>
+        <w:spacing w:after="0"/>
+        <w:rPr>
+          <w:rFonts w:ascii="Arial" w:eastAsia="Times New Roman" w:hAnsi="Arial" w:cs="Arial"/>
+          <w:b/>
+          <w:bCs/>
+          <w:kern w:val="0"/>
+          <w:sz w:val="18"/>
+          <w:szCs w:val="18"/>
+          <w:lang w:val="ru-RU"/>
+        </w:rPr>
+      </w:pPr>
+      <w:hyperlink r:id="rId23" w:history="1">
+        <w:r>
+          <w:rPr>
+            <w:rStyle w:val="Hyperlink"/>
+            <w:rFonts w:ascii="Arial" w:hAnsi="Arial" w:cs="Arial"/>
+            <w:b/>
+            <w:bCs/>
+            <w:color w:val="auto"/>
+            <w:sz w:val="18"/>
+            <w:szCs w:val="18"/>
+            <w:lang w:val="ru-RU"/>
+          </w:rPr>
+          <w:t>Расстрелянные женщины Смоленщины</w:t>
+        </w:r>
+      </w:hyperlink>
+    </w:p>
+    <w:p>
+      <w:pPr>
+        <w:spacing w:after="0"/>
+        <w:rPr>
+          <w:rFonts w:ascii="Arial" w:eastAsia="Times New Roman" w:hAnsi="Arial" w:cs="Arial"/>
+          <w:b/>
+          <w:bCs/>
+          <w:kern w:val="0"/>
+          <w:sz w:val="18"/>
+          <w:szCs w:val="18"/>
+          <w:lang w:val="ru-RU"/>
+        </w:rPr>
+      </w:pPr>
+      <w:hyperlink r:id="rId24" w:history="1">
+        <w:r>
+          <w:rPr>
+            <w:rStyle w:val="Hyperlink"/>
+            <w:rFonts w:ascii="Arial" w:hAnsi="Arial" w:cs="Arial"/>
+            <w:b/>
+            <w:bCs/>
+            <w:color w:val="auto"/>
+            <w:sz w:val="18"/>
+            <w:szCs w:val="18"/>
+            <w:lang w:val="ru-RU"/>
+          </w:rPr>
+          <w:t>Репрессированные в Житомирской област</w:t>
+        </w:r>
+        <w:r>
+          <w:rPr>
+            <w:rStyle w:val="Hyperlink"/>
+            <w:rFonts w:ascii="Arial" w:hAnsi="Arial" w:cs="Arial"/>
+            <w:b/>
+            <w:bCs/>
+            <w:color w:val="auto"/>
+            <w:sz w:val="18"/>
+            <w:szCs w:val="18"/>
+            <w:lang w:val="ru-RU"/>
+          </w:rPr>
+          <w:t>и</w:t>
+        </w:r>
+        <w:r>
+          <w:rPr>
+            <w:rStyle w:val="Hyperlink"/>
+            <w:rFonts w:ascii="Arial" w:hAnsi="Arial" w:cs="Arial"/>
+            <w:b/>
+            <w:bCs/>
+            <w:color w:val="auto"/>
+            <w:sz w:val="18"/>
+            <w:szCs w:val="18"/>
+            <w:lang w:val="ru-RU"/>
+          </w:rPr>
+          <w:t xml:space="preserve">, Украина </w:t>
+        </w:r>
+      </w:hyperlink>
+    </w:p>
+    <w:p>
+      <w:pPr>
+        <w:spacing w:after="0"/>
+        <w:rPr>
+          <w:rFonts w:ascii="Arial" w:hAnsi="Arial" w:cs="Arial"/>
+          <w:sz w:val="18"/>
+          <w:szCs w:val="18"/>
+          <w:lang w:val="ru-RU"/>
+        </w:rPr>
+      </w:pPr>
+      <w:hyperlink r:id="rId25" w:history="1">
+        <w:proofErr w:type="spellStart"/>
+        <w:r>
+          <w:rPr>
+            <w:rStyle w:val="Hyperlink"/>
+            <w:rFonts w:ascii="Arial" w:hAnsi="Arial" w:cs="Arial"/>
+            <w:b/>
+            <w:bCs/>
+            <w:color w:val="auto"/>
+            <w:sz w:val="18"/>
+            <w:szCs w:val="18"/>
+            <w:lang w:val="ru-RU"/>
+          </w:rPr>
+          <w:t>Рувики</w:t>
+        </w:r>
+        <w:proofErr w:type="spellEnd"/>
+        <w:r>
+          <w:rPr>
+            <w:rStyle w:val="Hyperlink"/>
+            <w:rFonts w:ascii="Arial" w:hAnsi="Arial" w:cs="Arial"/>
+            <w:b/>
+            <w:bCs/>
+            <w:color w:val="auto"/>
+            <w:sz w:val="18"/>
+            <w:szCs w:val="18"/>
+            <w:lang w:val="ru-RU"/>
+          </w:rPr>
+          <w:t>. Большой террор</w:t>
+        </w:r>
+      </w:hyperlink>
+    </w:p>
+    <w:p>
+      <w:pPr>
+        <w:spacing w:after="0"/>
+        <w:rPr>
+          <w:rFonts w:ascii="Arial" w:eastAsia="Times New Roman" w:hAnsi="Arial" w:cs="Arial"/>
+          <w:b/>
+          <w:bCs/>
+          <w:kern w:val="0"/>
+          <w:sz w:val="18"/>
+          <w:szCs w:val="18"/>
+          <w:lang w:val="ru-RU"/>
+        </w:rPr>
+      </w:pPr>
+      <w:hyperlink r:id="rId26" w:history="1">
+        <w:proofErr w:type="spellStart"/>
+        <w:r>
+          <w:rPr>
+            <w:rStyle w:val="Hyperlink"/>
+            <w:rFonts w:ascii="Arial" w:hAnsi="Arial" w:cs="Arial"/>
+            <w:b/>
+            <w:bCs/>
+            <w:color w:val="auto"/>
+            <w:sz w:val="18"/>
+            <w:szCs w:val="18"/>
+            <w:lang w:val="ru-RU"/>
+          </w:rPr>
+          <w:t>Сандормох</w:t>
+        </w:r>
+        <w:proofErr w:type="spellEnd"/>
+        <w:r>
+          <w:rPr>
+            <w:rStyle w:val="Hyperlink"/>
+            <w:rFonts w:ascii="Arial" w:hAnsi="Arial" w:cs="Arial"/>
+            <w:b/>
+            <w:bCs/>
+            <w:color w:val="auto"/>
+            <w:sz w:val="18"/>
+            <w:szCs w:val="18"/>
+            <w:lang w:val="ru-RU"/>
+          </w:rPr>
+          <w:t>. Имена на памятниках</w:t>
+        </w:r>
+      </w:hyperlink>
+    </w:p>
+    <w:p>
+      <w:pPr>
+        <w:spacing w:after="0"/>
+        <w:rPr>
+          <w:rFonts w:ascii="Arial" w:eastAsia="Times New Roman" w:hAnsi="Arial" w:cs="Arial"/>
+          <w:b/>
+          <w:bCs/>
+          <w:kern w:val="0"/>
+          <w:sz w:val="18"/>
+          <w:szCs w:val="18"/>
+          <w:lang w:val="ru-RU"/>
+        </w:rPr>
+      </w:pPr>
+      <w:hyperlink r:id="rId27" w:history="1">
+        <w:r>
+          <w:rPr>
+            <w:rStyle w:val="Hyperlink"/>
+            <w:rFonts w:ascii="Arial" w:hAnsi="Arial" w:cs="Arial"/>
+            <w:b/>
+            <w:bCs/>
+            <w:color w:val="auto"/>
+            <w:sz w:val="18"/>
+            <w:szCs w:val="18"/>
+            <w:lang w:val="ru-RU"/>
+          </w:rPr>
+          <w:t xml:space="preserve">Сахаровский центр. Мартиролог </w:t>
+        </w:r>
+        <w:r>
+          <w:rPr>
+            <w:rStyle w:val="Hyperlink"/>
+            <w:rFonts w:ascii="Arial" w:hAnsi="Arial" w:cs="Arial"/>
+            <w:b/>
+            <w:bCs/>
+            <w:color w:val="auto"/>
+            <w:sz w:val="18"/>
+            <w:szCs w:val="18"/>
+            <w:lang w:val="ru-RU"/>
+          </w:rPr>
+          <w:t xml:space="preserve">жертв </w:t>
+        </w:r>
+        <w:r>
+          <w:rPr>
+            <w:rStyle w:val="Hyperlink"/>
+            <w:rFonts w:ascii="Arial" w:hAnsi="Arial" w:cs="Arial"/>
+            <w:b/>
+            <w:bCs/>
+            <w:color w:val="auto"/>
+            <w:sz w:val="18"/>
+            <w:szCs w:val="18"/>
+            <w:lang w:val="ru-RU"/>
+          </w:rPr>
+          <w:t>репресси</w:t>
+        </w:r>
+        <w:r>
+          <w:rPr>
+            <w:rStyle w:val="Hyperlink"/>
+            <w:rFonts w:ascii="Arial" w:hAnsi="Arial" w:cs="Arial"/>
+            <w:b/>
+            <w:bCs/>
+            <w:color w:val="auto"/>
+            <w:sz w:val="18"/>
+            <w:szCs w:val="18"/>
+            <w:lang w:val="ru-RU"/>
+          </w:rPr>
+          <w:t xml:space="preserve">й в Москве и Московской обл. </w:t>
+        </w:r>
+        <w:proofErr w:type="gramStart"/>
+        <w:r>
+          <w:rPr>
+            <w:rStyle w:val="Hyperlink"/>
+            <w:rFonts w:ascii="Arial" w:hAnsi="Arial" w:cs="Arial"/>
+            <w:b/>
+            <w:bCs/>
+            <w:color w:val="auto"/>
+            <w:sz w:val="18"/>
+            <w:szCs w:val="18"/>
+            <w:lang w:val="ru-RU"/>
+          </w:rPr>
+          <w:t>1918-1953</w:t>
+        </w:r>
+        <w:proofErr w:type="gramEnd"/>
+        <w:r>
+          <w:rPr>
+            <w:rStyle w:val="Hyperlink"/>
+            <w:rFonts w:ascii="Arial" w:hAnsi="Arial" w:cs="Arial"/>
+            <w:b/>
+            <w:bCs/>
+            <w:color w:val="auto"/>
+            <w:sz w:val="18"/>
+            <w:szCs w:val="18"/>
+            <w:lang w:val="ru-RU"/>
+          </w:rPr>
+          <w:t xml:space="preserve"> гг. </w:t>
+        </w:r>
+      </w:hyperlink>
+    </w:p>
+    <w:p>
+      <w:pPr>
+        <w:spacing w:after="0"/>
+        <w:rPr>
+          <w:rFonts w:ascii="Arial" w:hAnsi="Arial" w:cs="Arial"/>
+          <w:sz w:val="18"/>
+          <w:szCs w:val="18"/>
+          <w:lang w:val="ru-RU"/>
+        </w:rPr>
+      </w:pPr>
+      <w:hyperlink r:id="rId28" w:history="1">
+        <w:r>
+          <w:rPr>
+            <w:rStyle w:val="Hyperlink"/>
+            <w:rFonts w:ascii="Arial" w:hAnsi="Arial" w:cs="Arial"/>
+            <w:b/>
+            <w:bCs/>
+            <w:color w:val="auto"/>
+            <w:sz w:val="18"/>
+            <w:szCs w:val="18"/>
+            <w:lang w:val="ru-RU"/>
+          </w:rPr>
+          <w:t>Списки Карлага</w:t>
+        </w:r>
+      </w:hyperlink>
+    </w:p>
+    <w:p>
+      <w:pPr>
+        <w:spacing w:after="0"/>
+        <w:rPr>
+          <w:rFonts w:ascii="Arial" w:eastAsia="Times New Roman" w:hAnsi="Arial" w:cs="Arial"/>
+          <w:b/>
+          <w:bCs/>
+          <w:kern w:val="0"/>
+          <w:sz w:val="18"/>
+          <w:szCs w:val="18"/>
+          <w:lang w:val="ru-RU"/>
+        </w:rPr>
+      </w:pPr>
+      <w:hyperlink r:id="rId29" w:history="1">
+        <w:r>
+          <w:rPr>
+            <w:rStyle w:val="Hyperlink"/>
+            <w:rFonts w:ascii="Arial" w:hAnsi="Arial" w:cs="Arial"/>
+            <w:b/>
+            <w:bCs/>
+            <w:color w:val="auto"/>
+            <w:sz w:val="18"/>
+            <w:szCs w:val="18"/>
+            <w:lang w:val="ru-RU"/>
+          </w:rPr>
+          <w:t xml:space="preserve">Список </w:t>
+        </w:r>
+        <w:proofErr w:type="spellStart"/>
+        <w:r>
+          <w:rPr>
+            <w:rStyle w:val="Hyperlink"/>
+            <w:rFonts w:ascii="Arial" w:hAnsi="Arial" w:cs="Arial"/>
+            <w:b/>
+            <w:bCs/>
+            <w:color w:val="auto"/>
+            <w:sz w:val="18"/>
+            <w:szCs w:val="18"/>
+            <w:lang w:val="ru-RU"/>
+          </w:rPr>
+          <w:t>р</w:t>
+        </w:r>
+        <w:r>
+          <w:rPr>
+            <w:rStyle w:val="Hyperlink"/>
+            <w:rFonts w:ascii="Arial" w:hAnsi="Arial" w:cs="Arial"/>
+            <w:b/>
+            <w:bCs/>
+            <w:color w:val="auto"/>
+            <w:sz w:val="18"/>
+            <w:szCs w:val="18"/>
+            <w:lang w:val="ru-RU"/>
+          </w:rPr>
+          <w:t>ерессириванных</w:t>
+        </w:r>
+        <w:proofErr w:type="spellEnd"/>
+        <w:r>
+          <w:rPr>
+            <w:rStyle w:val="Hyperlink"/>
+            <w:rFonts w:ascii="Arial" w:hAnsi="Arial" w:cs="Arial"/>
+            <w:b/>
+            <w:bCs/>
+            <w:color w:val="auto"/>
+            <w:sz w:val="18"/>
+            <w:szCs w:val="18"/>
+            <w:lang w:val="ru-RU"/>
+          </w:rPr>
+          <w:t xml:space="preserve"> </w:t>
+        </w:r>
+        <w:r>
+          <w:rPr>
+            <w:rStyle w:val="Hyperlink"/>
+            <w:rFonts w:ascii="Arial" w:hAnsi="Arial" w:cs="Arial"/>
+            <w:b/>
+            <w:bCs/>
+            <w:color w:val="auto"/>
+            <w:sz w:val="18"/>
+            <w:szCs w:val="18"/>
+            <w:lang w:val="ru-RU"/>
+          </w:rPr>
+          <w:t>ф</w:t>
+        </w:r>
+        <w:r>
+          <w:rPr>
+            <w:rStyle w:val="Hyperlink"/>
+            <w:rFonts w:ascii="Arial" w:hAnsi="Arial" w:cs="Arial"/>
+            <w:b/>
+            <w:bCs/>
+            <w:color w:val="auto"/>
+            <w:sz w:val="18"/>
+            <w:szCs w:val="18"/>
+            <w:lang w:val="ru-RU"/>
+          </w:rPr>
+          <w:t>иннов</w:t>
+        </w:r>
+      </w:hyperlink>
+    </w:p>
+    <w:p>
+      <w:pPr>
+        <w:spacing w:after="0"/>
+        <w:rPr>
+          <w:rFonts w:ascii="Arial" w:eastAsia="Times New Roman" w:hAnsi="Arial" w:cs="Arial"/>
+          <w:b/>
+          <w:bCs/>
+          <w:kern w:val="0"/>
+          <w:sz w:val="18"/>
+          <w:szCs w:val="18"/>
+          <w:lang w:val="ru-RU"/>
+        </w:rPr>
+      </w:pPr>
+      <w:hyperlink r:id="rId30" w:history="1">
+        <w:r>
+          <w:rPr>
+            <w:rStyle w:val="Hyperlink"/>
+            <w:rFonts w:ascii="Arial" w:hAnsi="Arial" w:cs="Arial"/>
+            <w:b/>
+            <w:bCs/>
+            <w:color w:val="auto"/>
+            <w:sz w:val="18"/>
+            <w:szCs w:val="18"/>
+            <w:lang w:val="ru-RU"/>
+          </w:rPr>
+          <w:t>Томск. Следственная тюрьма НКВД</w:t>
+        </w:r>
+      </w:hyperlink>
+    </w:p>
+    <w:p>
+      <w:pPr>
+        <w:spacing w:after="0"/>
+        <w:rPr>
+          <w:rFonts w:ascii="Arial" w:eastAsia="Times New Roman" w:hAnsi="Arial" w:cs="Arial"/>
+          <w:b/>
+          <w:bCs/>
+          <w:kern w:val="0"/>
+          <w:sz w:val="18"/>
+          <w:szCs w:val="18"/>
+          <w:lang w:val="ru-RU"/>
+        </w:rPr>
+      </w:pPr>
+      <w:hyperlink r:id="rId31" w:history="1">
+        <w:r>
+          <w:rPr>
+            <w:rStyle w:val="Hyperlink"/>
+            <w:rFonts w:ascii="Arial" w:hAnsi="Arial" w:cs="Arial"/>
+            <w:b/>
+            <w:bCs/>
+            <w:color w:val="auto"/>
+            <w:sz w:val="18"/>
+            <w:szCs w:val="18"/>
+            <w:lang w:val="ru-RU"/>
+          </w:rPr>
+          <w:t xml:space="preserve">Убиты в </w:t>
+        </w:r>
+        <w:proofErr w:type="spellStart"/>
+        <w:r>
+          <w:rPr>
+            <w:rStyle w:val="Hyperlink"/>
+            <w:rFonts w:ascii="Arial" w:hAnsi="Arial" w:cs="Arial"/>
+            <w:b/>
+            <w:bCs/>
+            <w:color w:val="auto"/>
+            <w:sz w:val="18"/>
+            <w:szCs w:val="18"/>
+            <w:lang w:val="ru-RU"/>
+          </w:rPr>
+          <w:t>Сандормохе</w:t>
+        </w:r>
+        <w:proofErr w:type="spellEnd"/>
+        <w:r>
+          <w:rPr>
+            <w:rStyle w:val="Hyperlink"/>
+            <w:rFonts w:ascii="Arial" w:hAnsi="Arial" w:cs="Arial"/>
+            <w:b/>
+            <w:bCs/>
+            <w:color w:val="auto"/>
+            <w:sz w:val="18"/>
+            <w:szCs w:val="18"/>
+            <w:lang w:val="ru-RU"/>
+          </w:rPr>
+          <w:t>. Мемориальное кладбище</w:t>
+        </w:r>
+      </w:hyperlink>
+    </w:p>
+    <w:p>
+      <w:pPr>
+        <w:spacing w:after="0"/>
+        <w:rPr>
+          <w:rFonts w:ascii="Arial" w:eastAsia="Times New Roman" w:hAnsi="Arial" w:cs="Arial"/>
+          <w:b/>
+          <w:bCs/>
+          <w:kern w:val="0"/>
+          <w:sz w:val="18"/>
+          <w:szCs w:val="18"/>
+          <w:lang w:val="ru-RU"/>
+        </w:rPr>
+      </w:pPr>
+      <w:hyperlink r:id="rId32" w:history="1">
+        <w:proofErr w:type="spellStart"/>
+        <w:r>
+          <w:rPr>
+            <w:rStyle w:val="Hyperlink"/>
+            <w:rFonts w:ascii="Arial" w:hAnsi="Arial" w:cs="Arial"/>
+            <w:b/>
+            <w:bCs/>
+            <w:color w:val="auto"/>
+            <w:sz w:val="18"/>
+            <w:szCs w:val="18"/>
+            <w:lang w:val="ru-RU"/>
+          </w:rPr>
+          <w:t>Укра</w:t>
+        </w:r>
+        <w:r>
+          <w:rPr>
+            <w:rFonts w:ascii="Arial" w:hAnsi="Arial" w:cs="Arial"/>
+            <w:b/>
+            <w:bCs/>
+            <w:sz w:val="18"/>
+            <w:szCs w:val="18"/>
+            <w:lang w:val="ru-RU"/>
+          </w:rPr>
+          <w:t>ї</w:t>
+        </w:r>
+        <w:r>
+          <w:rPr>
+            <w:rStyle w:val="Hyperlink"/>
+            <w:rFonts w:ascii="Arial" w:hAnsi="Arial" w:cs="Arial"/>
+            <w:b/>
+            <w:bCs/>
+            <w:color w:val="auto"/>
+            <w:sz w:val="18"/>
+            <w:szCs w:val="18"/>
+            <w:lang w:val="ru-RU"/>
+          </w:rPr>
+          <w:t>нський</w:t>
+        </w:r>
+        <w:proofErr w:type="spellEnd"/>
+        <w:r>
+          <w:rPr>
+            <w:rStyle w:val="Hyperlink"/>
+            <w:rFonts w:ascii="Arial" w:hAnsi="Arial" w:cs="Arial"/>
+            <w:b/>
+            <w:bCs/>
+            <w:color w:val="auto"/>
+            <w:sz w:val="18"/>
+            <w:szCs w:val="18"/>
+            <w:lang w:val="ru-RU"/>
+          </w:rPr>
+          <w:t xml:space="preserve"> мартиролог ХХ ст.</w:t>
+        </w:r>
+      </w:hyperlink>
+      <w:r>
+        <w:rPr>
+          <w:rFonts w:ascii="Arial" w:eastAsia="Times New Roman" w:hAnsi="Arial" w:cs="Arial"/>
+          <w:b/>
+          <w:bCs/>
+          <w:kern w:val="0"/>
+          <w:sz w:val="18"/>
+          <w:szCs w:val="18"/>
+          <w:lang w:val="ru-RU"/>
+        </w:rPr>
+        <w:t xml:space="preserve"> </w:t>
+      </w:r>
+    </w:p>
+    <w:p>
+      <w:pPr>
+        <w:spacing w:after="0"/>
+        <w:rPr>
+          <w:rFonts w:ascii="Arial" w:eastAsia="Times New Roman" w:hAnsi="Arial" w:cs="Arial"/>
+          <w:b/>
+          <w:bCs/>
+          <w:kern w:val="0"/>
+          <w:sz w:val="18"/>
+          <w:szCs w:val="18"/>
+          <w:lang w:val="ru-RU"/>
+        </w:rPr>
+      </w:pPr>
+      <w:hyperlink r:id="rId33" w:history="1">
+        <w:proofErr w:type="spellStart"/>
+        <w:r>
+          <w:rPr>
+            <w:rStyle w:val="Hyperlink"/>
+            <w:rFonts w:ascii="Arial" w:hAnsi="Arial" w:cs="Arial"/>
+            <w:b/>
+            <w:bCs/>
+            <w:color w:val="auto"/>
+            <w:sz w:val="18"/>
+            <w:szCs w:val="18"/>
+            <w:lang w:val="ru-RU"/>
+          </w:rPr>
+          <w:t>Цикло</w:t>
+        </w:r>
+        <w:r>
+          <w:rPr>
+            <w:rStyle w:val="Hyperlink"/>
+            <w:rFonts w:ascii="Arial" w:hAnsi="Arial" w:cs="Arial"/>
+            <w:b/>
+            <w:bCs/>
+            <w:color w:val="auto"/>
+            <w:sz w:val="18"/>
+            <w:szCs w:val="18"/>
+            <w:lang w:val="ru-RU"/>
+          </w:rPr>
+          <w:t>вики</w:t>
+        </w:r>
+        <w:proofErr w:type="spellEnd"/>
+        <w:r>
+          <w:rPr>
+            <w:rStyle w:val="Hyperlink"/>
+            <w:rFonts w:ascii="Arial" w:hAnsi="Arial" w:cs="Arial"/>
+            <w:b/>
+            <w:bCs/>
+            <w:color w:val="auto"/>
+            <w:sz w:val="18"/>
+            <w:szCs w:val="18"/>
+            <w:lang w:val="ru-RU"/>
+          </w:rPr>
+          <w:t>.</w:t>
+        </w:r>
+        <w:r>
+          <w:rPr>
+            <w:rStyle w:val="Hyperlink"/>
+            <w:rFonts w:ascii="Arial" w:hAnsi="Arial" w:cs="Arial"/>
+            <w:b/>
+            <w:bCs/>
+            <w:color w:val="auto"/>
+            <w:sz w:val="18"/>
+            <w:szCs w:val="18"/>
+            <w:lang w:val="ru-RU"/>
+          </w:rPr>
+          <w:t xml:space="preserve"> </w:t>
+        </w:r>
+        <w:r>
+          <w:rPr>
+            <w:rStyle w:val="Hyperlink"/>
+            <w:rFonts w:ascii="Arial" w:hAnsi="Arial" w:cs="Arial"/>
+            <w:b/>
+            <w:bCs/>
+            <w:color w:val="auto"/>
+            <w:sz w:val="18"/>
+            <w:szCs w:val="18"/>
+            <w:lang w:val="ru-RU"/>
+          </w:rPr>
+          <w:t>Репрессированные в СССР</w:t>
+        </w:r>
+      </w:hyperlink>
     </w:p>
     <w:p>
       <w:pPr>
@@ -958,38 +2720,6 @@
           <w:lang w:val="ru-RU"/>
         </w:rPr>
       </w:pPr>
-      <w:hyperlink r:id="rId4" w:history="1">
-        <w:r>
-          <w:rPr>
-            <w:rStyle w:val="Hyperlink"/>
-            <w:b/>
-            <w:bCs/>
-            <w:u w:val="none"/>
-            <w:lang w:val="ru-RU"/>
-          </w:rPr>
-          <w:t xml:space="preserve">Здесь ссылки на </w:t>
-        </w:r>
-        <w:r>
-          <w:rPr>
-            <w:rStyle w:val="Hyperlink"/>
-            <w:b/>
-            <w:bCs/>
-            <w:u w:val="none"/>
-            <w:lang w:val="ru-RU"/>
-          </w:rPr>
-          <w:t>основные</w:t>
-        </w:r>
-        <w:r>
-          <w:rPr>
-            <w:rStyle w:val="Hyperlink"/>
-            <w:b/>
-            <w:bCs/>
-            <w:u w:val="none"/>
-            <w:lang w:val="ru-RU"/>
-          </w:rPr>
-          <w:t xml:space="preserve"> источники</w:t>
-        </w:r>
-      </w:hyperlink>
     </w:p>
     <w:p>
       <w:pPr>
@@ -1004,39 +2734,6 @@
     </w:p>
     <w:p>
       <w:pPr>
-        <w:pStyle w:val="Body"/>
-        <w:shd w:val="clear" w:color="auto" w:fill="FFFFFF"/>
-        <w:spacing w:after="0" w:line="240" w:lineRule="auto"/>
-        <w:jc w:val="center"/>
-        <w:rPr>
-          <w:rFonts w:ascii="Arial" w:hAnsi="Arial" w:cs="Arial"/>
-          <w:b/>
-          <w:bCs/>
-          <w:color w:val="auto"/>
-          <w:kern w:val="0"/>
-          <w:sz w:val="18"/>
-          <w:szCs w:val="18"/>
-          <w:u w:color="1D2228"/>
-          <w:lang w:val="ru-RU"/>
-        </w:rPr>
-      </w:pPr>
-      <w:r>
-        <w:rPr>
-          <w:rFonts w:ascii="Arial" w:hAnsi="Arial" w:cs="Arial"/>
-          <w:b/>
-          <w:bCs/>
-          <w:color w:val="auto"/>
-          <w:kern w:val="0"/>
-          <w:sz w:val="18"/>
-          <w:szCs w:val="18"/>
-          <w:u w:color="1D2228"/>
-          <w:lang w:val="ru-RU"/>
-        </w:rPr>
-        <w:t>СТАТИСТИКА РАССТРЕЛОВ ПО НАЦИОНАЛЬНОСТЯМ</w:t>
-      </w:r>
-    </w:p>
-    <w:p>
-      <w:pPr>
         <w:pBdr>
           <w:bottom w:val="single" w:sz="6" w:space="1" w:color="auto"/>
         </w:pBdr>
@@ -1045,11 +2742,51 @@
           <w:lang w:val="ru-RU"/>
         </w:rPr>
       </w:pPr>
+    </w:p>
+    <w:p>
+      <w:pPr>
+        <w:pBdr>
+          <w:bottom w:val="single" w:sz="6" w:space="1" w:color="auto"/>
+        </w:pBdr>
+        <w:spacing w:after="0" w:line="240" w:lineRule="auto"/>
+        <w:rPr>
+          <w:lang w:val="ru-RU"/>
+        </w:rPr>
+      </w:pPr>
+      <w:r>
+        <w:rPr>
+          <w:b/>
+          <w:bCs/>
+          <w:lang w:val="ru-RU"/>
+        </w:rPr>
+        <w:t>СТАТИСТИКА РАССТРЕЛОВ ПО НАЦИОНАЛЬНОСТЯМ</w:t>
+      </w:r>
+    </w:p>
+    <w:p>
+      <w:pPr>
+        <w:pBdr>
+          <w:bottom w:val="single" w:sz="6" w:space="1" w:color="auto"/>
+        </w:pBdr>
+        <w:spacing w:after="0" w:line="240" w:lineRule="auto"/>
+        <w:rPr>
+          <w:lang w:val="ru-RU"/>
+        </w:rPr>
+      </w:pPr>
+    </w:p>
+    <w:p>
+      <w:pPr>
+        <w:pBdr>
+          <w:bottom w:val="single" w:sz="6" w:space="1" w:color="auto"/>
+        </w:pBdr>
+        <w:spacing w:after="0" w:line="240" w:lineRule="auto"/>
+        <w:rPr>
+          <w:lang w:val="ru-RU"/>
+        </w:rPr>
+      </w:pPr>
       <w:r>
         <w:rPr>
           <w:noProof/>
         </w:rPr>
-        <w:lastRenderedPageBreak/>
         <w:drawing>
           <wp:inline distT="0" distB="0" distL="0" distR="0" wp14:anchorId="6EA9CC9F" wp14:editId="2C3E421A">
             <wp:extent cx="5943600" cy="4969510"/>
@@ -1066,10 +2803,10 @@
                     <pic:cNvPicPr/>
                   </pic:nvPicPr>
                   <pic:blipFill>
-                    <a:blip r:embed="rId5">
+                    <a:blip r:embed="rId34">
                       <a:extLst>
                         <a:ext uri="{96DAC541-7B7A-43D3-8B79-37D633B846F1}">
-                          <asvg:svgBlip xmlns:asvg="http://schemas.microsoft.com/office/drawing/2016/SVG/main" r:embed="rId6"/>
+                          <asvg:svgBlip xmlns:asvg="http://schemas.microsoft.com/office/drawing/2016/SVG/main" r:embed="rId35"/>
                         </a:ext>
                       </a:extLst>
                     </a:blip>
@@ -1244,7 +2981,6 @@
           <w:sz w:val="18"/>
           <w:szCs w:val="18"/>
         </w:rPr>
-        <w:lastRenderedPageBreak/>
         <w:drawing>
           <wp:inline distT="0" distB="0" distL="0" distR="0" wp14:anchorId="77E94F31" wp14:editId="31E4AD7C">
             <wp:extent cx="5943600" cy="4658454"/>
@@ -1263,7 +2999,7 @@
                     </pic:cNvPicPr>
                   </pic:nvPicPr>
                   <pic:blipFill>
-                    <a:blip r:embed="rId7">
+                    <a:blip r:embed="rId36">
                       <a:extLst>
                         <a:ext uri="{28A0092B-C50C-407E-A947-70E740481C1C}">
                           <a14:useLocalDpi xmlns:a14="http://schemas.microsoft.com/office/drawing/2010/main" val="0"/>
@@ -1913,7 +3649,6 @@
   <w:style w:type="character" w:default="1" w:styleId="DefaultParagraphFont">
     <w:name w:val="Default Paragraph Font"/>
     <w:uiPriority w:val="1"/>
-    <w:semiHidden/>
     <w:unhideWhenUsed/>
   </w:style>
   <w:style w:type="table" w:default="1" w:styleId="TableNormal">
